--- a/doc/詞/宋朝/蘇東坡/蘇軾-念奴嬌·赤壁懷古.docx
+++ b/doc/詞/宋朝/蘇東坡/蘇軾-念奴嬌·赤壁懷古.docx
@@ -1,6 +1,6 @@
 
 <file path=word/document.xml><?xml version="1.0" encoding="utf-8"?>
-<w:document xmlns:wpc="http://schemas.microsoft.com/office/word/2010/wordprocessingCanvas" xmlns:cx="http://schemas.microsoft.com/office/drawing/2014/chartex" xmlns:cx1="http://schemas.microsoft.com/office/drawing/2015/9/8/chartex" xmlns:cx2="http://schemas.microsoft.com/office/drawing/2015/10/21/chartex" xmlns:cx3="http://schemas.microsoft.com/office/drawing/2016/5/9/chartex" xmlns:cx4="http://schemas.microsoft.com/office/drawing/2016/5/10/chartex" xmlns:cx5="http://schemas.microsoft.com/office/drawing/2016/5/11/chartex" xmlns:cx6="http://schemas.microsoft.com/office/drawing/2016/5/12/chartex" xmlns:cx7="http://schemas.microsoft.com/office/drawing/2016/5/13/chartex" xmlns:cx8="http://schemas.microsoft.com/office/drawing/2016/5/14/chartex" xmlns:mc="http://schemas.openxmlformats.org/markup-compatibility/2006" xmlns:aink="http://schemas.microsoft.com/office/drawing/2016/ink" xmlns:am3d="http://schemas.microsoft.com/office/drawing/2017/model3d" xmlns:o="urn:schemas-microsoft-com:office:office" xmlns:oel="http://schemas.microsoft.com/office/2019/extlst" xmlns:r="http://schemas.openxmlformats.org/officeDocument/2006/relationships" xmlns:m="http://schemas.openxmlformats.org/officeDocument/2006/math" xmlns:v="urn:schemas-microsoft-com:vml" xmlns:wp14="http://schemas.microsoft.com/office/word/2010/wordprocessingDrawing" xmlns:wp="http://schemas.openxmlformats.org/drawingml/2006/wordprocessingDrawing" xmlns:w10="urn:schemas-microsoft-com:office:word" xmlns:w="http://schemas.openxmlformats.org/wordprocessingml/2006/main" xmlns:w14="http://schemas.microsoft.com/office/word/2010/wordml" xmlns:w15="http://schemas.microsoft.com/office/word/2012/wordml" xmlns:w16cex="http://schemas.microsoft.com/office/word/2018/wordml/cex" xmlns:w16cid="http://schemas.microsoft.com/office/word/2016/wordml/cid" xmlns:w16="http://schemas.microsoft.com/office/word/2018/wordml" xmlns:w16du="http://schemas.microsoft.com/office/word/2023/wordml/word16du" xmlns:w16sdtdh="http://schemas.microsoft.com/office/word/2020/wordml/sdtdatahash" xmlns:w16se="http://schemas.microsoft.com/office/word/2015/wordml/symex" xmlns:wpg="http://schemas.microsoft.com/office/word/2010/wordprocessingGroup" xmlns:wpi="http://schemas.microsoft.com/office/word/2010/wordprocessingInk" xmlns:wne="http://schemas.microsoft.com/office/word/2006/wordml" xmlns:wps="http://schemas.microsoft.com/office/word/2010/wordprocessingShape" mc:Ignorable="w14 w15 w16se w16cid w16 w16cex w16sdtdh wp14">
+<w:document xmlns:wpc="http://schemas.microsoft.com/office/word/2010/wordprocessingCanvas" xmlns:cx="http://schemas.microsoft.com/office/drawing/2014/chartex" xmlns:cx1="http://schemas.microsoft.com/office/drawing/2015/9/8/chartex" xmlns:cx2="http://schemas.microsoft.com/office/drawing/2015/10/21/chartex" xmlns:cx3="http://schemas.microsoft.com/office/drawing/2016/5/9/chartex" xmlns:cx4="http://schemas.microsoft.com/office/drawing/2016/5/10/chartex" xmlns:cx5="http://schemas.microsoft.com/office/drawing/2016/5/11/chartex" xmlns:cx6="http://schemas.microsoft.com/office/drawing/2016/5/12/chartex" xmlns:cx7="http://schemas.microsoft.com/office/drawing/2016/5/13/chartex" xmlns:cx8="http://schemas.microsoft.com/office/drawing/2016/5/14/chartex" xmlns:mc="http://schemas.openxmlformats.org/markup-compatibility/2006" xmlns:aink="http://schemas.microsoft.com/office/drawing/2016/ink" xmlns:am3d="http://schemas.microsoft.com/office/drawing/2017/model3d" xmlns:o="urn:schemas-microsoft-com:office:office" xmlns:r="http://schemas.openxmlformats.org/officeDocument/2006/relationships" xmlns:m="http://schemas.openxmlformats.org/officeDocument/2006/math" xmlns:v="urn:schemas-microsoft-com:vml" xmlns:wp14="http://schemas.microsoft.com/office/word/2010/wordprocessingDrawing" xmlns:wp="http://schemas.openxmlformats.org/drawingml/2006/wordprocessingDrawing" xmlns:w10="urn:schemas-microsoft-com:office:word" xmlns:w="http://schemas.openxmlformats.org/wordprocessingml/2006/main" xmlns:w14="http://schemas.microsoft.com/office/word/2010/wordml" xmlns:w15="http://schemas.microsoft.com/office/word/2012/wordml" xmlns:w16cex="http://schemas.microsoft.com/office/word/2018/wordml/cex" xmlns:w16cid="http://schemas.microsoft.com/office/word/2016/wordml/cid" xmlns:w16="http://schemas.microsoft.com/office/word/2018/wordml" xmlns:w16sdtdh="http://schemas.microsoft.com/office/word/2020/wordml/sdtdatahash" xmlns:w16se="http://schemas.microsoft.com/office/word/2015/wordml/symex" xmlns:wpg="http://schemas.microsoft.com/office/word/2010/wordprocessingGroup" xmlns:wpi="http://schemas.microsoft.com/office/word/2010/wordprocessingInk" xmlns:wne="http://schemas.microsoft.com/office/word/2006/wordml" xmlns:wps="http://schemas.microsoft.com/office/word/2010/wordprocessingShape" mc:Ignorable="w14 w15 w16se w16cid w16 w16cex w16sdtdh wp14">
   <w:body>
     <w:p>
       <w:pPr>
@@ -61,7 +61,7 @@
           <w:sz w:val="52"/>
           <w:szCs w:val="52"/>
         </w:rPr>
-        <w:t xml:space="preserve">    </w:t>
+        <w:t xml:space="preserve"> </w:t>
       </w:r>
       <w:r>
         <w:rPr>
@@ -293,7 +293,7 @@
     </w:p>
     <w:p>
       <w:pPr>
-        <w:spacing w:beforeLines="100" w:before="240" w:afterLines="50" w:after="120" w:line="400" w:lineRule="exact"/>
+        <w:spacing w:beforeLines="50" w:before="120" w:after="0" w:line="440" w:lineRule="exact"/>
         <w:ind w:left="0" w:right="0" w:firstLine="0"/>
       </w:pPr>
       <w:r>
@@ -309,17 +309,80 @@
       <w:pPr>
         <w:spacing w:after="0" w:line="440" w:lineRule="exact"/>
         <w:ind w:left="0" w:right="0" w:firstLine="0"/>
-        <w:rPr>
-          <w:szCs w:val="28"/>
-        </w:rPr>
-      </w:pPr>
+        <w:jc w:val="both"/>
+        <w:rPr>
+          <w:szCs w:val="28"/>
+        </w:rPr>
+      </w:pPr>
+      <w:r>
+        <w:rPr>
+          <w:rFonts w:hint="eastAsia"/>
+          <w:szCs w:val="28"/>
+        </w:rPr>
+        <w:t>滾滾的</w:t>
+      </w:r>
       <w:r>
         <w:rPr>
           <w:rFonts w:hint="eastAsia"/>
           <w:szCs w:val="28"/>
           <w:u w:val="single"/>
         </w:rPr>
-        <w:t>長</w:t>
+        <w:t>長江</w:t>
+      </w:r>
+      <w:r>
+        <w:rPr>
+          <w:rFonts w:hint="eastAsia"/>
+          <w:szCs w:val="28"/>
+        </w:rPr>
+        <w:t>水向</w:t>
+      </w:r>
+      <w:proofErr w:type="gramStart"/>
+      <w:r>
+        <w:rPr>
+          <w:rFonts w:hint="eastAsia"/>
+          <w:szCs w:val="28"/>
+        </w:rPr>
+        <w:t>東流去</w:t>
+      </w:r>
+      <w:proofErr w:type="gramEnd"/>
+      <w:r>
+        <w:rPr>
+          <w:rFonts w:hint="eastAsia"/>
+          <w:szCs w:val="28"/>
+        </w:rPr>
+        <w:t>，波浪淘盡了無數歷史上的英雄豪傑。那處荒涼的舊營壘</w:t>
+      </w:r>
+      <w:proofErr w:type="gramStart"/>
+      <w:r>
+        <w:rPr>
+          <w:rFonts w:hint="eastAsia"/>
+          <w:szCs w:val="28"/>
+        </w:rPr>
+        <w:t>西邊，</w:t>
+      </w:r>
+      <w:proofErr w:type="gramEnd"/>
+      <w:r>
+        <w:rPr>
+          <w:rFonts w:hint="eastAsia"/>
+          <w:szCs w:val="28"/>
+        </w:rPr>
+        <w:t>人們</w:t>
+      </w:r>
+      <w:proofErr w:type="gramStart"/>
+      <w:r>
+        <w:rPr>
+          <w:rFonts w:hint="eastAsia"/>
+          <w:szCs w:val="28"/>
+        </w:rPr>
+        <w:t>都說這就是</w:t>
+      </w:r>
+      <w:proofErr w:type="gramEnd"/>
+      <w:r>
+        <w:rPr>
+          <w:rFonts w:hint="eastAsia"/>
+          <w:szCs w:val="28"/>
+        </w:rPr>
+        <w:t>當年</w:t>
       </w:r>
       <w:r>
         <w:rPr>
@@ -327,14 +390,22 @@
           <w:szCs w:val="28"/>
           <w:u w:val="single"/>
         </w:rPr>
-        <w:t>江</w:t>
-      </w:r>
-      <w:r>
-        <w:rPr>
-          <w:rFonts w:hint="eastAsia"/>
-          <w:szCs w:val="28"/>
-        </w:rPr>
-        <w:t>浩浩蕩蕩向</w:t>
+        <w:t>三國</w:t>
+      </w:r>
+      <w:r>
+        <w:rPr>
+          <w:rFonts w:hint="eastAsia"/>
+          <w:szCs w:val="28"/>
+        </w:rPr>
+        <w:t>時代</w:t>
+      </w:r>
+      <w:r>
+        <w:rPr>
+          <w:rFonts w:hint="eastAsia"/>
+          <w:szCs w:val="28"/>
+          <w:u w:val="single"/>
+        </w:rPr>
+        <w:t>周瑜</w:t>
       </w:r>
       <w:proofErr w:type="gramStart"/>
       <w:r>
@@ -342,32 +413,63 @@
           <w:rFonts w:hint="eastAsia"/>
           <w:szCs w:val="28"/>
         </w:rPr>
-        <w:t>東流去</w:t>
+        <w:t>大敗</w:t>
+      </w:r>
+      <w:r>
+        <w:rPr>
+          <w:rFonts w:hint="eastAsia"/>
+          <w:szCs w:val="28"/>
+          <w:u w:val="single"/>
+        </w:rPr>
+        <w:t>曹</w:t>
+      </w:r>
+      <w:r>
+        <w:rPr>
+          <w:rFonts w:hint="eastAsia"/>
+          <w:szCs w:val="28"/>
+        </w:rPr>
+        <w:t>軍的</w:t>
       </w:r>
       <w:proofErr w:type="gramEnd"/>
       <w:r>
         <w:rPr>
           <w:rFonts w:hint="eastAsia"/>
           <w:szCs w:val="28"/>
-        </w:rPr>
-        <w:t>，滔滔巨浪淘盡千古英雄人物。</w:t>
+          <w:u w:val="single"/>
+        </w:rPr>
+        <w:t>赤壁</w:t>
+      </w:r>
+      <w:r>
+        <w:rPr>
+          <w:rFonts w:hint="eastAsia"/>
+          <w:szCs w:val="28"/>
+        </w:rPr>
+        <w:t>。</w:t>
       </w:r>
     </w:p>
     <w:p>
       <w:pPr>
-        <w:spacing w:after="0" w:line="440" w:lineRule="exact"/>
+        <w:spacing w:beforeLines="50" w:before="120" w:after="0" w:line="440" w:lineRule="exact"/>
         <w:ind w:left="0" w:right="0" w:firstLine="0"/>
-        <w:rPr>
-          <w:szCs w:val="28"/>
-        </w:rPr>
-      </w:pPr>
+        <w:jc w:val="both"/>
+        <w:rPr>
+          <w:szCs w:val="28"/>
+        </w:rPr>
+      </w:pPr>
+      <w:r>
+        <w:rPr>
+          <w:rFonts w:hint="eastAsia"/>
+          <w:szCs w:val="28"/>
+        </w:rPr>
+        <w:t>陡峭零亂</w:t>
+      </w:r>
       <w:proofErr w:type="gramStart"/>
       <w:r>
         <w:rPr>
           <w:rFonts w:hint="eastAsia"/>
           <w:szCs w:val="28"/>
         </w:rPr>
-        <w:t>那舊營壘</w:t>
+        <w:t>的崖石直衝</w:t>
       </w:r>
       <w:proofErr w:type="gramEnd"/>
       <w:r>
@@ -375,7 +477,7 @@
           <w:rFonts w:hint="eastAsia"/>
           <w:szCs w:val="28"/>
         </w:rPr>
-        <w:t>的</w:t>
+        <w:t>雲霄，驚人的駭浪</w:t>
       </w:r>
       <w:proofErr w:type="gramStart"/>
       <w:r>
@@ -383,7 +485,7 @@
           <w:rFonts w:hint="eastAsia"/>
           <w:szCs w:val="28"/>
         </w:rPr>
-        <w:t>西邊，人們說那</w:t>
+        <w:t>拍擊著</w:t>
       </w:r>
       <w:proofErr w:type="gramEnd"/>
       <w:r>
@@ -391,91 +493,69 @@
           <w:rFonts w:hint="eastAsia"/>
           <w:szCs w:val="28"/>
         </w:rPr>
-        <w:t>就是</w:t>
-      </w:r>
-      <w:r>
-        <w:rPr>
-          <w:rFonts w:hint="eastAsia"/>
-          <w:szCs w:val="28"/>
-          <w:u w:val="single"/>
-        </w:rPr>
-        <w:t>三國</w:t>
-      </w:r>
-      <w:r>
-        <w:rPr>
-          <w:rFonts w:hint="eastAsia"/>
-          <w:szCs w:val="28"/>
-        </w:rPr>
-        <w:t xml:space="preserve"> </w:t>
-      </w:r>
-      <w:r>
-        <w:rPr>
-          <w:rFonts w:hint="eastAsia"/>
-          <w:szCs w:val="28"/>
-          <w:u w:val="single"/>
-        </w:rPr>
-        <w:t>周瑜</w:t>
-      </w:r>
-      <w:bookmarkStart w:id="0" w:name="_Hlk132200620"/>
-      <w:r>
-        <w:rPr>
-          <w:rFonts w:hint="eastAsia"/>
-          <w:szCs w:val="28"/>
-        </w:rPr>
-        <w:t>鏖戰</w:t>
-      </w:r>
-      <w:bookmarkEnd w:id="0"/>
-      <w:r>
-        <w:rPr>
-          <w:rFonts w:hint="eastAsia"/>
-          <w:szCs w:val="28"/>
-        </w:rPr>
-        <w:t>的</w:t>
-      </w:r>
-      <w:r>
-        <w:rPr>
-          <w:rFonts w:hint="eastAsia"/>
-          <w:szCs w:val="28"/>
-          <w:u w:val="single"/>
-        </w:rPr>
-        <w:t>赤壁</w:t>
-      </w:r>
-      <w:r>
-        <w:rPr>
-          <w:rFonts w:hint="eastAsia"/>
-          <w:szCs w:val="28"/>
-        </w:rPr>
-        <w:t>。</w:t>
+        <w:t>江岸，捲起千堆像雪一般的白色浪花。這壯麗的江山就像一幅美麗的畫作，在那個時代湧現了多少傑出的英雄豪傑啊！</w:t>
       </w:r>
     </w:p>
     <w:p>
       <w:pPr>
-        <w:spacing w:after="0" w:line="440" w:lineRule="exact"/>
+        <w:spacing w:beforeLines="50" w:before="120" w:after="0" w:line="440" w:lineRule="exact"/>
         <w:ind w:left="0" w:right="0" w:firstLine="0"/>
-        <w:rPr>
-          <w:szCs w:val="28"/>
-        </w:rPr>
-      </w:pPr>
-      <w:r>
-        <w:rPr>
-          <w:rFonts w:hint="eastAsia"/>
-          <w:szCs w:val="28"/>
-        </w:rPr>
-        <w:t>陡峭的</w:t>
-      </w:r>
-      <w:r>
-        <w:rPr>
-          <w:rFonts w:hint="eastAsia"/>
-          <w:szCs w:val="28"/>
-        </w:rPr>
-        <w:t>石壁</w:t>
-      </w:r>
-      <w:r>
-        <w:rPr>
-          <w:rFonts w:hint="eastAsia"/>
-          <w:szCs w:val="28"/>
-        </w:rPr>
-        <w:t>高插雲霄，波濤洶湧的駭浪猛擊江岸，滔滔江流捲起了千萬堆澎湃的</w:t>
+        <w:jc w:val="both"/>
+        <w:rPr>
+          <w:szCs w:val="28"/>
+        </w:rPr>
+      </w:pPr>
+      <w:r>
+        <w:rPr>
+          <w:rFonts w:hint="eastAsia"/>
+          <w:szCs w:val="28"/>
+        </w:rPr>
+        <w:t>遙想當年的</w:t>
+      </w:r>
+      <w:r>
+        <w:rPr>
+          <w:rFonts w:hint="eastAsia"/>
+          <w:szCs w:val="28"/>
+          <w:u w:val="single"/>
+        </w:rPr>
+        <w:t>公瑾</w:t>
+      </w:r>
+      <w:r>
+        <w:rPr>
+          <w:rFonts w:hint="eastAsia"/>
+          <w:szCs w:val="28"/>
+        </w:rPr>
+        <w:t>（</w:t>
+      </w:r>
+      <w:r>
+        <w:rPr>
+          <w:rFonts w:hint="eastAsia"/>
+          <w:szCs w:val="28"/>
+          <w:u w:val="single"/>
+        </w:rPr>
+        <w:t>周瑜</w:t>
+      </w:r>
+      <w:r>
+        <w:rPr>
+          <w:rFonts w:hint="eastAsia"/>
+          <w:szCs w:val="28"/>
+        </w:rPr>
+        <w:t>）風華正茂，剛剛迎娶了</w:t>
+      </w:r>
+      <w:r>
+        <w:rPr>
+          <w:rFonts w:hint="eastAsia"/>
+          <w:szCs w:val="28"/>
+          <w:u w:val="single"/>
+        </w:rPr>
+        <w:t>小喬</w:t>
+      </w:r>
+      <w:r>
+        <w:rPr>
+          <w:rFonts w:hint="eastAsia"/>
+          <w:szCs w:val="28"/>
+        </w:rPr>
+        <w:t>，意氣風發、雄壯瀟灑。他手搖羽扇、頭戴青絲頭巾，在談笑</w:t>
       </w:r>
       <w:proofErr w:type="gramStart"/>
       <w:r>
@@ -483,213 +563,53 @@
           <w:rFonts w:hint="eastAsia"/>
           <w:szCs w:val="28"/>
         </w:rPr>
-        <w:t>雪浪。</w:t>
+        <w:t>之間，</w:t>
       </w:r>
       <w:proofErr w:type="gramEnd"/>
+      <w:r>
+        <w:rPr>
+          <w:rFonts w:hint="eastAsia"/>
+          <w:szCs w:val="28"/>
+        </w:rPr>
+        <w:t>強大的敵軍就如灰飛煙滅般被徹底擊潰。</w:t>
+      </w:r>
     </w:p>
     <w:p>
       <w:pPr>
-        <w:spacing w:after="0" w:line="440" w:lineRule="exact"/>
+        <w:spacing w:beforeLines="50" w:before="120" w:after="0" w:line="440" w:lineRule="exact"/>
         <w:ind w:left="0" w:right="0" w:firstLine="0"/>
-        <w:rPr>
-          <w:szCs w:val="28"/>
-        </w:rPr>
-      </w:pPr>
-      <w:r>
-        <w:rPr>
-          <w:rFonts w:hint="eastAsia"/>
-          <w:szCs w:val="28"/>
-        </w:rPr>
-        <w:t>雄壯的江山奇麗如圖畫，一時間湧現出多少英雄豪傑。</w:t>
+        <w:jc w:val="both"/>
+        <w:rPr>
+          <w:szCs w:val="28"/>
+        </w:rPr>
+      </w:pPr>
+      <w:r>
+        <w:rPr>
+          <w:rFonts w:hint="eastAsia"/>
+          <w:szCs w:val="28"/>
+        </w:rPr>
+        <w:t>如今我神遊古代戰場，多情的自己真該笑話自己，頭髮</w:t>
+      </w:r>
+      <w:proofErr w:type="gramStart"/>
+      <w:r>
+        <w:rPr>
+          <w:rFonts w:hint="eastAsia"/>
+          <w:szCs w:val="28"/>
+        </w:rPr>
+        <w:t>過早地白了</w:t>
+      </w:r>
+      <w:proofErr w:type="gramEnd"/>
+      <w:r>
+        <w:rPr>
+          <w:rFonts w:hint="eastAsia"/>
+          <w:szCs w:val="28"/>
+        </w:rPr>
+        <w:t>。世事如同一場虛幻的夢，還是舉起酒杯，將美酒灑在江面上的明月，聊表敬意與寄託吧。</w:t>
       </w:r>
     </w:p>
     <w:p>
       <w:pPr>
-        <w:spacing w:after="0" w:line="440" w:lineRule="exact"/>
-        <w:ind w:left="0" w:right="0" w:firstLine="0"/>
-        <w:rPr>
-          <w:szCs w:val="28"/>
-        </w:rPr>
-      </w:pPr>
-      <w:r>
-        <w:rPr>
-          <w:rFonts w:hint="eastAsia"/>
-          <w:szCs w:val="28"/>
-        </w:rPr>
-        <w:t>遙想當年的</w:t>
-      </w:r>
-      <w:r>
-        <w:rPr>
-          <w:rFonts w:hint="eastAsia"/>
-          <w:szCs w:val="28"/>
-          <w:u w:val="single"/>
-        </w:rPr>
-        <w:t>周瑜</w:t>
-      </w:r>
-      <w:r>
-        <w:rPr>
-          <w:rFonts w:hint="eastAsia"/>
-          <w:szCs w:val="28"/>
-        </w:rPr>
-        <w:t>春風得意，絕代佳人</w:t>
-      </w:r>
-      <w:proofErr w:type="gramStart"/>
-      <w:r>
-        <w:rPr>
-          <w:rFonts w:hint="eastAsia"/>
-          <w:szCs w:val="28"/>
-          <w:u w:val="single"/>
-        </w:rPr>
-        <w:t>小喬</w:t>
-      </w:r>
-      <w:r>
-        <w:rPr>
-          <w:rFonts w:hint="eastAsia"/>
-          <w:szCs w:val="28"/>
-        </w:rPr>
-        <w:t>剛</w:t>
-      </w:r>
-      <w:proofErr w:type="gramEnd"/>
-      <w:r>
-        <w:rPr>
-          <w:rFonts w:hint="eastAsia"/>
-          <w:szCs w:val="28"/>
-        </w:rPr>
-        <w:t>嫁給他，他英姿奮發豪氣滿懷。</w:t>
-      </w:r>
-    </w:p>
-    <w:p>
-      <w:pPr>
-        <w:spacing w:after="0" w:line="440" w:lineRule="exact"/>
-        <w:ind w:left="0" w:right="0" w:firstLine="0"/>
-        <w:rPr>
-          <w:szCs w:val="28"/>
-        </w:rPr>
-      </w:pPr>
-      <w:r>
-        <w:rPr>
-          <w:rFonts w:hint="eastAsia"/>
-          <w:szCs w:val="28"/>
-        </w:rPr>
-        <w:t>手搖羽扇頭戴綸巾，談笑</w:t>
-      </w:r>
-      <w:proofErr w:type="gramStart"/>
-      <w:r>
-        <w:rPr>
-          <w:rFonts w:hint="eastAsia"/>
-          <w:szCs w:val="28"/>
-        </w:rPr>
-        <w:t>之間，</w:t>
-      </w:r>
-      <w:r>
-        <w:rPr>
-          <w:rFonts w:hint="eastAsia"/>
-          <w:szCs w:val="28"/>
-        </w:rPr>
-        <w:t>曹軍</w:t>
-      </w:r>
-      <w:proofErr w:type="gramEnd"/>
-      <w:r>
-        <w:rPr>
-          <w:rFonts w:hint="eastAsia"/>
-          <w:szCs w:val="28"/>
-        </w:rPr>
-        <w:t>在</w:t>
-      </w:r>
-      <w:r>
-        <w:rPr>
-          <w:rFonts w:hint="eastAsia"/>
-          <w:szCs w:val="28"/>
-        </w:rPr>
-        <w:t>火</w:t>
-      </w:r>
-      <w:r>
-        <w:rPr>
-          <w:rFonts w:hint="eastAsia"/>
-          <w:szCs w:val="28"/>
-        </w:rPr>
-        <w:t>攻當</w:t>
-      </w:r>
-      <w:r>
-        <w:rPr>
-          <w:rFonts w:hint="eastAsia"/>
-          <w:szCs w:val="28"/>
-        </w:rPr>
-        <w:t>中全部喪生。</w:t>
-      </w:r>
-    </w:p>
-    <w:p>
-      <w:pPr>
-        <w:spacing w:after="0" w:line="440" w:lineRule="exact"/>
-        <w:ind w:left="0" w:right="0" w:firstLine="0"/>
-        <w:rPr>
-          <w:szCs w:val="28"/>
-        </w:rPr>
-      </w:pPr>
-      <w:r>
-        <w:rPr>
-          <w:rFonts w:hint="eastAsia"/>
-          <w:szCs w:val="28"/>
-        </w:rPr>
-        <w:t>我今日神遊當年的戰</w:t>
-      </w:r>
-      <w:r>
-        <w:rPr>
-          <w:rFonts w:hint="eastAsia"/>
-          <w:szCs w:val="28"/>
-        </w:rPr>
-        <w:t>場</w:t>
-      </w:r>
-      <w:r>
-        <w:rPr>
-          <w:rFonts w:hint="eastAsia"/>
-          <w:szCs w:val="28"/>
-        </w:rPr>
-        <w:t>，</w:t>
-      </w:r>
-      <w:r>
-        <w:rPr>
-          <w:rFonts w:hint="eastAsia"/>
-          <w:szCs w:val="28"/>
-        </w:rPr>
-        <w:t>意識到自己不復年少，在貶謫的歲月裡，雄心壯志亦漸消磨，在這樣的情況下，想要追求不朽的事業，想要與時間抗衡，其實都只是妄想罷了。</w:t>
-      </w:r>
-    </w:p>
-    <w:p>
-      <w:pPr>
-        <w:spacing w:after="0" w:line="440" w:lineRule="exact"/>
-        <w:ind w:left="0" w:right="0" w:firstLine="0"/>
-        <w:rPr>
-          <w:szCs w:val="28"/>
-        </w:rPr>
-      </w:pPr>
-      <w:r>
-        <w:rPr>
-          <w:rFonts w:hint="eastAsia"/>
-          <w:szCs w:val="28"/>
-        </w:rPr>
-        <w:t>人生猶如一場夢，</w:t>
-      </w:r>
-      <w:proofErr w:type="gramStart"/>
-      <w:r>
-        <w:rPr>
-          <w:rFonts w:hint="eastAsia"/>
-          <w:szCs w:val="28"/>
-        </w:rPr>
-        <w:t>且灑一杯</w:t>
-      </w:r>
-      <w:proofErr w:type="gramEnd"/>
-      <w:r>
-        <w:rPr>
-          <w:rFonts w:hint="eastAsia"/>
-          <w:szCs w:val="28"/>
-        </w:rPr>
-        <w:t>酒祭奠江上的明月。</w:t>
-      </w:r>
-    </w:p>
-    <w:p>
-      <w:pPr>
-        <w:spacing w:beforeLines="100" w:before="240" w:after="0" w:line="440" w:lineRule="exact"/>
+        <w:spacing w:beforeLines="50" w:before="120" w:after="0" w:line="440" w:lineRule="exact"/>
         <w:ind w:left="0" w:right="0" w:firstLine="0"/>
         <w:rPr>
           <w:sz w:val="32"/>
@@ -713,12 +633,28 @@
           <w:numId w:val="18"/>
         </w:numPr>
         <w:spacing w:after="0" w:line="440" w:lineRule="exact"/>
-        <w:ind w:leftChars="0" w:right="0"/>
-        <w:rPr>
-          <w:color w:val="0F0F0F"/>
-          <w:szCs w:val="28"/>
-        </w:rPr>
-      </w:pPr>
+        <w:ind w:leftChars="0" w:left="284" w:right="0" w:hanging="284"/>
+        <w:rPr>
+          <w:color w:val="0F0F0F"/>
+          <w:szCs w:val="28"/>
+        </w:rPr>
+      </w:pPr>
+      <w:r>
+        <w:rPr>
+          <w:rFonts w:hint="eastAsia"/>
+          <w:color w:val="0F0F0F"/>
+          <w:szCs w:val="28"/>
+        </w:rPr>
+        <w:t>赤壁：</w:t>
+      </w:r>
+      <w:r>
+        <w:rPr>
+          <w:rFonts w:hint="eastAsia"/>
+          <w:color w:val="0F0F0F"/>
+          <w:szCs w:val="28"/>
+        </w:rPr>
+        <w:t>指詞人所見的舊戰場，</w:t>
+      </w:r>
       <w:proofErr w:type="gramStart"/>
       <w:r>
         <w:rPr>
@@ -726,7 +662,16 @@
           <w:color w:val="0F0F0F"/>
           <w:szCs w:val="28"/>
         </w:rPr>
-        <w:t>念奴嬌</w:t>
+        <w:t>即</w:t>
+      </w:r>
+      <w:r>
+        <w:rPr>
+          <w:rFonts w:hint="eastAsia"/>
+          <w:color w:val="0F0F0F"/>
+          <w:szCs w:val="28"/>
+          <w:u w:val="single"/>
+        </w:rPr>
+        <w:t>黃州</w:t>
       </w:r>
       <w:proofErr w:type="gramEnd"/>
       <w:r>
@@ -735,7 +680,7 @@
           <w:color w:val="0F0F0F"/>
           <w:szCs w:val="28"/>
         </w:rPr>
-        <w:t>：詞牌名。又名“百字令”“酹江月”等。赤壁：此指</w:t>
+        <w:t>（今</w:t>
       </w:r>
       <w:r>
         <w:rPr>
@@ -744,7 +689,7 @@
           <w:szCs w:val="28"/>
           <w:u w:val="single"/>
         </w:rPr>
-        <w:t>黃州</w:t>
+        <w:t>湖北省</w:t>
       </w:r>
       <w:r>
         <w:rPr>
@@ -761,6 +706,23 @@
           <w:szCs w:val="28"/>
           <w:u w:val="single"/>
         </w:rPr>
+        <w:t>黃岡市</w:t>
+      </w:r>
+      <w:r>
+        <w:rPr>
+          <w:rFonts w:hint="eastAsia"/>
+          <w:color w:val="0F0F0F"/>
+          <w:szCs w:val="28"/>
+        </w:rPr>
+        <w:t>）</w:t>
+      </w:r>
+      <w:r>
+        <w:rPr>
+          <w:rFonts w:hint="eastAsia"/>
+          <w:color w:val="0F0F0F"/>
+          <w:szCs w:val="28"/>
+          <w:u w:val="single"/>
+        </w:rPr>
         <w:t>赤壁</w:t>
       </w:r>
       <w:r>
@@ -769,7 +731,7 @@
           <w:color w:val="0F0F0F"/>
           <w:szCs w:val="28"/>
         </w:rPr>
-        <w:t>，一名“</w:t>
+        <w:t>。一般認為並非</w:t>
       </w:r>
       <w:r>
         <w:rPr>
@@ -778,15 +740,7 @@
           <w:szCs w:val="28"/>
           <w:u w:val="single"/>
         </w:rPr>
-        <w:t>赤鼻磯</w:t>
-      </w:r>
-      <w:r>
-        <w:rPr>
-          <w:rFonts w:hint="eastAsia"/>
-          <w:color w:val="0F0F0F"/>
-          <w:szCs w:val="28"/>
-        </w:rPr>
-        <w:t>”，在今</w:t>
+        <w:t>三國</w:t>
       </w:r>
       <w:r>
         <w:rPr>
@@ -795,14 +749,6 @@
           <w:szCs w:val="28"/>
           <w:u w:val="single"/>
         </w:rPr>
-        <w:t>湖北</w:t>
-      </w:r>
-      <w:r>
-        <w:rPr>
-          <w:rFonts w:hint="eastAsia"/>
-          <w:color w:val="0F0F0F"/>
-          <w:szCs w:val="28"/>
-        </w:rPr>
         <w:t xml:space="preserve"> </w:t>
       </w:r>
       <w:r>
@@ -812,15 +758,15 @@
           <w:szCs w:val="28"/>
           <w:u w:val="single"/>
         </w:rPr>
-        <w:t>黃岡</w:t>
-      </w:r>
-      <w:r>
-        <w:rPr>
-          <w:rFonts w:hint="eastAsia"/>
-          <w:color w:val="0F0F0F"/>
-          <w:szCs w:val="28"/>
-        </w:rPr>
-        <w:t>西。而</w:t>
+        <w:t>周瑜</w:t>
+      </w:r>
+      <w:r>
+        <w:rPr>
+          <w:rFonts w:hint="eastAsia"/>
+          <w:color w:val="0F0F0F"/>
+          <w:szCs w:val="28"/>
+        </w:rPr>
+        <w:t>大敗</w:t>
       </w:r>
       <w:r>
         <w:rPr>
@@ -829,15 +775,15 @@
           <w:szCs w:val="28"/>
           <w:u w:val="single"/>
         </w:rPr>
-        <w:t>三國</w:t>
-      </w:r>
-      <w:r>
-        <w:rPr>
-          <w:rFonts w:hint="eastAsia"/>
-          <w:color w:val="0F0F0F"/>
-          <w:szCs w:val="28"/>
-        </w:rPr>
-        <w:t>古戰場的</w:t>
+        <w:t>曹操</w:t>
+      </w:r>
+      <w:r>
+        <w:rPr>
+          <w:rFonts w:hint="eastAsia"/>
+          <w:color w:val="0F0F0F"/>
+          <w:szCs w:val="28"/>
+        </w:rPr>
+        <w:t>的</w:t>
       </w:r>
       <w:r>
         <w:rPr>
@@ -854,7 +800,7 @@
           <w:color w:val="0F0F0F"/>
           <w:szCs w:val="28"/>
         </w:rPr>
-        <w:t>，文化界認爲在今</w:t>
+        <w:t>（</w:t>
       </w:r>
       <w:r>
         <w:rPr>
@@ -863,7 +809,7 @@
           <w:szCs w:val="28"/>
           <w:u w:val="single"/>
         </w:rPr>
-        <w:t>湖北</w:t>
+        <w:t>咸寧</w:t>
       </w:r>
       <w:r>
         <w:rPr>
@@ -880,32 +826,15 @@
           <w:szCs w:val="28"/>
           <w:u w:val="single"/>
         </w:rPr>
-        <w:t>赤壁市</w:t>
-      </w:r>
-      <w:r>
-        <w:rPr>
-          <w:rFonts w:hint="eastAsia"/>
-          <w:color w:val="0F0F0F"/>
-          <w:szCs w:val="28"/>
-        </w:rPr>
-        <w:t xml:space="preserve"> </w:t>
-      </w:r>
-      <w:r>
-        <w:rPr>
-          <w:rFonts w:hint="eastAsia"/>
-          <w:color w:val="0F0F0F"/>
-          <w:szCs w:val="28"/>
-          <w:u w:val="single"/>
-        </w:rPr>
-        <w:t>蒲圻縣</w:t>
-      </w:r>
-      <w:r>
-        <w:rPr>
-          <w:rFonts w:hint="eastAsia"/>
-          <w:color w:val="0F0F0F"/>
-          <w:szCs w:val="28"/>
-        </w:rPr>
-        <w:t>西北。</w:t>
+        <w:t>赤壁</w:t>
+      </w:r>
+      <w:r>
+        <w:rPr>
+          <w:rFonts w:hint="eastAsia"/>
+          <w:color w:val="0F0F0F"/>
+          <w:szCs w:val="28"/>
+        </w:rPr>
+        <w:t>）。</w:t>
       </w:r>
     </w:p>
     <w:p>
@@ -916,7 +845,7 @@
           <w:numId w:val="18"/>
         </w:numPr>
         <w:spacing w:after="0" w:line="440" w:lineRule="exact"/>
-        <w:ind w:leftChars="0" w:right="0"/>
+        <w:ind w:leftChars="0" w:left="284" w:right="0" w:hanging="284"/>
         <w:rPr>
           <w:color w:val="0F0F0F"/>
           <w:szCs w:val="28"/>
@@ -956,19 +885,27 @@
           <w:numId w:val="18"/>
         </w:numPr>
         <w:spacing w:after="0" w:line="440" w:lineRule="exact"/>
-        <w:ind w:leftChars="0" w:right="0"/>
-        <w:rPr>
-          <w:color w:val="0F0F0F"/>
-          <w:szCs w:val="28"/>
-        </w:rPr>
-      </w:pPr>
-      <w:r>
-        <w:rPr>
-          <w:rFonts w:hint="eastAsia"/>
-          <w:color w:val="0F0F0F"/>
-          <w:szCs w:val="28"/>
-        </w:rPr>
-        <w:t>淘：沖洗，沖刷。</w:t>
+        <w:ind w:leftChars="0" w:left="284" w:right="0" w:hanging="284"/>
+        <w:rPr>
+          <w:color w:val="0F0F0F"/>
+          <w:szCs w:val="28"/>
+        </w:rPr>
+      </w:pPr>
+      <w:r>
+        <w:rPr>
+          <w:rFonts w:hint="eastAsia"/>
+          <w:color w:val="0F0F0F"/>
+          <w:szCs w:val="28"/>
+        </w:rPr>
+        <w:t>淘：</w:t>
+      </w:r>
+      <w:r>
+        <w:rPr>
+          <w:rFonts w:hint="eastAsia"/>
+          <w:color w:val="0F0F0F"/>
+          <w:szCs w:val="28"/>
+        </w:rPr>
+        <w:t>沖刷、淘汰。此處指水流沖洗、洗淨。</w:t>
       </w:r>
     </w:p>
     <w:p>
@@ -979,19 +916,27 @@
           <w:numId w:val="18"/>
         </w:numPr>
         <w:spacing w:after="0" w:line="440" w:lineRule="exact"/>
-        <w:ind w:leftChars="0" w:right="0"/>
-        <w:rPr>
-          <w:color w:val="0F0F0F"/>
-          <w:szCs w:val="28"/>
-        </w:rPr>
-      </w:pPr>
-      <w:r>
-        <w:rPr>
-          <w:rFonts w:hint="eastAsia"/>
-          <w:color w:val="0F0F0F"/>
-          <w:szCs w:val="28"/>
-        </w:rPr>
-        <w:t>風流人物：指傑出的歷史名人。</w:t>
+        <w:ind w:leftChars="0" w:left="284" w:right="0" w:hanging="284"/>
+        <w:rPr>
+          <w:color w:val="0F0F0F"/>
+          <w:szCs w:val="28"/>
+        </w:rPr>
+      </w:pPr>
+      <w:r>
+        <w:rPr>
+          <w:rFonts w:hint="eastAsia"/>
+          <w:color w:val="0F0F0F"/>
+          <w:szCs w:val="28"/>
+        </w:rPr>
+        <w:t>風流人物：</w:t>
+      </w:r>
+      <w:r>
+        <w:rPr>
+          <w:rFonts w:hint="eastAsia"/>
+          <w:color w:val="0F0F0F"/>
+          <w:szCs w:val="28"/>
+        </w:rPr>
+        <w:t>指傑出且氣度不凡、建功立業的英雄豪傑。</w:t>
       </w:r>
     </w:p>
     <w:p>
@@ -1002,19 +947,27 @@
           <w:numId w:val="18"/>
         </w:numPr>
         <w:spacing w:after="0" w:line="440" w:lineRule="exact"/>
-        <w:ind w:leftChars="0" w:right="0"/>
-        <w:rPr>
-          <w:color w:val="0F0F0F"/>
-          <w:szCs w:val="28"/>
-        </w:rPr>
-      </w:pPr>
-      <w:r>
-        <w:rPr>
-          <w:rFonts w:hint="eastAsia"/>
-          <w:color w:val="0F0F0F"/>
-          <w:szCs w:val="28"/>
-        </w:rPr>
-        <w:t>故壘：過去遺留下來的營壘。</w:t>
+        <w:ind w:leftChars="0" w:left="284" w:right="0" w:hanging="284"/>
+        <w:rPr>
+          <w:color w:val="0F0F0F"/>
+          <w:szCs w:val="28"/>
+        </w:rPr>
+      </w:pPr>
+      <w:r>
+        <w:rPr>
+          <w:rFonts w:hint="eastAsia"/>
+          <w:color w:val="0F0F0F"/>
+          <w:szCs w:val="28"/>
+        </w:rPr>
+        <w:t>故壘：</w:t>
+      </w:r>
+      <w:r>
+        <w:rPr>
+          <w:rFonts w:hint="eastAsia"/>
+          <w:color w:val="0F0F0F"/>
+          <w:szCs w:val="28"/>
+        </w:rPr>
+        <w:t>荒廢的舊營壘、舊堡壘。</w:t>
       </w:r>
     </w:p>
     <w:p>
@@ -1025,19 +978,27 @@
           <w:numId w:val="18"/>
         </w:numPr>
         <w:spacing w:after="0" w:line="440" w:lineRule="exact"/>
-        <w:ind w:leftChars="0" w:right="0"/>
-        <w:rPr>
-          <w:color w:val="0F0F0F"/>
-          <w:szCs w:val="28"/>
-        </w:rPr>
-      </w:pPr>
-      <w:r>
-        <w:rPr>
-          <w:rFonts w:hint="eastAsia"/>
-          <w:color w:val="0F0F0F"/>
-          <w:szCs w:val="28"/>
-        </w:rPr>
-        <w:t>周郎：指</w:t>
+        <w:ind w:leftChars="0" w:left="284" w:right="0" w:hanging="284"/>
+        <w:rPr>
+          <w:color w:val="0F0F0F"/>
+          <w:szCs w:val="28"/>
+        </w:rPr>
+      </w:pPr>
+      <w:r>
+        <w:rPr>
+          <w:rFonts w:hint="eastAsia"/>
+          <w:color w:val="0F0F0F"/>
+          <w:szCs w:val="28"/>
+        </w:rPr>
+        <w:t>周郎：</w:t>
+      </w:r>
+      <w:r>
+        <w:rPr>
+          <w:rFonts w:hint="eastAsia"/>
+          <w:color w:val="0F0F0F"/>
+          <w:szCs w:val="28"/>
+        </w:rPr>
+        <w:t>指</w:t>
       </w:r>
       <w:r>
         <w:rPr>
@@ -1063,15 +1024,15 @@
           <w:szCs w:val="28"/>
           <w:u w:val="single"/>
         </w:rPr>
-        <w:t>吳</w:t>
-      </w:r>
-      <w:r>
-        <w:rPr>
-          <w:rFonts w:hint="eastAsia"/>
-          <w:color w:val="0F0F0F"/>
-          <w:szCs w:val="28"/>
-        </w:rPr>
-        <w:t>國名將</w:t>
+        <w:t>東吳</w:t>
+      </w:r>
+      <w:r>
+        <w:rPr>
+          <w:rFonts w:hint="eastAsia"/>
+          <w:color w:val="0F0F0F"/>
+          <w:szCs w:val="28"/>
+        </w:rPr>
+        <w:t>的年輕將領</w:t>
       </w:r>
       <w:r>
         <w:rPr>
@@ -1088,119 +1049,7 @@
           <w:color w:val="0F0F0F"/>
           <w:szCs w:val="28"/>
         </w:rPr>
-        <w:t>，</w:t>
-      </w:r>
-      <w:proofErr w:type="gramStart"/>
-      <w:r>
-        <w:rPr>
-          <w:rFonts w:hint="eastAsia"/>
-          <w:color w:val="0F0F0F"/>
-          <w:szCs w:val="28"/>
-        </w:rPr>
-        <w:t>字</w:t>
-      </w:r>
-      <w:r>
-        <w:rPr>
-          <w:rFonts w:hint="eastAsia"/>
-          <w:color w:val="0F0F0F"/>
-          <w:szCs w:val="28"/>
-          <w:u w:val="single"/>
-        </w:rPr>
-        <w:t>公瑾</w:t>
-      </w:r>
-      <w:proofErr w:type="gramEnd"/>
-      <w:r>
-        <w:rPr>
-          <w:rFonts w:hint="eastAsia"/>
-          <w:color w:val="0F0F0F"/>
-          <w:szCs w:val="28"/>
-        </w:rPr>
-        <w:t>，少年得志，二十四爲中郎將，掌管</w:t>
-      </w:r>
-      <w:r>
-        <w:rPr>
-          <w:rFonts w:hint="eastAsia"/>
-          <w:color w:val="0F0F0F"/>
-          <w:szCs w:val="28"/>
-          <w:u w:val="single"/>
-        </w:rPr>
-        <w:t>東吳</w:t>
-      </w:r>
-      <w:r>
-        <w:rPr>
-          <w:rFonts w:hint="eastAsia"/>
-          <w:color w:val="0F0F0F"/>
-          <w:szCs w:val="28"/>
-        </w:rPr>
-        <w:t>重兵，</w:t>
-      </w:r>
-      <w:r>
-        <w:rPr>
-          <w:rFonts w:hint="eastAsia"/>
-          <w:color w:val="0F0F0F"/>
-          <w:szCs w:val="28"/>
-          <w:u w:val="single"/>
-        </w:rPr>
-        <w:t>吳</w:t>
-      </w:r>
-      <w:r>
-        <w:rPr>
-          <w:rFonts w:hint="eastAsia"/>
-          <w:color w:val="0F0F0F"/>
-          <w:szCs w:val="28"/>
-        </w:rPr>
-        <w:t>中皆呼爲“</w:t>
-      </w:r>
-      <w:r>
-        <w:rPr>
-          <w:rFonts w:hint="eastAsia"/>
-          <w:color w:val="0F0F0F"/>
-          <w:szCs w:val="28"/>
-          <w:u w:val="single"/>
-        </w:rPr>
-        <w:t>周郎</w:t>
-      </w:r>
-      <w:r>
-        <w:rPr>
-          <w:rFonts w:hint="eastAsia"/>
-          <w:color w:val="0F0F0F"/>
-          <w:szCs w:val="28"/>
-        </w:rPr>
-        <w:t>”。下文中的“</w:t>
-      </w:r>
-      <w:r>
-        <w:rPr>
-          <w:rFonts w:hint="eastAsia"/>
-          <w:color w:val="0F0F0F"/>
-          <w:szCs w:val="28"/>
-          <w:u w:val="single"/>
-        </w:rPr>
-        <w:t>公瑾</w:t>
-      </w:r>
-      <w:r>
-        <w:rPr>
-          <w:rFonts w:hint="eastAsia"/>
-          <w:color w:val="0F0F0F"/>
-          <w:szCs w:val="28"/>
-        </w:rPr>
-        <w:t>”，即指</w:t>
-      </w:r>
-      <w:r>
-        <w:rPr>
-          <w:rFonts w:hint="eastAsia"/>
-          <w:color w:val="0F0F0F"/>
-          <w:szCs w:val="28"/>
-          <w:u w:val="single"/>
-        </w:rPr>
-        <w:t>周瑜</w:t>
-      </w:r>
-      <w:r>
-        <w:rPr>
-          <w:rFonts w:hint="eastAsia"/>
-          <w:color w:val="0F0F0F"/>
-          <w:szCs w:val="28"/>
-        </w:rPr>
-        <w:t>。</w:t>
+        <w:t>，「郎」是當時對年輕帥氣男子的美稱。</w:t>
       </w:r>
     </w:p>
     <w:p>
@@ -1211,19 +1060,37 @@
           <w:numId w:val="18"/>
         </w:numPr>
         <w:spacing w:after="0" w:line="440" w:lineRule="exact"/>
-        <w:ind w:leftChars="0" w:right="0"/>
-        <w:rPr>
-          <w:color w:val="0F0F0F"/>
-          <w:szCs w:val="28"/>
-        </w:rPr>
-      </w:pPr>
-      <w:r>
-        <w:rPr>
-          <w:rFonts w:hint="eastAsia"/>
-          <w:color w:val="0F0F0F"/>
-          <w:szCs w:val="28"/>
-        </w:rPr>
-        <w:t>雪：比喻浪花。</w:t>
+        <w:ind w:leftChars="0" w:left="284" w:right="0" w:hanging="284"/>
+        <w:rPr>
+          <w:color w:val="0F0F0F"/>
+          <w:szCs w:val="28"/>
+        </w:rPr>
+      </w:pPr>
+      <w:r>
+        <w:rPr>
+          <w:rFonts w:hint="eastAsia"/>
+          <w:color w:val="0F0F0F"/>
+          <w:szCs w:val="28"/>
+        </w:rPr>
+        <w:t>雪：</w:t>
+      </w:r>
+      <w:proofErr w:type="gramStart"/>
+      <w:r>
+        <w:rPr>
+          <w:rFonts w:hint="eastAsia"/>
+          <w:color w:val="0F0F0F"/>
+          <w:szCs w:val="28"/>
+        </w:rPr>
+        <w:t>比喻激打岸邊</w:t>
+      </w:r>
+      <w:proofErr w:type="gramEnd"/>
+      <w:r>
+        <w:rPr>
+          <w:rFonts w:hint="eastAsia"/>
+          <w:color w:val="0F0F0F"/>
+          <w:szCs w:val="28"/>
+        </w:rPr>
+        <w:t>而激起的潔白浪花。</w:t>
       </w:r>
     </w:p>
     <w:p>
@@ -1234,7 +1101,7 @@
           <w:numId w:val="18"/>
         </w:numPr>
         <w:spacing w:after="0" w:line="440" w:lineRule="exact"/>
-        <w:ind w:leftChars="0" w:right="0"/>
+        <w:ind w:leftChars="0" w:left="284" w:right="0" w:hanging="284"/>
         <w:rPr>
           <w:color w:val="0F0F0F"/>
           <w:szCs w:val="28"/>
@@ -1274,55 +1141,24 @@
           <w:color w:val="0F0F0F"/>
           <w:szCs w:val="28"/>
         </w:rPr>
-        <w:t>）：《三國志·吳志·周瑜傳》載，</w:t>
-      </w:r>
-      <w:r>
-        <w:rPr>
-          <w:color w:val="0F0F0F"/>
-          <w:szCs w:val="28"/>
-          <w:u w:val="single"/>
-        </w:rPr>
-        <w:t>周瑜</w:t>
-      </w:r>
-      <w:r>
-        <w:rPr>
-          <w:color w:val="0F0F0F"/>
-          <w:szCs w:val="28"/>
-        </w:rPr>
-        <w:t>從</w:t>
+        <w:t>）：</w:t>
+      </w:r>
+      <w:r>
+        <w:rPr>
+          <w:rFonts w:hint="eastAsia"/>
+          <w:color w:val="0F0F0F"/>
+          <w:szCs w:val="28"/>
+        </w:rPr>
+        <w:t>指三國時美女</w:t>
       </w:r>
       <w:proofErr w:type="gramStart"/>
       <w:r>
         <w:rPr>
-          <w:color w:val="0F0F0F"/>
-          <w:szCs w:val="28"/>
-          <w:u w:val="single"/>
-        </w:rPr>
-        <w:t>孫策</w:t>
-      </w:r>
-      <w:r>
-        <w:rPr>
-          <w:color w:val="0F0F0F"/>
-          <w:szCs w:val="28"/>
-        </w:rPr>
-        <w:t>攻皖</w:t>
-      </w:r>
-      <w:r>
-        <w:rPr>
-          <w:rFonts w:hint="eastAsia"/>
-          <w:color w:val="0F0F0F"/>
-          <w:szCs w:val="28"/>
-        </w:rPr>
-        <w:t>(</w:t>
-      </w:r>
-      <w:r>
-        <w:rPr>
-          <w:rFonts w:hint="eastAsia"/>
-          <w:color w:val="FF0000"/>
-          <w:sz w:val="16"/>
-          <w:szCs w:val="16"/>
-        </w:rPr>
-        <w:t>ㄨㄢˇ</w:t>
+          <w:rFonts w:hint="eastAsia"/>
+          <w:color w:val="0F0F0F"/>
+          <w:szCs w:val="28"/>
+        </w:rPr>
+        <w:t>小喬剛</w:t>
       </w:r>
       <w:proofErr w:type="gramEnd"/>
       <w:r>
@@ -1331,130 +1167,7 @@
           <w:color w:val="0F0F0F"/>
           <w:szCs w:val="28"/>
         </w:rPr>
-        <w:t>)</w:t>
-      </w:r>
-      <w:r>
-        <w:rPr>
-          <w:color w:val="0F0F0F"/>
-          <w:szCs w:val="28"/>
-        </w:rPr>
-        <w:t>，“得</w:t>
-      </w:r>
-      <w:r>
-        <w:rPr>
-          <w:color w:val="0F0F0F"/>
-          <w:szCs w:val="28"/>
-          <w:u w:val="single"/>
-        </w:rPr>
-        <w:t>橋公</w:t>
-      </w:r>
-      <w:r>
-        <w:rPr>
-          <w:color w:val="0F0F0F"/>
-          <w:szCs w:val="28"/>
-        </w:rPr>
-        <w:t>兩女，皆國色也。</w:t>
-      </w:r>
-      <w:r>
-        <w:rPr>
-          <w:color w:val="0F0F0F"/>
-          <w:szCs w:val="28"/>
-          <w:u w:val="single"/>
-        </w:rPr>
-        <w:t>策</w:t>
-      </w:r>
-      <w:r>
-        <w:rPr>
-          <w:color w:val="0F0F0F"/>
-          <w:szCs w:val="28"/>
-        </w:rPr>
-        <w:t>自納</w:t>
-      </w:r>
-      <w:r>
-        <w:rPr>
-          <w:color w:val="0F0F0F"/>
-          <w:szCs w:val="28"/>
-          <w:u w:val="single"/>
-        </w:rPr>
-        <w:t>大橋</w:t>
-      </w:r>
-      <w:r>
-        <w:rPr>
-          <w:color w:val="0F0F0F"/>
-          <w:szCs w:val="28"/>
-        </w:rPr>
-        <w:t>，</w:t>
-      </w:r>
-      <w:proofErr w:type="gramStart"/>
-      <w:r>
-        <w:rPr>
-          <w:color w:val="0F0F0F"/>
-          <w:szCs w:val="28"/>
-          <w:u w:val="single"/>
-        </w:rPr>
-        <w:t>瑜</w:t>
-      </w:r>
-      <w:r>
-        <w:rPr>
-          <w:color w:val="0F0F0F"/>
-          <w:szCs w:val="28"/>
-        </w:rPr>
-        <w:t>納</w:t>
-      </w:r>
-      <w:r>
-        <w:rPr>
-          <w:color w:val="0F0F0F"/>
-          <w:szCs w:val="28"/>
-          <w:u w:val="single"/>
-        </w:rPr>
-        <w:t>小</w:t>
-      </w:r>
-      <w:proofErr w:type="gramEnd"/>
-      <w:r>
-        <w:rPr>
-          <w:color w:val="0F0F0F"/>
-          <w:szCs w:val="28"/>
-          <w:u w:val="single"/>
-        </w:rPr>
-        <w:t>橋</w:t>
-      </w:r>
-      <w:r>
-        <w:rPr>
-          <w:color w:val="0F0F0F"/>
-          <w:szCs w:val="28"/>
-        </w:rPr>
-        <w:t>。</w:t>
-      </w:r>
-      <w:proofErr w:type="gramStart"/>
-      <w:r>
-        <w:rPr>
-          <w:color w:val="0F0F0F"/>
-          <w:szCs w:val="28"/>
-        </w:rPr>
-        <w:t>”喬</w:t>
-      </w:r>
-      <w:proofErr w:type="gramEnd"/>
-      <w:r>
-        <w:rPr>
-          <w:color w:val="0F0F0F"/>
-          <w:szCs w:val="28"/>
-        </w:rPr>
-        <w:t>，本作“橋”。其時距</w:t>
-      </w:r>
-      <w:r>
-        <w:rPr>
-          <w:color w:val="0F0F0F"/>
-          <w:szCs w:val="28"/>
-          <w:u w:val="single"/>
-        </w:rPr>
-        <w:t>赤壁</w:t>
-      </w:r>
-      <w:r>
-        <w:rPr>
-          <w:color w:val="0F0F0F"/>
-          <w:szCs w:val="28"/>
-        </w:rPr>
-        <w:t>之戰已經十年，此處言“初嫁”，是言其少年得意，倜儻風流。</w:t>
+        <w:t>出嫁給周瑜。「了」表示動作的完成。</w:t>
       </w:r>
     </w:p>
     <w:p>
@@ -1465,7 +1178,7 @@
           <w:numId w:val="18"/>
         </w:numPr>
         <w:spacing w:after="0" w:line="440" w:lineRule="exact"/>
-        <w:ind w:leftChars="0" w:right="0"/>
+        <w:ind w:leftChars="0" w:left="284" w:right="0" w:hanging="284"/>
         <w:rPr>
           <w:color w:val="0F0F0F"/>
           <w:szCs w:val="28"/>
@@ -1484,7 +1197,15 @@
           <w:color w:val="0F0F0F"/>
           <w:szCs w:val="28"/>
         </w:rPr>
-        <w:t>：謂周瑜體貌不凡，言談卓絕。英發，談吐不凡，見識卓越。</w:t>
+        <w:t>：</w:t>
+      </w:r>
+      <w:r>
+        <w:rPr>
+          <w:rFonts w:hint="eastAsia"/>
+          <w:color w:val="0F0F0F"/>
+          <w:szCs w:val="28"/>
+        </w:rPr>
+        <w:t>形容姿態雄偉，英氣勃發，意氣風發。</w:t>
       </w:r>
     </w:p>
     <w:p>
@@ -1495,7 +1216,7 @@
           <w:numId w:val="18"/>
         </w:numPr>
         <w:spacing w:after="0" w:line="440" w:lineRule="exact"/>
-        <w:ind w:leftChars="0" w:right="0"/>
+        <w:ind w:leftChars="0" w:left="284" w:right="0" w:hanging="426"/>
         <w:rPr>
           <w:color w:val="0F0F0F"/>
           <w:szCs w:val="28"/>
@@ -1525,7 +1246,15 @@
           <w:color w:val="0F0F0F"/>
           <w:szCs w:val="28"/>
         </w:rPr>
-        <w:t>）巾：古代儒將的便裝打扮。羽扇，羽毛製成的扇子。綸巾，青絲製成的頭巾。</w:t>
+        <w:t>）巾：</w:t>
+      </w:r>
+      <w:r>
+        <w:rPr>
+          <w:rFonts w:hint="eastAsia"/>
+          <w:color w:val="0F0F0F"/>
+          <w:szCs w:val="28"/>
+        </w:rPr>
+        <w:t>手搖羽毛扇，頭戴青絲帶編織的頭巾。這是古代儒將瀟灑從容的裝扮。</w:t>
       </w:r>
       <w:r>
         <w:rPr>
@@ -1600,19 +1329,18 @@
           <w:numId w:val="18"/>
         </w:numPr>
         <w:spacing w:after="0" w:line="440" w:lineRule="exact"/>
-        <w:ind w:leftChars="0" w:right="0"/>
-        <w:rPr>
-          <w:color w:val="0F0F0F"/>
-          <w:szCs w:val="28"/>
-        </w:rPr>
-      </w:pPr>
-      <w:r>
-        <w:rPr>
-          <w:rFonts w:hint="eastAsia"/>
-          <w:color w:val="0F0F0F"/>
-          <w:szCs w:val="28"/>
-        </w:rPr>
-        <w:lastRenderedPageBreak/>
+        <w:ind w:leftChars="0" w:left="284" w:right="0" w:hanging="426"/>
+        <w:rPr>
+          <w:color w:val="0F0F0F"/>
+          <w:szCs w:val="28"/>
+        </w:rPr>
+      </w:pPr>
+      <w:r>
+        <w:rPr>
+          <w:rFonts w:hint="eastAsia"/>
+          <w:color w:val="0F0F0F"/>
+          <w:szCs w:val="28"/>
+        </w:rPr>
         <w:t>強</w:t>
       </w:r>
       <w:proofErr w:type="gramStart"/>
@@ -1631,116 +1359,33 @@
           <w:color w:val="0F0F0F"/>
           <w:szCs w:val="28"/>
         </w:rPr>
-        <w:t>：強大之敵，</w:t>
-      </w:r>
-      <w:proofErr w:type="gramStart"/>
-      <w:r>
-        <w:rPr>
-          <w:rFonts w:hint="eastAsia"/>
-          <w:color w:val="0F0F0F"/>
-          <w:szCs w:val="28"/>
-        </w:rPr>
-        <w:t>指曹軍</w:t>
-      </w:r>
-      <w:proofErr w:type="gramEnd"/>
-      <w:r>
-        <w:rPr>
-          <w:rFonts w:hint="eastAsia"/>
-          <w:color w:val="0F0F0F"/>
-          <w:szCs w:val="28"/>
-        </w:rPr>
-        <w:t>。</w:t>
-      </w:r>
-      <w:proofErr w:type="gramStart"/>
-      <w:r>
-        <w:rPr>
-          <w:rFonts w:hint="eastAsia"/>
-          <w:color w:val="0F0F0F"/>
-          <w:szCs w:val="28"/>
-        </w:rPr>
-        <w:t>虜</w:t>
-      </w:r>
-      <w:proofErr w:type="gramEnd"/>
-      <w:r>
-        <w:rPr>
-          <w:rFonts w:hint="eastAsia"/>
-          <w:color w:val="0F0F0F"/>
-          <w:szCs w:val="28"/>
-        </w:rPr>
-        <w:t>：對敵人的</w:t>
-      </w:r>
-      <w:proofErr w:type="gramStart"/>
-      <w:r>
-        <w:rPr>
-          <w:rFonts w:hint="eastAsia"/>
-          <w:color w:val="0F0F0F"/>
-          <w:szCs w:val="28"/>
-        </w:rPr>
-        <w:t>蔑</w:t>
-      </w:r>
-      <w:proofErr w:type="gramEnd"/>
-      <w:r>
-        <w:rPr>
-          <w:rFonts w:hint="eastAsia"/>
-          <w:color w:val="0F0F0F"/>
-          <w:szCs w:val="28"/>
-        </w:rPr>
-        <w:t>稱。</w:t>
-      </w:r>
-      <w:proofErr w:type="gramStart"/>
-      <w:r>
-        <w:rPr>
-          <w:rFonts w:hint="eastAsia"/>
-          <w:color w:val="0F0F0F"/>
-          <w:szCs w:val="28"/>
-        </w:rPr>
-        <w:t>一</w:t>
-      </w:r>
-      <w:proofErr w:type="gramEnd"/>
-      <w:r>
-        <w:rPr>
-          <w:rFonts w:hint="eastAsia"/>
-          <w:color w:val="0F0F0F"/>
-          <w:szCs w:val="28"/>
-        </w:rPr>
-        <w:t>作「</w:t>
-      </w:r>
-      <w:proofErr w:type="gramStart"/>
-      <w:r>
-        <w:rPr>
-          <w:rFonts w:hint="eastAsia"/>
-          <w:color w:val="0F0F0F"/>
-          <w:szCs w:val="28"/>
-        </w:rPr>
-        <w:t>檣櫓</w:t>
-      </w:r>
-      <w:proofErr w:type="gramEnd"/>
-      <w:r>
-        <w:rPr>
-          <w:rFonts w:hint="eastAsia"/>
-          <w:color w:val="0F0F0F"/>
-          <w:szCs w:val="28"/>
-        </w:rPr>
-        <w:t>」，</w:t>
-      </w:r>
-      <w:r>
-        <w:rPr>
-          <w:rFonts w:hint="eastAsia"/>
-          <w:color w:val="0F0F0F"/>
-          <w:szCs w:val="28"/>
-        </w:rPr>
-        <w:t>船上的桅杆和槳，</w:t>
-      </w:r>
-      <w:proofErr w:type="gramStart"/>
-      <w:r>
-        <w:rPr>
-          <w:rFonts w:hint="eastAsia"/>
-          <w:color w:val="0F0F0F"/>
-          <w:szCs w:val="28"/>
-        </w:rPr>
-        <w:t>借指戰艦</w:t>
-      </w:r>
-      <w:proofErr w:type="gramEnd"/>
+        <w:t>：</w:t>
+      </w:r>
+      <w:r>
+        <w:rPr>
+          <w:rFonts w:hint="eastAsia"/>
+          <w:color w:val="0F0F0F"/>
+          <w:szCs w:val="28"/>
+        </w:rPr>
+        <w:t>指強敵、北方</w:t>
+      </w:r>
+      <w:r>
+        <w:rPr>
+          <w:rFonts w:hint="eastAsia"/>
+          <w:color w:val="0F0F0F"/>
+          <w:szCs w:val="28"/>
+          <w:u w:val="single"/>
+        </w:rPr>
+        <w:t>曹操</w:t>
+      </w:r>
+      <w:r>
+        <w:rPr>
+          <w:rFonts w:hint="eastAsia"/>
+          <w:color w:val="0F0F0F"/>
+          <w:szCs w:val="28"/>
+        </w:rPr>
+        <w:t>的侵略軍隊</w:t>
+      </w:r>
       <w:r>
         <w:rPr>
           <w:rFonts w:hint="eastAsia"/>
@@ -1758,88 +1403,27 @@
           <w:numId w:val="18"/>
         </w:numPr>
         <w:spacing w:after="0" w:line="440" w:lineRule="exact"/>
-        <w:ind w:leftChars="0" w:right="0"/>
-        <w:rPr>
-          <w:color w:val="0F0F0F"/>
-          <w:szCs w:val="28"/>
-        </w:rPr>
-      </w:pPr>
-      <w:r>
-        <w:rPr>
-          <w:rFonts w:hint="eastAsia"/>
-          <w:color w:val="0F0F0F"/>
-          <w:szCs w:val="28"/>
-        </w:rPr>
-        <w:t>故國神遊：“神遊故國”</w:t>
-      </w:r>
-      <w:proofErr w:type="gramStart"/>
-      <w:r>
-        <w:rPr>
-          <w:rFonts w:hint="eastAsia"/>
-          <w:color w:val="0F0F0F"/>
-          <w:szCs w:val="28"/>
-        </w:rPr>
-        <w:t>的倒文</w:t>
-      </w:r>
-      <w:proofErr w:type="gramEnd"/>
-      <w:r>
-        <w:rPr>
-          <w:rFonts w:hint="eastAsia"/>
-          <w:color w:val="0F0F0F"/>
-          <w:szCs w:val="28"/>
-        </w:rPr>
-        <w:t>。故國：這</w:t>
-      </w:r>
-      <w:proofErr w:type="gramStart"/>
-      <w:r>
-        <w:rPr>
-          <w:rFonts w:hint="eastAsia"/>
-          <w:color w:val="0F0F0F"/>
-          <w:szCs w:val="28"/>
-        </w:rPr>
-        <w:t>裏</w:t>
-      </w:r>
-      <w:proofErr w:type="gramEnd"/>
-      <w:r>
-        <w:rPr>
-          <w:rFonts w:hint="eastAsia"/>
-          <w:color w:val="0F0F0F"/>
-          <w:szCs w:val="28"/>
-        </w:rPr>
-        <w:t>指舊地，當年的</w:t>
-      </w:r>
-      <w:r>
-        <w:rPr>
-          <w:rFonts w:hint="eastAsia"/>
-          <w:color w:val="0F0F0F"/>
-          <w:szCs w:val="28"/>
-          <w:u w:val="single"/>
-        </w:rPr>
-        <w:t>赤壁</w:t>
-      </w:r>
-      <w:r>
-        <w:rPr>
-          <w:rFonts w:hint="eastAsia"/>
-          <w:color w:val="0F0F0F"/>
-          <w:szCs w:val="28"/>
-        </w:rPr>
-        <w:t>戰場。神遊：於想象、夢境中</w:t>
-      </w:r>
-      <w:r>
-        <w:rPr>
-          <w:rFonts w:hint="eastAsia"/>
-          <w:color w:val="0F0F0F"/>
-          <w:szCs w:val="28"/>
-        </w:rPr>
-        <w:t>遊歷</w:t>
-      </w:r>
-      <w:r>
-        <w:rPr>
-          <w:rFonts w:hint="eastAsia"/>
-          <w:color w:val="0F0F0F"/>
-          <w:szCs w:val="28"/>
-        </w:rPr>
-        <w:t>。</w:t>
+        <w:ind w:leftChars="0" w:left="284" w:right="0" w:hanging="426"/>
+        <w:rPr>
+          <w:color w:val="0F0F0F"/>
+          <w:szCs w:val="28"/>
+        </w:rPr>
+      </w:pPr>
+      <w:r>
+        <w:rPr>
+          <w:rFonts w:hint="eastAsia"/>
+          <w:color w:val="0F0F0F"/>
+          <w:szCs w:val="28"/>
+        </w:rPr>
+        <w:t>故國神遊：</w:t>
+      </w:r>
+      <w:r>
+        <w:rPr>
+          <w:rFonts w:hint="eastAsia"/>
+          <w:color w:val="0F0F0F"/>
+          <w:szCs w:val="28"/>
+        </w:rPr>
+        <w:t>「神遊故國」的倒裝。指靈魂神遊於舊日的三國古戰場。</w:t>
       </w:r>
     </w:p>
     <w:p>
@@ -1850,7 +1434,7 @@
           <w:numId w:val="18"/>
         </w:numPr>
         <w:spacing w:after="0" w:line="440" w:lineRule="exact"/>
-        <w:ind w:leftChars="0" w:right="0"/>
+        <w:ind w:leftChars="0" w:left="284" w:right="0" w:hanging="426"/>
         <w:rPr>
           <w:color w:val="0F0F0F"/>
           <w:szCs w:val="28"/>
@@ -1898,80 +1482,15 @@
           <w:color w:val="0F0F0F"/>
           <w:szCs w:val="28"/>
         </w:rPr>
-        <w:t>多情」的倒裝句。蘇東坡</w:t>
-      </w:r>
-      <w:proofErr w:type="gramStart"/>
-      <w:r>
-        <w:rPr>
-          <w:rFonts w:hint="eastAsia"/>
-          <w:color w:val="0F0F0F"/>
-          <w:szCs w:val="28"/>
-        </w:rPr>
-        <w:t>被貶還憂慮</w:t>
-      </w:r>
-      <w:proofErr w:type="gramEnd"/>
-      <w:r>
-        <w:rPr>
-          <w:rFonts w:hint="eastAsia"/>
-          <w:color w:val="0F0F0F"/>
-          <w:szCs w:val="28"/>
-        </w:rPr>
-        <w:t>時局而生了白髮。體悟人生如夢，才知這些憂慮是自作多情。</w:t>
-      </w:r>
-      <w:hyperlink r:id="rId8" w:history="1">
-        <w:r>
-          <w:rPr>
-            <w:rStyle w:val="a8"/>
-            <w:rFonts w:hint="eastAsia"/>
-            <w:szCs w:val="28"/>
-          </w:rPr>
-          <w:t>華（</w:t>
-        </w:r>
-        <w:proofErr w:type="gramStart"/>
-        <w:r>
-          <w:rPr>
-            <w:rStyle w:val="a8"/>
-            <w:color w:val="FF0000"/>
-            <w:sz w:val="16"/>
-            <w:szCs w:val="16"/>
-          </w:rPr>
-          <w:t>ㄏㄨㄚ</w:t>
-        </w:r>
-        <w:r>
-          <w:rPr>
-            <w:rStyle w:val="a8"/>
-            <w:rFonts w:hint="eastAsia"/>
-            <w:color w:val="FF0000"/>
-            <w:sz w:val="16"/>
-            <w:szCs w:val="16"/>
-          </w:rPr>
-          <w:t>ˊ</w:t>
-        </w:r>
-        <w:proofErr w:type="gramEnd"/>
-        <w:r>
-          <w:rPr>
-            <w:rStyle w:val="a8"/>
-            <w:szCs w:val="28"/>
-          </w:rPr>
-          <w:t>）</w:t>
-        </w:r>
-        <w:proofErr w:type="gramStart"/>
-        <w:r>
-          <w:rPr>
-            <w:rStyle w:val="a8"/>
-            <w:rFonts w:hint="eastAsia"/>
-            <w:szCs w:val="28"/>
-          </w:rPr>
-          <w:t>髮</w:t>
-        </w:r>
-        <w:proofErr w:type="gramEnd"/>
-      </w:hyperlink>
-      <w:r>
-        <w:rPr>
-          <w:color w:val="0F0F0F"/>
-          <w:szCs w:val="28"/>
-        </w:rPr>
-        <w:t>：花白的頭髮。</w:t>
+        <w:t>多情」的倒裝句。</w:t>
+      </w:r>
+      <w:r>
+        <w:rPr>
+          <w:rFonts w:hint="eastAsia"/>
+          <w:color w:val="0F0F0F"/>
+          <w:szCs w:val="28"/>
+        </w:rPr>
+        <w:t>意指多情的自己應該被旁人嘲笑，感嘆自己過於執著與多愁善感。</w:t>
       </w:r>
     </w:p>
     <w:p>
@@ -1982,7 +1501,7 @@
           <w:numId w:val="18"/>
         </w:numPr>
         <w:spacing w:after="0" w:line="440" w:lineRule="exact"/>
-        <w:ind w:leftChars="0" w:right="0"/>
+        <w:ind w:leftChars="0" w:left="284" w:right="0" w:hanging="426"/>
         <w:rPr>
           <w:color w:val="0F0F0F"/>
           <w:szCs w:val="28"/>
@@ -2046,27 +1565,30 @@
           <w:color w:val="0F0F0F"/>
           <w:szCs w:val="28"/>
         </w:rPr>
-        <w:t>）江月：古人祭奠以酒澆在地上祭奠。這</w:t>
+        <w:t>）江月：</w:t>
       </w:r>
       <w:proofErr w:type="gramStart"/>
       <w:r>
         <w:rPr>
-          <w:color w:val="0F0F0F"/>
-          <w:szCs w:val="28"/>
-        </w:rPr>
-        <w:t>裏指灑酒酬月</w:t>
+          <w:rFonts w:hint="eastAsia"/>
+          <w:color w:val="0F0F0F"/>
+          <w:szCs w:val="28"/>
+        </w:rPr>
+        <w:t>尊同「樽</w:t>
       </w:r>
       <w:proofErr w:type="gramEnd"/>
       <w:r>
         <w:rPr>
-          <w:color w:val="0F0F0F"/>
-          <w:szCs w:val="28"/>
-        </w:rPr>
-        <w:t>，寄託自己的感情。尊：通“樽”，酒杯。</w:t>
+          <w:rFonts w:hint="eastAsia"/>
+          <w:color w:val="0F0F0F"/>
+          <w:szCs w:val="28"/>
+        </w:rPr>
+        <w:t>」，指酒杯；</w:t>
       </w:r>
       <w:proofErr w:type="gramStart"/>
       <w:r>
         <w:rPr>
+          <w:rFonts w:hint="eastAsia"/>
           <w:color w:val="0F0F0F"/>
           <w:szCs w:val="28"/>
         </w:rPr>
@@ -2079,15 +1601,7 @@
           <w:color w:val="0F0F0F"/>
           <w:szCs w:val="28"/>
         </w:rPr>
-        <w:t>：</w:t>
-      </w:r>
-      <w:r>
-        <w:rPr>
-          <w:rFonts w:hint="eastAsia"/>
-          <w:color w:val="0F0F0F"/>
-          <w:szCs w:val="28"/>
-        </w:rPr>
-        <w:t>把酒灑在地上祭神。【例】</w:t>
+        <w:t>是指</w:t>
       </w:r>
       <w:proofErr w:type="gramStart"/>
       <w:r>
@@ -2096,7 +1610,7 @@
           <w:color w:val="0F0F0F"/>
           <w:szCs w:val="28"/>
         </w:rPr>
-        <w:t>酹</w:t>
+        <w:t>將酒灑在</w:t>
       </w:r>
       <w:proofErr w:type="gramEnd"/>
       <w:r>
@@ -2105,12 +1619,30 @@
           <w:color w:val="0F0F0F"/>
           <w:szCs w:val="28"/>
         </w:rPr>
-        <w:t>酒</w:t>
+        <w:t>地上或水中以祭奠。此處指舉起酒杯，</w:t>
+      </w:r>
+      <w:proofErr w:type="gramStart"/>
+      <w:r>
+        <w:rPr>
+          <w:rFonts w:hint="eastAsia"/>
+          <w:color w:val="0F0F0F"/>
+          <w:szCs w:val="28"/>
+        </w:rPr>
+        <w:t>將酒灑在</w:t>
+      </w:r>
+      <w:proofErr w:type="gramEnd"/>
+      <w:r>
+        <w:rPr>
+          <w:rFonts w:hint="eastAsia"/>
+          <w:color w:val="0F0F0F"/>
+          <w:szCs w:val="28"/>
+        </w:rPr>
+        <w:t>江面上的明月來祭奠江月（或寄託情懷）。</w:t>
       </w:r>
     </w:p>
     <w:p>
       <w:pPr>
-        <w:spacing w:beforeLines="50" w:before="120" w:after="0" w:line="400" w:lineRule="exact"/>
+        <w:spacing w:after="0" w:line="440" w:lineRule="exact"/>
         <w:ind w:left="-6" w:right="0" w:hanging="11"/>
         <w:rPr>
           <w:szCs w:val="28"/>
@@ -2123,6 +1655,7 @@
           <w:szCs w:val="32"/>
           <w:bdr w:val="single" w:sz="4" w:space="0" w:color="auto"/>
         </w:rPr>
+        <w:lastRenderedPageBreak/>
         <w:t>賞析</w:t>
       </w:r>
     </w:p>
@@ -2130,9 +1663,9 @@
       <w:pPr>
         <w:spacing w:after="0" w:line="480" w:lineRule="exact"/>
         <w:ind w:left="-6" w:right="0" w:hanging="11"/>
-        <w:rPr>
-          <w:bCs/>
-          <w:spacing w:val="-8"/>
+        <w:jc w:val="both"/>
+        <w:rPr>
+          <w:bCs/>
           <w:szCs w:val="28"/>
         </w:rPr>
       </w:pPr>
@@ -2144,112 +1677,181 @@
         </w:rPr>
         <w:t xml:space="preserve">    </w:t>
       </w:r>
+      <w:r>
+        <w:rPr>
+          <w:rFonts w:hint="eastAsia"/>
+          <w:bCs/>
+          <w:szCs w:val="28"/>
+        </w:rPr>
+        <w:t>這首〈念奴嬌·赤壁懷古〉是</w:t>
+      </w:r>
+      <w:r>
+        <w:rPr>
+          <w:rFonts w:hint="eastAsia"/>
+          <w:bCs/>
+          <w:szCs w:val="28"/>
+          <w:u w:val="single"/>
+        </w:rPr>
+        <w:t>蘇軾</w:t>
+      </w:r>
       <w:proofErr w:type="gramStart"/>
       <w:r>
         <w:rPr>
           <w:rFonts w:hint="eastAsia"/>
           <w:bCs/>
-          <w:spacing w:val="-8"/>
-          <w:szCs w:val="28"/>
-        </w:rPr>
-        <w:t>說起關於</w:t>
+          <w:szCs w:val="28"/>
+        </w:rPr>
+        <w:t>被貶</w:t>
+      </w:r>
+      <w:r>
+        <w:rPr>
+          <w:rFonts w:hint="eastAsia"/>
+          <w:bCs/>
+          <w:szCs w:val="28"/>
+          <w:u w:val="single"/>
+        </w:rPr>
+        <w:t>黃州</w:t>
       </w:r>
       <w:proofErr w:type="gramEnd"/>
       <w:r>
         <w:rPr>
           <w:rFonts w:hint="eastAsia"/>
           <w:bCs/>
-          <w:spacing w:val="-8"/>
-          <w:szCs w:val="28"/>
-        </w:rPr>
-        <w:t>「三國」史書中記載的「赤壁之戰」，可謂許多人心中的熟悉情節。然而，中國文學上關於</w:t>
-      </w:r>
-      <w:r>
-        <w:rPr>
-          <w:rFonts w:hint="eastAsia"/>
-          <w:bCs/>
-          <w:spacing w:val="-8"/>
+          <w:szCs w:val="28"/>
+        </w:rPr>
+        <w:t>期間的登臨之作，亦為</w:t>
+      </w:r>
+      <w:r>
+        <w:rPr>
+          <w:rFonts w:hint="eastAsia"/>
+          <w:bCs/>
           <w:szCs w:val="28"/>
           <w:u w:val="single"/>
         </w:rPr>
-        <w:t>赤壁</w:t>
-      </w:r>
-      <w:r>
-        <w:rPr>
-          <w:rFonts w:hint="eastAsia"/>
-          <w:bCs/>
-          <w:spacing w:val="-8"/>
-          <w:szCs w:val="28"/>
-        </w:rPr>
-        <w:t>的詩詞繁多，其中以</w:t>
-      </w:r>
-      <w:r>
-        <w:rPr>
-          <w:rFonts w:hint="eastAsia"/>
-          <w:bCs/>
-          <w:spacing w:val="-8"/>
-          <w:szCs w:val="28"/>
-          <w:u w:val="single"/>
-        </w:rPr>
-        <w:t>蘇軾</w:t>
-      </w:r>
-      <w:r>
-        <w:rPr>
-          <w:rFonts w:hint="eastAsia"/>
-          <w:bCs/>
-          <w:spacing w:val="-8"/>
+        <w:t>宋</w:t>
+      </w:r>
+      <w:r>
+        <w:rPr>
+          <w:rFonts w:hint="eastAsia"/>
+          <w:bCs/>
+          <w:szCs w:val="28"/>
+        </w:rPr>
+        <w:t>詞中豪放派</w:t>
+      </w:r>
+      <w:proofErr w:type="gramStart"/>
+      <w:r>
+        <w:rPr>
+          <w:rFonts w:hint="eastAsia"/>
+          <w:bCs/>
           <w:szCs w:val="28"/>
         </w:rPr>
         <w:t>的</w:t>
       </w:r>
+      <w:bookmarkStart w:id="0" w:name="_Hlk241841764"/>
+      <w:r>
+        <w:rPr>
+          <w:rFonts w:hint="eastAsia"/>
+          <w:b/>
+          <w:szCs w:val="28"/>
+        </w:rPr>
+        <w:t>壓卷之</w:t>
+      </w:r>
+      <w:proofErr w:type="gramEnd"/>
+      <w:r>
+        <w:rPr>
+          <w:rFonts w:hint="eastAsia"/>
+          <w:b/>
+          <w:szCs w:val="28"/>
+        </w:rPr>
+        <w:t>作</w:t>
+      </w:r>
+      <w:bookmarkEnd w:id="0"/>
+      <w:r>
+        <w:rPr>
+          <w:rFonts w:hint="eastAsia"/>
+          <w:bCs/>
+          <w:szCs w:val="28"/>
+        </w:rPr>
+        <w:t>。</w:t>
+      </w:r>
       <w:proofErr w:type="gramStart"/>
       <w:r>
         <w:rPr>
           <w:rFonts w:hint="eastAsia"/>
           <w:bCs/>
-          <w:spacing w:val="-8"/>
-          <w:szCs w:val="28"/>
-        </w:rPr>
-        <w:t>〈</w:t>
+          <w:szCs w:val="28"/>
+        </w:rPr>
+        <w:t>全詞熔寫景</w:t>
       </w:r>
       <w:proofErr w:type="gramEnd"/>
       <w:r>
         <w:rPr>
           <w:rFonts w:hint="eastAsia"/>
           <w:bCs/>
-          <w:spacing w:val="-8"/>
-          <w:szCs w:val="28"/>
-        </w:rPr>
-        <w:t>念奴嬌．赤壁懷古</w:t>
+          <w:szCs w:val="28"/>
+        </w:rPr>
+        <w:t>、懷古、抒情於</w:t>
       </w:r>
       <w:proofErr w:type="gramStart"/>
       <w:r>
         <w:rPr>
           <w:rFonts w:hint="eastAsia"/>
           <w:bCs/>
-          <w:spacing w:val="-8"/>
-          <w:szCs w:val="28"/>
-        </w:rPr>
-        <w:t>〉</w:t>
+          <w:szCs w:val="28"/>
+        </w:rPr>
+        <w:t>一</w:t>
       </w:r>
       <w:proofErr w:type="gramEnd"/>
       <w:r>
         <w:rPr>
           <w:rFonts w:hint="eastAsia"/>
           <w:bCs/>
-          <w:spacing w:val="-8"/>
-          <w:szCs w:val="28"/>
-        </w:rPr>
-        <w:t>最為人所津津樂道。</w:t>
+          <w:szCs w:val="28"/>
+        </w:rPr>
+        <w:t>爐，將</w:t>
+      </w:r>
+      <w:r>
+        <w:rPr>
+          <w:rFonts w:hint="eastAsia"/>
+          <w:b/>
+          <w:szCs w:val="28"/>
+        </w:rPr>
+        <w:t>萬古江山</w:t>
+      </w:r>
+      <w:r>
+        <w:rPr>
+          <w:rFonts w:hint="eastAsia"/>
+          <w:bCs/>
+          <w:szCs w:val="28"/>
+        </w:rPr>
+        <w:t>的蒼茫與個人身世的</w:t>
+      </w:r>
+      <w:proofErr w:type="gramStart"/>
+      <w:r>
+        <w:rPr>
+          <w:rFonts w:hint="eastAsia"/>
+          <w:bCs/>
+          <w:szCs w:val="28"/>
+        </w:rPr>
+        <w:t>浩</w:t>
+      </w:r>
+      <w:proofErr w:type="gramEnd"/>
+      <w:r>
+        <w:rPr>
+          <w:rFonts w:hint="eastAsia"/>
+          <w:bCs/>
+          <w:szCs w:val="28"/>
+        </w:rPr>
+        <w:t>嘆完美結合。</w:t>
       </w:r>
     </w:p>
     <w:p>
       <w:pPr>
         <w:spacing w:after="0" w:line="480" w:lineRule="exact"/>
         <w:ind w:left="-6" w:right="0" w:hanging="11"/>
-        <w:rPr>
-          <w:bCs/>
-          <w:spacing w:val="-6"/>
+        <w:jc w:val="both"/>
+        <w:rPr>
+          <w:bCs/>
           <w:szCs w:val="28"/>
         </w:rPr>
       </w:pPr>
@@ -2261,312 +1863,230 @@
         </w:rPr>
         <w:t xml:space="preserve">    </w:t>
       </w:r>
-      <w:r>
-        <w:rPr>
-          <w:rFonts w:hint="eastAsia"/>
-          <w:bCs/>
-          <w:spacing w:val="-6"/>
+      <w:proofErr w:type="gramStart"/>
+      <w:r>
+        <w:rPr>
+          <w:rFonts w:hint="eastAsia"/>
+          <w:bCs/>
+          <w:szCs w:val="28"/>
+        </w:rPr>
+        <w:t>全詞開篇</w:t>
+      </w:r>
+      <w:proofErr w:type="gramEnd"/>
+      <w:r>
+        <w:rPr>
+          <w:rFonts w:hint="eastAsia"/>
+          <w:bCs/>
+          <w:szCs w:val="28"/>
+        </w:rPr>
+        <w:t>以「大江東去」起筆，</w:t>
+      </w:r>
+      <w:proofErr w:type="gramStart"/>
+      <w:r>
+        <w:rPr>
+          <w:rFonts w:hint="eastAsia"/>
+          <w:bCs/>
+          <w:szCs w:val="28"/>
+        </w:rPr>
+        <w:t>滾滾</w:t>
+      </w:r>
+      <w:r>
+        <w:rPr>
+          <w:rFonts w:hint="eastAsia"/>
+          <w:bCs/>
           <w:szCs w:val="28"/>
           <w:u w:val="single"/>
         </w:rPr>
-        <w:t>蔣勳</w:t>
-      </w:r>
-      <w:r>
-        <w:rPr>
-          <w:rFonts w:hint="eastAsia"/>
-          <w:bCs/>
-          <w:spacing w:val="-6"/>
-          <w:szCs w:val="28"/>
-        </w:rPr>
-        <w:t>曾</w:t>
+        <w:t>長江</w:t>
+      </w:r>
+      <w:proofErr w:type="gramEnd"/>
+      <w:r>
+        <w:rPr>
+          <w:rFonts w:hint="eastAsia"/>
+          <w:bCs/>
+          <w:szCs w:val="28"/>
+        </w:rPr>
+        <w:t>淘盡無數英雄，瞬間將時空拉開至歷史的宏大布景。隨後「</w:t>
       </w:r>
       <w:proofErr w:type="gramStart"/>
       <w:r>
         <w:rPr>
           <w:rFonts w:hint="eastAsia"/>
           <w:bCs/>
-          <w:spacing w:val="-6"/>
-          <w:szCs w:val="28"/>
-        </w:rPr>
-        <w:t>云</w:t>
+          <w:szCs w:val="28"/>
+        </w:rPr>
+        <w:t>亂石崩雲</w:t>
       </w:r>
       <w:proofErr w:type="gramEnd"/>
       <w:r>
         <w:rPr>
           <w:rFonts w:hint="eastAsia"/>
           <w:bCs/>
-          <w:spacing w:val="-6"/>
-          <w:szCs w:val="28"/>
-        </w:rPr>
-        <w:t>：「當</w:t>
+          <w:szCs w:val="28"/>
+        </w:rPr>
+        <w:t>，</w:t>
       </w:r>
       <w:proofErr w:type="gramStart"/>
       <w:r>
         <w:rPr>
           <w:rFonts w:hint="eastAsia"/>
           <w:bCs/>
-          <w:spacing w:val="-6"/>
-          <w:szCs w:val="28"/>
-        </w:rPr>
-        <w:t>一</w:t>
+          <w:szCs w:val="28"/>
+        </w:rPr>
+        <w:t>驚濤裂岸</w:t>
       </w:r>
       <w:proofErr w:type="gramEnd"/>
       <w:r>
         <w:rPr>
           <w:rFonts w:hint="eastAsia"/>
           <w:bCs/>
-          <w:spacing w:val="-6"/>
-          <w:szCs w:val="28"/>
-        </w:rPr>
-        <w:t>個人可以與歷史裡的人對話的時候，他已經</w:t>
+          <w:szCs w:val="28"/>
+        </w:rPr>
+        <w:t>，捲起千堆雪」以動態的視覺與聽覺，具</w:t>
       </w:r>
       <w:proofErr w:type="gramStart"/>
       <w:r>
         <w:rPr>
           <w:rFonts w:hint="eastAsia"/>
           <w:bCs/>
-          <w:spacing w:val="-6"/>
-          <w:szCs w:val="28"/>
-        </w:rPr>
-        <w:t>不是活在當下</w:t>
+          <w:szCs w:val="28"/>
+        </w:rPr>
+        <w:t>象</w:t>
       </w:r>
       <w:proofErr w:type="gramEnd"/>
       <w:r>
         <w:rPr>
           <w:rFonts w:hint="eastAsia"/>
           <w:bCs/>
-          <w:spacing w:val="-6"/>
-          <w:szCs w:val="28"/>
-        </w:rPr>
-        <w:t>。」大概可以精</w:t>
+          <w:szCs w:val="28"/>
+        </w:rPr>
+        <w:t>化</w:t>
+      </w:r>
+      <w:r>
+        <w:rPr>
+          <w:rFonts w:hint="eastAsia"/>
+          <w:bCs/>
+          <w:szCs w:val="28"/>
+          <w:u w:val="single"/>
+        </w:rPr>
+        <w:t>長江</w:t>
+      </w:r>
+      <w:r>
+        <w:rPr>
+          <w:rFonts w:hint="eastAsia"/>
+          <w:bCs/>
+          <w:szCs w:val="28"/>
+        </w:rPr>
+        <w:t>的壯闊。在這樣</w:t>
+      </w:r>
+      <w:r>
+        <w:rPr>
+          <w:rFonts w:hint="eastAsia"/>
+          <w:b/>
+          <w:szCs w:val="28"/>
+        </w:rPr>
+        <w:t>磅礡</w:t>
+      </w:r>
+      <w:r>
+        <w:rPr>
+          <w:rFonts w:hint="eastAsia"/>
+          <w:bCs/>
+          <w:szCs w:val="28"/>
+        </w:rPr>
+        <w:t>的自然圖景烘托下，詞人順理成章引出對</w:t>
+      </w:r>
+      <w:r>
+        <w:rPr>
+          <w:rFonts w:hint="eastAsia"/>
+          <w:bCs/>
+          <w:szCs w:val="28"/>
+          <w:u w:val="single"/>
+        </w:rPr>
+        <w:t>三國</w:t>
+      </w:r>
+      <w:r>
+        <w:rPr>
+          <w:rFonts w:hint="eastAsia"/>
+          <w:bCs/>
+          <w:szCs w:val="28"/>
+        </w:rPr>
+        <w:t>歷史的</w:t>
+      </w:r>
+      <w:r>
+        <w:rPr>
+          <w:rFonts w:hint="eastAsia"/>
+          <w:b/>
+          <w:szCs w:val="28"/>
+        </w:rPr>
+        <w:t>憑弔</w:t>
+      </w:r>
+      <w:r>
+        <w:rPr>
+          <w:rFonts w:hint="eastAsia"/>
+          <w:bCs/>
+          <w:szCs w:val="28"/>
+        </w:rPr>
+        <w:t>。「亂石」與「驚濤</w:t>
+      </w:r>
+      <w:r>
+        <w:rPr>
+          <w:rFonts w:hint="eastAsia"/>
+          <w:bCs/>
+          <w:szCs w:val="28"/>
+        </w:rPr>
+        <w:t>(</w:t>
       </w:r>
       <w:proofErr w:type="gramStart"/>
       <w:r>
         <w:rPr>
           <w:rFonts w:hint="eastAsia"/>
           <w:bCs/>
-          <w:spacing w:val="-6"/>
-          <w:szCs w:val="28"/>
-        </w:rPr>
-        <w:t>準</w:t>
+          <w:color w:val="FF0000"/>
+          <w:sz w:val="16"/>
+          <w:szCs w:val="16"/>
+        </w:rPr>
+        <w:t>ㄊㄠˊ</w:t>
       </w:r>
       <w:proofErr w:type="gramEnd"/>
       <w:r>
         <w:rPr>
           <w:rFonts w:hint="eastAsia"/>
           <w:bCs/>
-          <w:spacing w:val="-6"/>
-          <w:szCs w:val="28"/>
-        </w:rPr>
-        <w:t>闡明此時的</w:t>
-      </w:r>
-      <w:r>
-        <w:rPr>
-          <w:rFonts w:hint="eastAsia"/>
-          <w:bCs/>
-          <w:spacing w:val="-6"/>
+          <w:szCs w:val="28"/>
+        </w:rPr>
+        <w:t>)</w:t>
+      </w:r>
+      <w:r>
+        <w:rPr>
+          <w:rFonts w:hint="eastAsia"/>
+          <w:bCs/>
+          <w:szCs w:val="28"/>
+        </w:rPr>
+        <w:t>」不僅是寫景，更暗示了</w:t>
+      </w:r>
+      <w:r>
+        <w:rPr>
+          <w:rFonts w:hint="eastAsia"/>
+          <w:bCs/>
           <w:szCs w:val="28"/>
           <w:u w:val="single"/>
         </w:rPr>
-        <w:t>蘇軾</w:t>
-      </w:r>
-      <w:r>
-        <w:rPr>
-          <w:rFonts w:hint="eastAsia"/>
-          <w:bCs/>
-          <w:spacing w:val="-6"/>
-          <w:szCs w:val="28"/>
-        </w:rPr>
-        <w:t>了。以輕鬆的態度，拉長距離觀賞歷史的</w:t>
-      </w:r>
-      <w:proofErr w:type="gramStart"/>
-      <w:r>
-        <w:rPr>
-          <w:rFonts w:hint="eastAsia"/>
-          <w:bCs/>
-          <w:spacing w:val="-6"/>
-          <w:szCs w:val="28"/>
-        </w:rPr>
-        <w:t>興衰盛亡</w:t>
-      </w:r>
-      <w:proofErr w:type="gramEnd"/>
-      <w:r>
-        <w:rPr>
-          <w:rFonts w:hint="eastAsia"/>
-          <w:bCs/>
-          <w:spacing w:val="-6"/>
-          <w:szCs w:val="28"/>
-        </w:rPr>
-        <w:t>，不在場的灑脫正好映對著自己痛苦的肉身，那樣的</w:t>
-      </w:r>
-      <w:proofErr w:type="gramStart"/>
-      <w:r>
-        <w:rPr>
-          <w:rFonts w:hint="eastAsia"/>
-          <w:bCs/>
-          <w:spacing w:val="-6"/>
-          <w:szCs w:val="28"/>
-        </w:rPr>
-        <w:t>疏離更是</w:t>
-      </w:r>
-      <w:proofErr w:type="gramEnd"/>
-      <w:r>
-        <w:rPr>
-          <w:rFonts w:hint="eastAsia"/>
-          <w:bCs/>
-          <w:spacing w:val="-6"/>
-          <w:szCs w:val="28"/>
-        </w:rPr>
-        <w:t>襯托著自己的痛苦早已無</w:t>
-      </w:r>
-      <w:proofErr w:type="gramStart"/>
-      <w:r>
-        <w:rPr>
-          <w:rFonts w:hint="eastAsia"/>
-          <w:bCs/>
-          <w:spacing w:val="-6"/>
-          <w:szCs w:val="28"/>
-        </w:rPr>
-        <w:t>足掛齒</w:t>
-      </w:r>
-      <w:proofErr w:type="gramEnd"/>
-      <w:r>
-        <w:rPr>
-          <w:rFonts w:hint="eastAsia"/>
-          <w:bCs/>
-          <w:spacing w:val="-6"/>
-          <w:szCs w:val="28"/>
-        </w:rPr>
-        <w:t>。本</w:t>
-      </w:r>
-      <w:r>
-        <w:rPr>
-          <w:rFonts w:hint="eastAsia"/>
-          <w:b/>
-          <w:spacing w:val="-6"/>
-          <w:szCs w:val="28"/>
-        </w:rPr>
-        <w:t>闕</w:t>
-      </w:r>
-      <w:r>
-        <w:rPr>
-          <w:rFonts w:hint="eastAsia"/>
-          <w:bCs/>
-          <w:spacing w:val="-6"/>
-          <w:szCs w:val="28"/>
-        </w:rPr>
-        <w:t>詞寫於</w:t>
-      </w:r>
-      <w:r>
-        <w:rPr>
-          <w:rFonts w:hint="eastAsia"/>
-          <w:bCs/>
-          <w:spacing w:val="-6"/>
-          <w:szCs w:val="28"/>
-          <w:u w:val="single"/>
-        </w:rPr>
-        <w:t>宋神宗</w:t>
-      </w:r>
-      <w:r>
-        <w:rPr>
-          <w:rFonts w:hint="eastAsia"/>
-          <w:bCs/>
-          <w:spacing w:val="-6"/>
-          <w:szCs w:val="28"/>
-        </w:rPr>
-        <w:t xml:space="preserve"> </w:t>
-      </w:r>
-      <w:r>
-        <w:rPr>
-          <w:rFonts w:hint="eastAsia"/>
-          <w:bCs/>
-          <w:spacing w:val="-6"/>
-          <w:szCs w:val="28"/>
-          <w:u w:val="single"/>
-        </w:rPr>
-        <w:t>元豐</w:t>
-      </w:r>
-      <w:r>
-        <w:rPr>
-          <w:rFonts w:hint="eastAsia"/>
-          <w:bCs/>
-          <w:spacing w:val="-6"/>
-          <w:szCs w:val="28"/>
-        </w:rPr>
-        <w:t>五年</w:t>
-      </w:r>
-      <w:proofErr w:type="gramStart"/>
-      <w:r>
-        <w:rPr>
-          <w:rFonts w:hint="eastAsia"/>
-          <w:bCs/>
-          <w:spacing w:val="-6"/>
-          <w:szCs w:val="28"/>
-          <w:u w:val="single"/>
-        </w:rPr>
-        <w:t>蘇軾</w:t>
-      </w:r>
-      <w:r>
-        <w:rPr>
-          <w:rFonts w:hint="eastAsia"/>
-          <w:bCs/>
-          <w:spacing w:val="-6"/>
-          <w:szCs w:val="28"/>
-        </w:rPr>
-        <w:t>遭罪入獄</w:t>
-      </w:r>
-      <w:proofErr w:type="gramEnd"/>
-      <w:r>
-        <w:rPr>
-          <w:rFonts w:hint="eastAsia"/>
-          <w:bCs/>
-          <w:spacing w:val="-6"/>
-          <w:szCs w:val="28"/>
-        </w:rPr>
-        <w:t>後，服刑完畢，流放</w:t>
-      </w:r>
-      <w:r>
-        <w:rPr>
-          <w:rFonts w:hint="eastAsia"/>
-          <w:bCs/>
-          <w:spacing w:val="-6"/>
-          <w:szCs w:val="28"/>
-          <w:u w:val="single"/>
-        </w:rPr>
-        <w:t>黃州</w:t>
-      </w:r>
-      <w:r>
-        <w:rPr>
-          <w:rFonts w:hint="eastAsia"/>
-          <w:bCs/>
-          <w:spacing w:val="-6"/>
-          <w:szCs w:val="28"/>
-        </w:rPr>
-        <w:t>之際，四十七歲的他不僅功業未成，更與官場</w:t>
-      </w:r>
-      <w:r>
-        <w:rPr>
-          <w:rFonts w:hint="eastAsia"/>
-          <w:b/>
-          <w:spacing w:val="-6"/>
-          <w:szCs w:val="28"/>
-        </w:rPr>
-        <w:t>格格不入</w:t>
-      </w:r>
-      <w:r>
-        <w:rPr>
-          <w:rFonts w:hint="eastAsia"/>
-          <w:bCs/>
-          <w:spacing w:val="-6"/>
-          <w:szCs w:val="28"/>
-        </w:rPr>
-        <w:t>，此時的感慨也只有選擇超然解放，才能真正得到自由。</w:t>
+        <w:t>赤壁</w:t>
+      </w:r>
+      <w:r>
+        <w:rPr>
+          <w:rFonts w:hint="eastAsia"/>
+          <w:bCs/>
+          <w:szCs w:val="28"/>
+        </w:rPr>
+        <w:t>之戰驚心動魄的歷史氛圍。</w:t>
       </w:r>
     </w:p>
     <w:p>
       <w:pPr>
         <w:spacing w:after="0" w:line="480" w:lineRule="exact"/>
         <w:ind w:left="-6" w:right="0" w:hanging="11"/>
+        <w:jc w:val="both"/>
         <w:rPr>
           <w:bCs/>
           <w:szCs w:val="28"/>
@@ -2586,7 +2106,24 @@
           <w:bCs/>
           <w:szCs w:val="28"/>
         </w:rPr>
-        <w:t>本闕詞</w:t>
+        <w:t>下片聚焦於歷史英雄的刻畫。詞人借</w:t>
+      </w:r>
+      <w:r>
+        <w:rPr>
+          <w:rFonts w:hint="eastAsia"/>
+          <w:bCs/>
+          <w:szCs w:val="28"/>
+          <w:u w:val="single"/>
+        </w:rPr>
+        <w:t>周瑜</w:t>
+      </w:r>
+      <w:r>
+        <w:rPr>
+          <w:rFonts w:hint="eastAsia"/>
+          <w:bCs/>
+          <w:szCs w:val="28"/>
+        </w:rPr>
+        <w:t>來寄託心志，「羽扇綸巾，談笑間，</w:t>
       </w:r>
       <w:proofErr w:type="gramStart"/>
       <w:r>
@@ -2595,7 +2132,16 @@
           <w:bCs/>
           <w:szCs w:val="28"/>
         </w:rPr>
-        <w:t>上片詠</w:t>
+        <w:t>強虜飛灰</w:t>
+      </w:r>
+      <w:proofErr w:type="gramEnd"/>
+      <w:r>
+        <w:rPr>
+          <w:rFonts w:hint="eastAsia"/>
+          <w:bCs/>
+          <w:szCs w:val="28"/>
+        </w:rPr>
+        <w:t>煙滅」，將</w:t>
       </w:r>
       <w:r>
         <w:rPr>
@@ -2604,7 +2150,56 @@
           <w:szCs w:val="28"/>
           <w:u w:val="single"/>
         </w:rPr>
-        <w:t>赤壁</w:t>
+        <w:t>周瑜</w:t>
+      </w:r>
+      <w:r>
+        <w:rPr>
+          <w:rFonts w:hint="eastAsia"/>
+          <w:bCs/>
+          <w:szCs w:val="28"/>
+        </w:rPr>
+        <w:t>少年得志、</w:t>
+      </w:r>
+      <w:r>
+        <w:rPr>
+          <w:rFonts w:hint="eastAsia"/>
+          <w:b/>
+          <w:szCs w:val="28"/>
+        </w:rPr>
+        <w:t>儒將風流</w:t>
+      </w:r>
+      <w:r>
+        <w:rPr>
+          <w:rFonts w:hint="eastAsia"/>
+          <w:bCs/>
+          <w:szCs w:val="28"/>
+        </w:rPr>
+        <w:t>與從容自信的神態描繪得</w:t>
+      </w:r>
+      <w:r>
+        <w:rPr>
+          <w:rFonts w:hint="eastAsia"/>
+          <w:b/>
+          <w:szCs w:val="28"/>
+        </w:rPr>
+        <w:t>淋漓盡致</w:t>
+      </w:r>
+      <w:r>
+        <w:rPr>
+          <w:rFonts w:hint="eastAsia"/>
+          <w:bCs/>
+          <w:szCs w:val="28"/>
+        </w:rPr>
+        <w:t>。這份瀟灑，既是對歷史人物的極高讚譽，也隱約折射出詞人建功立業的雄心與才華。然而，</w:t>
+      </w:r>
+      <w:proofErr w:type="gramStart"/>
+      <w:r>
+        <w:rPr>
+          <w:rFonts w:hint="eastAsia"/>
+          <w:bCs/>
+          <w:szCs w:val="28"/>
+        </w:rPr>
+        <w:t>英雄雖逝</w:t>
       </w:r>
       <w:proofErr w:type="gramEnd"/>
       <w:r>
@@ -2613,263 +2208,17 @@
           <w:bCs/>
           <w:szCs w:val="28"/>
         </w:rPr>
-        <w:t>，</w:t>
-      </w:r>
-      <w:proofErr w:type="gramStart"/>
-      <w:r>
-        <w:rPr>
-          <w:rFonts w:hint="eastAsia"/>
-          <w:bCs/>
-          <w:szCs w:val="28"/>
-        </w:rPr>
-        <w:t>下片懷</w:t>
-      </w:r>
-      <w:r>
-        <w:rPr>
-          <w:rFonts w:hint="eastAsia"/>
-          <w:bCs/>
-          <w:szCs w:val="28"/>
-          <w:u w:val="single"/>
-        </w:rPr>
-        <w:t>周瑜</w:t>
-      </w:r>
-      <w:proofErr w:type="gramEnd"/>
-      <w:r>
-        <w:rPr>
-          <w:rFonts w:hint="eastAsia"/>
-          <w:bCs/>
-          <w:szCs w:val="28"/>
-        </w:rPr>
-        <w:t>，最終回歸自我，成為自身勉勵與感慨的</w:t>
-      </w:r>
-      <w:r>
-        <w:rPr>
-          <w:rFonts w:hint="eastAsia"/>
-          <w:b/>
-          <w:szCs w:val="28"/>
-        </w:rPr>
-        <w:t>回鋒</w:t>
-      </w:r>
-      <w:r>
-        <w:rPr>
-          <w:rFonts w:hint="eastAsia"/>
-          <w:bCs/>
-          <w:szCs w:val="28"/>
-        </w:rPr>
-        <w:t>，令人嘆息萬分。開頭「大江東去，浪淘盡，千古風流人物。故壘</w:t>
-      </w:r>
-      <w:proofErr w:type="gramStart"/>
-      <w:r>
-        <w:rPr>
-          <w:rFonts w:hint="eastAsia"/>
-          <w:bCs/>
-          <w:szCs w:val="28"/>
-        </w:rPr>
-        <w:t>西邊，</w:t>
-      </w:r>
-      <w:proofErr w:type="gramEnd"/>
-      <w:r>
-        <w:rPr>
-          <w:rFonts w:hint="eastAsia"/>
-          <w:bCs/>
-          <w:szCs w:val="28"/>
-        </w:rPr>
-        <w:t>人道是，三國周郎赤壁。</w:t>
-      </w:r>
-      <w:proofErr w:type="gramStart"/>
-      <w:r>
-        <w:rPr>
-          <w:rFonts w:hint="eastAsia"/>
-          <w:bCs/>
-          <w:szCs w:val="28"/>
-        </w:rPr>
-        <w:t>亂石</w:t>
-      </w:r>
-      <w:r>
-        <w:rPr>
-          <w:rFonts w:hint="eastAsia"/>
-          <w:bCs/>
-          <w:szCs w:val="28"/>
-        </w:rPr>
-        <w:t>崩雲</w:t>
-      </w:r>
-      <w:proofErr w:type="gramEnd"/>
-      <w:r>
-        <w:rPr>
-          <w:rFonts w:hint="eastAsia"/>
-          <w:bCs/>
-          <w:szCs w:val="28"/>
-        </w:rPr>
-        <w:t>，驚濤拍岸，捲起千堆雪。江山如畫，一時多少豪傑。」以浩瀚遼闊的場景開篇，壯闊的滾滾大江長流，淘盡了多少千古英雄，到如今那些英雄一個也沒留下；舊時堡壘</w:t>
-      </w:r>
-      <w:proofErr w:type="gramStart"/>
-      <w:r>
-        <w:rPr>
-          <w:rFonts w:hint="eastAsia"/>
-          <w:bCs/>
-          <w:szCs w:val="28"/>
-        </w:rPr>
-        <w:t>西邊，</w:t>
-      </w:r>
-      <w:proofErr w:type="gramEnd"/>
-      <w:r>
-        <w:rPr>
-          <w:rFonts w:hint="eastAsia"/>
-          <w:bCs/>
-          <w:szCs w:val="28"/>
-        </w:rPr>
-        <w:t>許多人謠傳它是</w:t>
-      </w:r>
-      <w:r>
-        <w:rPr>
-          <w:rFonts w:hint="eastAsia"/>
-          <w:bCs/>
-          <w:szCs w:val="28"/>
-          <w:u w:val="single"/>
-        </w:rPr>
-        <w:t>三國</w:t>
-      </w:r>
-      <w:r>
-        <w:rPr>
-          <w:rFonts w:hint="eastAsia"/>
-          <w:bCs/>
-          <w:szCs w:val="28"/>
-        </w:rPr>
-        <w:t xml:space="preserve"> </w:t>
-      </w:r>
-      <w:r>
-        <w:rPr>
-          <w:rFonts w:hint="eastAsia"/>
-          <w:bCs/>
-          <w:szCs w:val="28"/>
-          <w:u w:val="single"/>
-        </w:rPr>
-        <w:t>赤壁</w:t>
-      </w:r>
-      <w:r>
-        <w:rPr>
-          <w:rFonts w:hint="eastAsia"/>
-          <w:bCs/>
-          <w:szCs w:val="28"/>
-        </w:rPr>
-        <w:t>戰地，陡峻峭壁聳立天空，洶湧的波濤拍打</w:t>
-      </w:r>
-      <w:r>
-        <w:rPr>
-          <w:rFonts w:hint="eastAsia"/>
-          <w:bCs/>
-          <w:szCs w:val="28"/>
-        </w:rPr>
-        <w:t>著</w:t>
-      </w:r>
-      <w:r>
-        <w:rPr>
-          <w:rFonts w:hint="eastAsia"/>
-          <w:bCs/>
-          <w:szCs w:val="28"/>
-        </w:rPr>
-        <w:t>岸</w:t>
-      </w:r>
-      <w:r>
-        <w:rPr>
-          <w:rFonts w:hint="eastAsia"/>
-          <w:bCs/>
-          <w:szCs w:val="28"/>
-        </w:rPr>
-        <w:t>邊</w:t>
-      </w:r>
-      <w:r>
-        <w:rPr>
-          <w:rFonts w:hint="eastAsia"/>
-          <w:bCs/>
-          <w:szCs w:val="28"/>
-        </w:rPr>
-        <w:t>，</w:t>
-      </w:r>
-      <w:proofErr w:type="gramStart"/>
-      <w:r>
-        <w:rPr>
-          <w:rFonts w:hint="eastAsia"/>
-          <w:bCs/>
-          <w:szCs w:val="28"/>
-        </w:rPr>
-        <w:t>揚起似雪</w:t>
-      </w:r>
-      <w:proofErr w:type="gramEnd"/>
-      <w:r>
-        <w:rPr>
-          <w:rFonts w:hint="eastAsia"/>
-          <w:bCs/>
-          <w:szCs w:val="28"/>
-        </w:rPr>
-        <w:t>的</w:t>
-      </w:r>
-      <w:r>
-        <w:rPr>
-          <w:rFonts w:hint="eastAsia"/>
-          <w:bCs/>
-          <w:szCs w:val="28"/>
-        </w:rPr>
-        <w:t>浪花。這江山如畫，</w:t>
-      </w:r>
-      <w:proofErr w:type="gramStart"/>
-      <w:r>
-        <w:rPr>
-          <w:rFonts w:hint="eastAsia"/>
-          <w:bCs/>
-          <w:szCs w:val="28"/>
-        </w:rPr>
-        <w:t>奇雄遼闊</w:t>
-      </w:r>
-      <w:proofErr w:type="gramEnd"/>
-      <w:r>
-        <w:rPr>
-          <w:rFonts w:hint="eastAsia"/>
-          <w:bCs/>
-          <w:szCs w:val="28"/>
-        </w:rPr>
-        <w:t>的景色，曾經出過多少豪傑之士，如今僅在</w:t>
-      </w:r>
-      <w:r>
-        <w:rPr>
-          <w:rFonts w:hint="eastAsia"/>
-          <w:bCs/>
-          <w:szCs w:val="28"/>
-          <w:u w:val="single"/>
-        </w:rPr>
-        <w:t>蘇軾</w:t>
-      </w:r>
-      <w:r>
-        <w:rPr>
-          <w:rFonts w:hint="eastAsia"/>
-          <w:bCs/>
-          <w:szCs w:val="28"/>
-        </w:rPr>
-        <w:t>一人面前</w:t>
-      </w:r>
-      <w:r>
-        <w:rPr>
-          <w:rFonts w:hint="eastAsia"/>
-          <w:b/>
-          <w:szCs w:val="28"/>
-        </w:rPr>
-        <w:t>佇立</w:t>
-      </w:r>
-      <w:r>
-        <w:rPr>
-          <w:rFonts w:hint="eastAsia"/>
-          <w:bCs/>
-          <w:szCs w:val="28"/>
-        </w:rPr>
-        <w:t>，濃厚的、沉重的、滄桑的，許多感慨從他的嘴裡，一一展演出來。</w:t>
+        <w:t>，歷史與現實形成鮮明對比。</w:t>
       </w:r>
     </w:p>
     <w:p>
       <w:pPr>
         <w:spacing w:after="0" w:line="480" w:lineRule="exact"/>
         <w:ind w:left="-6" w:right="0" w:hanging="11"/>
-        <w:rPr>
-          <w:bCs/>
+        <w:jc w:val="both"/>
+        <w:rPr>
+          <w:bCs/>
+          <w:spacing w:val="-6"/>
           <w:szCs w:val="28"/>
         </w:rPr>
       </w:pPr>
@@ -2887,7 +2236,7 @@
           <w:bCs/>
           <w:szCs w:val="28"/>
         </w:rPr>
-        <w:t>接著「遙想公瑾當年，</w:t>
+        <w:t>結尾筆鋒一轉，從歷史的光輝落回自身的孤寂。「人間如夢，一尊還</w:t>
       </w:r>
       <w:proofErr w:type="gramStart"/>
       <w:r>
@@ -2896,7 +2245,7 @@
           <w:bCs/>
           <w:szCs w:val="28"/>
         </w:rPr>
-        <w:t>小喬初</w:t>
+        <w:t>酹</w:t>
       </w:r>
       <w:proofErr w:type="gramEnd"/>
       <w:r>
@@ -2905,23 +2254,7 @@
           <w:bCs/>
           <w:szCs w:val="28"/>
         </w:rPr>
-        <w:t>嫁了，雄姿英發。羽扇綸巾，談笑間，</w:t>
-      </w:r>
-      <w:r>
-        <w:rPr>
-          <w:rFonts w:hint="eastAsia"/>
-          <w:bCs/>
-          <w:szCs w:val="28"/>
-        </w:rPr>
-        <w:t>強虜</w:t>
-      </w:r>
-      <w:r>
-        <w:rPr>
-          <w:rFonts w:hint="eastAsia"/>
-          <w:bCs/>
-          <w:szCs w:val="28"/>
-        </w:rPr>
-        <w:t>灰飛煙滅。故國神遊，</w:t>
+        <w:t>江月」，面對宦海浮</w:t>
       </w:r>
       <w:proofErr w:type="gramStart"/>
       <w:r>
@@ -2930,7 +2263,7 @@
           <w:bCs/>
           <w:szCs w:val="28"/>
         </w:rPr>
-        <w:t>多情應笑我</w:t>
+        <w:t>沉</w:t>
       </w:r>
       <w:proofErr w:type="gramEnd"/>
       <w:r>
@@ -2939,7 +2272,7 @@
           <w:bCs/>
           <w:szCs w:val="28"/>
         </w:rPr>
-        <w:t>，早生華髮。人生如夢，一尊還</w:t>
+        <w:t>與早</w:t>
       </w:r>
       <w:proofErr w:type="gramStart"/>
       <w:r>
@@ -2948,7 +2281,51 @@
           <w:bCs/>
           <w:szCs w:val="28"/>
         </w:rPr>
-        <w:t>酹</w:t>
+        <w:t>生華</w:t>
+      </w:r>
+      <w:r>
+        <w:rPr>
+          <w:rFonts w:hint="eastAsia"/>
+          <w:bCs/>
+          <w:szCs w:val="28"/>
+        </w:rPr>
+        <w:t>(</w:t>
+      </w:r>
+      <w:r>
+        <w:rPr>
+          <w:rFonts w:hint="eastAsia"/>
+          <w:bCs/>
+          <w:color w:val="FF0000"/>
+          <w:sz w:val="16"/>
+          <w:szCs w:val="16"/>
+        </w:rPr>
+        <w:t>ㄏㄨㄚ</w:t>
+      </w:r>
+      <w:r>
+        <w:rPr>
+          <w:rFonts w:hint="eastAsia"/>
+          <w:bCs/>
+          <w:color w:val="FF0000"/>
+          <w:sz w:val="16"/>
+          <w:szCs w:val="16"/>
+        </w:rPr>
+        <w:t>ˊ</w:t>
+      </w:r>
+      <w:r>
+        <w:rPr>
+          <w:rFonts w:hint="eastAsia"/>
+          <w:bCs/>
+          <w:szCs w:val="28"/>
+        </w:rPr>
+        <w:t>)</w:t>
+      </w:r>
+      <w:r>
+        <w:rPr>
+          <w:rFonts w:hint="eastAsia"/>
+          <w:bCs/>
+          <w:szCs w:val="28"/>
+        </w:rPr>
+        <w:t>髮</w:t>
       </w:r>
       <w:proofErr w:type="gramEnd"/>
       <w:r>
@@ -2957,7 +2334,95 @@
           <w:bCs/>
           <w:szCs w:val="28"/>
         </w:rPr>
-        <w:t>江月。」視角轉向</w:t>
+        <w:t>的無情現實，詞人將滿腔悲涼與人生如夢的虛無，化為對著</w:t>
+      </w:r>
+      <w:proofErr w:type="gramStart"/>
+      <w:r>
+        <w:rPr>
+          <w:rFonts w:hint="eastAsia"/>
+          <w:bCs/>
+          <w:szCs w:val="28"/>
+        </w:rPr>
+        <w:t>江中明月灑下</w:t>
+      </w:r>
+      <w:proofErr w:type="gramEnd"/>
+      <w:r>
+        <w:rPr>
+          <w:rFonts w:hint="eastAsia"/>
+          <w:bCs/>
+          <w:szCs w:val="28"/>
+        </w:rPr>
+        <w:t>的一杯清酒。這份</w:t>
+      </w:r>
+      <w:proofErr w:type="gramStart"/>
+      <w:r>
+        <w:rPr>
+          <w:rFonts w:hint="eastAsia"/>
+          <w:bCs/>
+          <w:szCs w:val="28"/>
+        </w:rPr>
+        <w:t>曠</w:t>
+      </w:r>
+      <w:proofErr w:type="gramEnd"/>
+      <w:r>
+        <w:rPr>
+          <w:rFonts w:hint="eastAsia"/>
+          <w:bCs/>
+          <w:szCs w:val="28"/>
+        </w:rPr>
+        <w:t>達，不是消極避</w:t>
+      </w:r>
+      <w:proofErr w:type="gramStart"/>
+      <w:r>
+        <w:rPr>
+          <w:rFonts w:hint="eastAsia"/>
+          <w:bCs/>
+          <w:szCs w:val="28"/>
+        </w:rPr>
+        <w:t>世</w:t>
+      </w:r>
+      <w:proofErr w:type="gramEnd"/>
+      <w:r>
+        <w:rPr>
+          <w:rFonts w:hint="eastAsia"/>
+          <w:bCs/>
+          <w:szCs w:val="28"/>
+        </w:rPr>
+        <w:t>，而是在歷經風雨後，與宇宙自然達成的內在和解。</w:t>
+      </w:r>
+      <w:proofErr w:type="gramStart"/>
+      <w:r>
+        <w:rPr>
+          <w:rFonts w:hint="eastAsia"/>
+          <w:bCs/>
+          <w:szCs w:val="28"/>
+        </w:rPr>
+        <w:t>全詞</w:t>
+      </w:r>
+      <w:r>
+        <w:rPr>
+          <w:rFonts w:hint="eastAsia"/>
+          <w:b/>
+          <w:szCs w:val="28"/>
+        </w:rPr>
+        <w:t>氣勢</w:t>
+      </w:r>
+      <w:proofErr w:type="gramEnd"/>
+      <w:r>
+        <w:rPr>
+          <w:rFonts w:hint="eastAsia"/>
+          <w:b/>
+          <w:szCs w:val="28"/>
+        </w:rPr>
+        <w:t>恢宏</w:t>
+      </w:r>
+      <w:r>
+        <w:rPr>
+          <w:rFonts w:hint="eastAsia"/>
+          <w:bCs/>
+          <w:szCs w:val="28"/>
+        </w:rPr>
+        <w:t>，情調蒼涼而高遠，展現了</w:t>
       </w:r>
       <w:r>
         <w:rPr>
@@ -2966,207 +2431,6 @@
           <w:szCs w:val="28"/>
           <w:u w:val="single"/>
         </w:rPr>
-        <w:t>周瑜</w:t>
-      </w:r>
-      <w:r>
-        <w:rPr>
-          <w:rFonts w:hint="eastAsia"/>
-          <w:bCs/>
-          <w:szCs w:val="28"/>
-        </w:rPr>
-        <w:t>，遙想</w:t>
-      </w:r>
-      <w:r>
-        <w:rPr>
-          <w:rFonts w:hint="eastAsia"/>
-          <w:bCs/>
-          <w:szCs w:val="28"/>
-          <w:u w:val="single"/>
-        </w:rPr>
-        <w:t>公瑾</w:t>
-      </w:r>
-      <w:r>
-        <w:rPr>
-          <w:rFonts w:hint="eastAsia"/>
-          <w:bCs/>
-          <w:szCs w:val="28"/>
-        </w:rPr>
-        <w:t>當年迎娶</w:t>
-      </w:r>
-      <w:r>
-        <w:rPr>
-          <w:rFonts w:hint="eastAsia"/>
-          <w:bCs/>
-          <w:szCs w:val="28"/>
-          <w:u w:val="single"/>
-        </w:rPr>
-        <w:t>小喬</w:t>
-      </w:r>
-      <w:r>
-        <w:rPr>
-          <w:rFonts w:hint="eastAsia"/>
-          <w:bCs/>
-          <w:szCs w:val="28"/>
-        </w:rPr>
-        <w:t>的意氣風發，手執羽扇，頭戴綸巾，</w:t>
-      </w:r>
-      <w:r>
-        <w:rPr>
-          <w:rFonts w:hint="eastAsia"/>
-          <w:b/>
-          <w:szCs w:val="28"/>
-        </w:rPr>
-        <w:t>玉樹臨風</w:t>
-      </w:r>
-      <w:r>
-        <w:rPr>
-          <w:rFonts w:hint="eastAsia"/>
-          <w:bCs/>
-          <w:szCs w:val="28"/>
-        </w:rPr>
-        <w:t>的</w:t>
-      </w:r>
-      <w:r>
-        <w:rPr>
-          <w:rFonts w:hint="eastAsia"/>
-          <w:b/>
-          <w:szCs w:val="28"/>
-        </w:rPr>
-        <w:t>瀟灑</w:t>
-      </w:r>
-      <w:r>
-        <w:rPr>
-          <w:rFonts w:hint="eastAsia"/>
-          <w:bCs/>
-          <w:szCs w:val="28"/>
-        </w:rPr>
-        <w:t>，將</w:t>
-      </w:r>
-      <w:r>
-        <w:rPr>
-          <w:rFonts w:hint="eastAsia"/>
-          <w:bCs/>
-          <w:szCs w:val="28"/>
-          <w:u w:val="single"/>
-        </w:rPr>
-        <w:t>曹操</w:t>
-      </w:r>
-      <w:r>
-        <w:rPr>
-          <w:rFonts w:hint="eastAsia"/>
-          <w:bCs/>
-          <w:szCs w:val="28"/>
-        </w:rPr>
-        <w:t>的</w:t>
-      </w:r>
-      <w:proofErr w:type="gramStart"/>
-      <w:r>
-        <w:rPr>
-          <w:rFonts w:hint="eastAsia"/>
-          <w:bCs/>
-          <w:szCs w:val="28"/>
-        </w:rPr>
-        <w:t>水軍大艦於</w:t>
-      </w:r>
-      <w:proofErr w:type="gramEnd"/>
-      <w:r>
-        <w:rPr>
-          <w:rFonts w:hint="eastAsia"/>
-          <w:bCs/>
-          <w:szCs w:val="28"/>
-        </w:rPr>
-        <w:t>談笑間全數</w:t>
-      </w:r>
-      <w:r>
-        <w:rPr>
-          <w:rFonts w:hint="eastAsia"/>
-          <w:bCs/>
-          <w:szCs w:val="28"/>
-        </w:rPr>
-        <w:t>被</w:t>
-      </w:r>
-      <w:r>
-        <w:rPr>
-          <w:rFonts w:hint="eastAsia"/>
-          <w:bCs/>
-          <w:szCs w:val="28"/>
-        </w:rPr>
-        <w:t>殲滅。少年得志的</w:t>
-      </w:r>
-      <w:r>
-        <w:rPr>
-          <w:rFonts w:hint="eastAsia"/>
-          <w:bCs/>
-          <w:szCs w:val="28"/>
-          <w:u w:val="single"/>
-        </w:rPr>
-        <w:t>周瑜</w:t>
-      </w:r>
-      <w:r>
-        <w:rPr>
-          <w:rFonts w:hint="eastAsia"/>
-          <w:bCs/>
-          <w:szCs w:val="28"/>
-        </w:rPr>
-        <w:t>，</w:t>
-      </w:r>
-      <w:r>
-        <w:rPr>
-          <w:rFonts w:hint="eastAsia"/>
-          <w:b/>
-          <w:szCs w:val="28"/>
-        </w:rPr>
-        <w:t>區區</w:t>
-      </w:r>
-      <w:r>
-        <w:rPr>
-          <w:rFonts w:hint="eastAsia"/>
-          <w:bCs/>
-          <w:szCs w:val="28"/>
-        </w:rPr>
-        <w:t>三十四歲大破敵軍，功勳赫赫</w:t>
-      </w:r>
-      <w:r>
-        <w:rPr>
-          <w:rFonts w:hint="eastAsia"/>
-          <w:b/>
-          <w:szCs w:val="28"/>
-        </w:rPr>
-        <w:t>著實</w:t>
-      </w:r>
-      <w:r>
-        <w:rPr>
-          <w:rFonts w:hint="eastAsia"/>
-          <w:bCs/>
-          <w:szCs w:val="28"/>
-        </w:rPr>
-        <w:t>令人</w:t>
-      </w:r>
-      <w:proofErr w:type="gramStart"/>
-      <w:r>
-        <w:rPr>
-          <w:rFonts w:hint="eastAsia"/>
-          <w:bCs/>
-          <w:szCs w:val="28"/>
-        </w:rPr>
-        <w:t>讚歎</w:t>
-      </w:r>
-      <w:proofErr w:type="gramEnd"/>
-      <w:r>
-        <w:rPr>
-          <w:rFonts w:hint="eastAsia"/>
-          <w:bCs/>
-          <w:szCs w:val="28"/>
-        </w:rPr>
-        <w:t>。</w:t>
-      </w:r>
-      <w:r>
-        <w:rPr>
-          <w:rFonts w:hint="eastAsia"/>
-          <w:bCs/>
-          <w:szCs w:val="28"/>
-          <w:u w:val="single"/>
-        </w:rPr>
         <w:t>蘇軾</w:t>
       </w:r>
       <w:r>
@@ -3175,297 +2439,12 @@
           <w:bCs/>
           <w:szCs w:val="28"/>
         </w:rPr>
-        <w:t>至此由</w:t>
-      </w:r>
-      <w:proofErr w:type="gramStart"/>
-      <w:r>
-        <w:rPr>
-          <w:rFonts w:hint="eastAsia"/>
-          <w:bCs/>
-          <w:szCs w:val="28"/>
-          <w:u w:val="single"/>
-        </w:rPr>
-        <w:t>周郎</w:t>
-      </w:r>
-      <w:r>
-        <w:rPr>
-          <w:rFonts w:hint="eastAsia"/>
-          <w:bCs/>
-          <w:szCs w:val="28"/>
-        </w:rPr>
-        <w:t>觀及</w:t>
-      </w:r>
-      <w:proofErr w:type="gramEnd"/>
-      <w:r>
-        <w:rPr>
-          <w:rFonts w:hint="eastAsia"/>
-          <w:bCs/>
-          <w:szCs w:val="28"/>
-        </w:rPr>
-        <w:t>自身，發現四十有七的自己仍是</w:t>
-      </w:r>
-      <w:proofErr w:type="gramStart"/>
-      <w:r>
-        <w:rPr>
-          <w:rFonts w:hint="eastAsia"/>
-          <w:b/>
-          <w:szCs w:val="28"/>
-        </w:rPr>
-        <w:t>一介</w:t>
-      </w:r>
-      <w:r>
-        <w:rPr>
-          <w:rFonts w:hint="eastAsia"/>
-          <w:bCs/>
-          <w:szCs w:val="28"/>
-        </w:rPr>
-        <w:t>寒儒</w:t>
-      </w:r>
-      <w:proofErr w:type="gramEnd"/>
-      <w:r>
-        <w:rPr>
-          <w:rFonts w:hint="eastAsia"/>
-          <w:bCs/>
-          <w:szCs w:val="28"/>
-        </w:rPr>
-        <w:t>，坎坷不遇的仕途應當遭受</w:t>
-      </w:r>
-      <w:r>
-        <w:rPr>
-          <w:rFonts w:hint="eastAsia"/>
-          <w:bCs/>
-          <w:szCs w:val="28"/>
-          <w:u w:val="single"/>
-        </w:rPr>
-        <w:t>周郎</w:t>
-      </w:r>
-      <w:r>
-        <w:rPr>
-          <w:rFonts w:hint="eastAsia"/>
-          <w:bCs/>
-          <w:szCs w:val="28"/>
-        </w:rPr>
-        <w:t>取笑吧！</w:t>
-      </w:r>
-      <w:proofErr w:type="gramStart"/>
-      <w:r>
-        <w:rPr>
-          <w:rFonts w:hint="eastAsia"/>
-          <w:bCs/>
-          <w:szCs w:val="28"/>
-        </w:rPr>
-        <w:t>滿頭華髮</w:t>
-      </w:r>
-      <w:proofErr w:type="gramEnd"/>
-      <w:r>
-        <w:rPr>
-          <w:rFonts w:hint="eastAsia"/>
-          <w:bCs/>
-          <w:szCs w:val="28"/>
-        </w:rPr>
-        <w:t>，轉眼發現歷史與戰爭一樣，如夢一場，所有情節都在彈指間灰飛煙滅。在</w:t>
-      </w:r>
-      <w:r>
-        <w:rPr>
-          <w:rFonts w:hint="eastAsia"/>
-          <w:bCs/>
-          <w:szCs w:val="28"/>
-          <w:u w:val="single"/>
-        </w:rPr>
-        <w:t>蘇軾</w:t>
-      </w:r>
-      <w:r>
-        <w:rPr>
-          <w:rFonts w:hint="eastAsia"/>
-          <w:bCs/>
-          <w:szCs w:val="28"/>
-        </w:rPr>
-        <w:t>眼中</w:t>
-      </w:r>
-      <w:r>
-        <w:rPr>
-          <w:rFonts w:hint="eastAsia"/>
-          <w:b/>
-          <w:szCs w:val="28"/>
-        </w:rPr>
-        <w:t>氣宇軒昂</w:t>
-      </w:r>
-      <w:r>
-        <w:rPr>
-          <w:rFonts w:hint="eastAsia"/>
-          <w:bCs/>
-          <w:szCs w:val="28"/>
-        </w:rPr>
-        <w:t>的</w:t>
-      </w:r>
-      <w:r>
-        <w:rPr>
-          <w:rFonts w:hint="eastAsia"/>
-          <w:bCs/>
-          <w:szCs w:val="28"/>
-          <w:u w:val="single"/>
-        </w:rPr>
-        <w:t>周郎</w:t>
-      </w:r>
-      <w:r>
-        <w:rPr>
-          <w:rFonts w:hint="eastAsia"/>
-          <w:bCs/>
-          <w:szCs w:val="28"/>
-        </w:rPr>
-        <w:t>如今不過是滄海一粟，大浪淘盡了英雄，只有留下傳聞，其餘什麼也沒剩下了。思索過後提出人生如夢的看法，原來世間大事不過幾個春秋</w:t>
-      </w:r>
-      <w:proofErr w:type="gramStart"/>
-      <w:r>
-        <w:rPr>
-          <w:rFonts w:hint="eastAsia"/>
-          <w:bCs/>
-          <w:szCs w:val="28"/>
-        </w:rPr>
-        <w:t>間的</w:t>
-      </w:r>
-      <w:r>
-        <w:rPr>
-          <w:rFonts w:hint="eastAsia"/>
-          <w:b/>
-          <w:szCs w:val="28"/>
-        </w:rPr>
-        <w:t>擺盪</w:t>
-      </w:r>
-      <w:proofErr w:type="gramEnd"/>
-      <w:r>
-        <w:rPr>
-          <w:rFonts w:hint="eastAsia"/>
-          <w:bCs/>
-          <w:szCs w:val="28"/>
-        </w:rPr>
-        <w:t>罷了！</w:t>
+        <w:t>獨特的人格魅力與文學高度。</w:t>
       </w:r>
     </w:p>
     <w:p>
       <w:pPr>
-        <w:spacing w:after="0" w:line="480" w:lineRule="exact"/>
-        <w:ind w:left="-6" w:right="0" w:hanging="11"/>
-        <w:rPr>
-          <w:bCs/>
-          <w:szCs w:val="28"/>
-        </w:rPr>
-      </w:pPr>
-      <w:r>
-        <w:rPr>
-          <w:rFonts w:hint="eastAsia"/>
-          <w:bCs/>
-          <w:szCs w:val="28"/>
-        </w:rPr>
-        <w:lastRenderedPageBreak/>
-        <w:t xml:space="preserve">    </w:t>
-      </w:r>
-      <w:r>
-        <w:rPr>
-          <w:rFonts w:hint="eastAsia"/>
-          <w:bCs/>
-          <w:szCs w:val="28"/>
-        </w:rPr>
-        <w:t>這一首</w:t>
-      </w:r>
-      <w:proofErr w:type="gramStart"/>
-      <w:r>
-        <w:rPr>
-          <w:rFonts w:hint="eastAsia"/>
-          <w:bCs/>
-          <w:szCs w:val="28"/>
-        </w:rPr>
-        <w:t>〈</w:t>
-      </w:r>
-      <w:proofErr w:type="gramEnd"/>
-      <w:r>
-        <w:rPr>
-          <w:rFonts w:hint="eastAsia"/>
-          <w:bCs/>
-          <w:szCs w:val="28"/>
-        </w:rPr>
-        <w:t>念奴嬌・赤壁懷古〉被譽為「千古絕唱」，幾乎是無人不知、無人不曉的名篇；它有故事、有氣勢，有時代、有地點，有群體、有個人，有事功、有宇宙，可以說</w:t>
-      </w:r>
-      <w:r>
-        <w:rPr>
-          <w:rFonts w:hint="eastAsia"/>
-          <w:bCs/>
-          <w:szCs w:val="28"/>
-          <w:u w:val="single"/>
-        </w:rPr>
-        <w:t>蘇軾</w:t>
-      </w:r>
-      <w:r>
-        <w:rPr>
-          <w:rFonts w:hint="eastAsia"/>
-          <w:bCs/>
-          <w:szCs w:val="28"/>
-        </w:rPr>
-        <w:t>所有的思想與才華都能在這一篇中見到。同一年蘇軾還作了前、後〈赤壁賦〉，於是這三篇被稱為</w:t>
-      </w:r>
-      <w:r>
-        <w:rPr>
-          <w:rFonts w:hint="eastAsia"/>
-          <w:bCs/>
-          <w:szCs w:val="28"/>
-          <w:u w:val="single"/>
-        </w:rPr>
-        <w:t>蘇軾</w:t>
-      </w:r>
-      <w:r>
-        <w:rPr>
-          <w:rFonts w:hint="eastAsia"/>
-          <w:bCs/>
-          <w:szCs w:val="28"/>
-        </w:rPr>
-        <w:t>的「赤壁三詠」。</w:t>
-      </w:r>
-    </w:p>
-    <w:p>
-      <w:pPr>
-        <w:spacing w:after="0" w:line="480" w:lineRule="exact"/>
-        <w:ind w:left="-6" w:right="0" w:hanging="11"/>
-        <w:rPr>
-          <w:bCs/>
-          <w:spacing w:val="-6"/>
-          <w:szCs w:val="28"/>
-        </w:rPr>
-      </w:pPr>
-      <w:r>
-        <w:rPr>
-          <w:rFonts w:hint="eastAsia"/>
-          <w:bCs/>
-          <w:spacing w:val="-6"/>
-          <w:szCs w:val="28"/>
-        </w:rPr>
-        <w:t>(資料來源：</w:t>
-      </w:r>
-      <w:hyperlink r:id="rId9" w:history="1">
-        <w:r>
-          <w:rPr>
-            <w:rStyle w:val="a8"/>
-            <w:bCs/>
-            <w:spacing w:val="-6"/>
-            <w:szCs w:val="28"/>
-          </w:rPr>
-          <w:t>https://www.merit-times.com/NewsPage.aspx?unid=504032</w:t>
-        </w:r>
-      </w:hyperlink>
-      <w:hyperlink r:id="rId10" w:history="1"/>
-      <w:hyperlink r:id="rId11" w:history="1"/>
-      <w:r>
-        <w:rPr>
-          <w:rFonts w:hint="eastAsia"/>
-          <w:bCs/>
-          <w:spacing w:val="-6"/>
-          <w:szCs w:val="28"/>
-        </w:rPr>
-        <w:t>)</w:t>
-      </w:r>
-    </w:p>
-    <w:p>
-      <w:pPr>
-        <w:spacing w:beforeLines="50" w:before="120" w:after="0" w:line="480" w:lineRule="exact"/>
+        <w:spacing w:beforeLines="50" w:before="120" w:after="0" w:line="440" w:lineRule="exact"/>
         <w:ind w:left="-6" w:right="0" w:hanging="11"/>
         <w:rPr>
           <w:bCs/>
@@ -3491,84 +2470,58 @@
           <w:ilvl w:val="0"/>
           <w:numId w:val="1"/>
         </w:numPr>
-        <w:spacing w:line="480" w:lineRule="exact"/>
-        <w:ind w:leftChars="0" w:right="0"/>
+        <w:spacing w:after="0" w:line="420" w:lineRule="exact"/>
+        <w:ind w:leftChars="0" w:left="284" w:right="0" w:hanging="284"/>
+        <w:jc w:val="both"/>
       </w:pPr>
       <w:proofErr w:type="gramStart"/>
       <w:r>
         <w:rPr>
           <w:rFonts w:hint="eastAsia"/>
         </w:rPr>
-        <w:t>鏖</w:t>
+        <w:t>壓卷之</w:t>
       </w:r>
       <w:proofErr w:type="gramEnd"/>
       <w:r>
         <w:rPr>
           <w:rFonts w:hint="eastAsia"/>
         </w:rPr>
-        <w:t>(</w:t>
+        <w:t>作</w:t>
+      </w:r>
+      <w:r>
+        <w:rPr>
+          <w:rFonts w:hint="eastAsia"/>
+        </w:rPr>
+        <w:t>：</w:t>
+      </w:r>
+      <w:r>
+        <w:rPr>
+          <w:rFonts w:hint="eastAsia"/>
+        </w:rPr>
+        <w:t>指在一部著作或同類作品中，最為傑出、水準最高、足以居於首位的作品</w:t>
+      </w:r>
+      <w:r>
+        <w:br/>
+      </w:r>
+      <w:r>
+        <w:rPr>
+          <w:rFonts w:hint="eastAsia"/>
+        </w:rPr>
+        <w:t>。用以推崇〈念奴嬌·赤壁懷古〉在歷代</w:t>
       </w:r>
       <w:proofErr w:type="gramStart"/>
       <w:r>
         <w:rPr>
           <w:rFonts w:hint="eastAsia"/>
-          <w:color w:val="FF0000"/>
-          <w:sz w:val="16"/>
-          <w:szCs w:val="16"/>
-        </w:rPr>
-        <w:t>ㄠˊ</w:t>
+        </w:rPr>
+        <w:t>豪放詞</w:t>
       </w:r>
       <w:proofErr w:type="gramEnd"/>
       <w:r>
         <w:rPr>
           <w:rFonts w:hint="eastAsia"/>
         </w:rPr>
-        <w:t>)</w:t>
-      </w:r>
-      <w:r>
-        <w:rPr>
-          <w:rFonts w:hint="eastAsia"/>
-        </w:rPr>
-        <w:t>戰</w:t>
-      </w:r>
-      <w:r>
-        <w:rPr>
-          <w:rFonts w:hint="eastAsia"/>
-        </w:rPr>
-        <w:t>：</w:t>
-      </w:r>
-      <w:r>
-        <w:rPr>
-          <w:rFonts w:hint="eastAsia"/>
-        </w:rPr>
-        <w:t>戰況激烈艱苦</w:t>
-      </w:r>
-      <w:proofErr w:type="gramStart"/>
-      <w:r>
-        <w:rPr>
-          <w:rFonts w:hint="eastAsia"/>
-        </w:rPr>
-        <w:t>勉</w:t>
-      </w:r>
-      <w:proofErr w:type="gramEnd"/>
-      <w:r>
-        <w:rPr>
-          <w:rFonts w:hint="eastAsia"/>
-        </w:rPr>
-        <w:t>力支撐。</w:t>
-      </w:r>
-    </w:p>
-    <w:p>
-      <w:pPr>
-        <w:pStyle w:val="aa"/>
-        <w:spacing w:line="480" w:lineRule="exact"/>
-        <w:ind w:leftChars="0" w:right="0" w:firstLine="0"/>
-      </w:pPr>
-      <w:r>
-        <w:rPr>
-          <w:rFonts w:hint="eastAsia"/>
-        </w:rPr>
-        <w:t>【例】這場比賽，勢均力敵，雙方鏖戰數十回合之後，才分出勝負。</w:t>
+        <w:t>中無可動搖的崇高文學地位。</w:t>
       </w:r>
     </w:p>
     <w:p>
@@ -3578,220 +2531,55 @@
           <w:ilvl w:val="0"/>
           <w:numId w:val="1"/>
         </w:numPr>
-        <w:spacing w:line="480" w:lineRule="exact"/>
-        <w:ind w:leftChars="0" w:right="0"/>
-      </w:pPr>
+        <w:spacing w:after="0" w:line="420" w:lineRule="exact"/>
+        <w:ind w:leftChars="0" w:left="284" w:right="0" w:hanging="284"/>
+        <w:jc w:val="both"/>
+      </w:pPr>
+      <w:r>
+        <w:rPr>
+          <w:rFonts w:hint="eastAsia"/>
+        </w:rPr>
+        <w:t>萬古江山</w:t>
+      </w:r>
+      <w:r>
+        <w:rPr>
+          <w:rFonts w:hint="eastAsia"/>
+        </w:rPr>
+        <w:t>：</w:t>
+      </w:r>
+      <w:r>
+        <w:rPr>
+          <w:rFonts w:hint="eastAsia"/>
+        </w:rPr>
+        <w:t>經歷千秋萬代、永恆長存的江山大地。</w:t>
+      </w:r>
       <w:proofErr w:type="gramStart"/>
       <w:r>
         <w:rPr>
           <w:rFonts w:hint="eastAsia"/>
         </w:rPr>
-        <w:t>闕</w:t>
+        <w:t>凸</w:t>
       </w:r>
       <w:proofErr w:type="gramEnd"/>
-    </w:p>
-    <w:p>
-      <w:pPr>
-        <w:pStyle w:val="aa"/>
-        <w:numPr>
-          <w:ilvl w:val="0"/>
-          <w:numId w:val="34"/>
-        </w:numPr>
-        <w:spacing w:line="480" w:lineRule="exact"/>
-        <w:ind w:leftChars="0" w:right="0"/>
-      </w:pPr>
+      <w:r>
+        <w:rPr>
+          <w:rFonts w:hint="eastAsia"/>
+        </w:rPr>
+        <w:t>顯自然景物與宇宙的永恆不朽，藉此襯托出人類生命的短暫與歷史人物</w:t>
+      </w:r>
       <w:proofErr w:type="gramStart"/>
       <w:r>
         <w:rPr>
           <w:rFonts w:hint="eastAsia"/>
-          <w:color w:val="FF0000"/>
-          <w:sz w:val="16"/>
-          <w:szCs w:val="16"/>
-        </w:rPr>
-        <w:t>ㄑㄩㄝˋ</w:t>
+        </w:rPr>
+        <w:t>的易逝</w:t>
       </w:r>
       <w:proofErr w:type="gramEnd"/>
-    </w:p>
-    <w:p>
-      <w:pPr>
-        <w:pStyle w:val="aa"/>
-        <w:spacing w:line="480" w:lineRule="exact"/>
-        <w:ind w:leftChars="0" w:left="960" w:right="0" w:firstLine="0"/>
-      </w:pPr>
-      <w:r>
-        <w:rPr>
-          <w:rFonts w:hint="eastAsia"/>
-        </w:rPr>
-        <w:t>(1)</w:t>
-      </w:r>
-      <w:proofErr w:type="gramStart"/>
-      <w:r>
-        <w:rPr>
-          <w:rFonts w:hint="eastAsia"/>
-        </w:rPr>
-        <w:t>古代宮門外</w:t>
-      </w:r>
-      <w:proofErr w:type="gramEnd"/>
-      <w:r>
-        <w:rPr>
-          <w:rFonts w:hint="eastAsia"/>
-        </w:rPr>
-        <w:t>兩邊供瞭望的樓臺，中間有通道。如：「宮闕」、「城闕」。</w:t>
-      </w:r>
-    </w:p>
-    <w:p>
-      <w:pPr>
-        <w:pStyle w:val="aa"/>
-        <w:spacing w:line="480" w:lineRule="exact"/>
-        <w:ind w:leftChars="0" w:left="960" w:right="0" w:firstLine="0"/>
-      </w:pPr>
-      <w:r>
-        <w:rPr>
-          <w:rFonts w:hint="eastAsia"/>
-        </w:rPr>
-        <w:t>(2)泛指帝王居住的地方。如：「帝闕」、「</w:t>
-      </w:r>
-      <w:proofErr w:type="gramStart"/>
-      <w:r>
-        <w:rPr>
-          <w:rFonts w:hint="eastAsia"/>
-        </w:rPr>
-        <w:t>闕下</w:t>
-      </w:r>
-      <w:proofErr w:type="gramEnd"/>
-      <w:r>
-        <w:rPr>
-          <w:rFonts w:hint="eastAsia"/>
-        </w:rPr>
-        <w:t>」、「朝天闕」、「心懷魏闕」。</w:t>
-      </w:r>
-    </w:p>
-    <w:p>
-      <w:pPr>
-        <w:pStyle w:val="aa"/>
-        <w:numPr>
-          <w:ilvl w:val="0"/>
-          <w:numId w:val="34"/>
-        </w:numPr>
-        <w:spacing w:line="480" w:lineRule="exact"/>
-        <w:ind w:leftChars="0" w:right="0"/>
-      </w:pPr>
-      <w:proofErr w:type="gramStart"/>
-      <w:r>
-        <w:rPr>
-          <w:rFonts w:hint="eastAsia"/>
-          <w:color w:val="FF0000"/>
-          <w:sz w:val="16"/>
-          <w:szCs w:val="16"/>
-        </w:rPr>
-        <w:t>ㄑㄩㄝ</w:t>
-      </w:r>
-      <w:proofErr w:type="gramEnd"/>
-    </w:p>
-    <w:p>
-      <w:pPr>
-        <w:spacing w:line="480" w:lineRule="exact"/>
-        <w:ind w:left="490" w:right="0" w:firstLine="470"/>
-      </w:pPr>
-      <w:r>
-        <w:rPr>
-          <w:rFonts w:hint="eastAsia"/>
-        </w:rPr>
-        <w:t>(1)</w:t>
-      </w:r>
-      <w:r>
-        <w:rPr>
-          <w:rFonts w:hint="eastAsia"/>
-        </w:rPr>
-        <w:t>脫漏、短少。通「缺」。如：「闕漏」、「付之闕如」、「多聞闕疑」。</w:t>
-      </w:r>
-    </w:p>
-    <w:p>
-      <w:pPr>
-        <w:spacing w:line="480" w:lineRule="exact"/>
-        <w:ind w:left="490" w:right="0" w:firstLine="470"/>
-      </w:pPr>
-      <w:r>
-        <w:rPr>
-          <w:rFonts w:hint="eastAsia"/>
-        </w:rPr>
-        <w:t xml:space="preserve">   </w:t>
-      </w:r>
-      <w:r>
-        <w:rPr>
-          <w:rFonts w:hint="eastAsia"/>
-        </w:rPr>
-        <w:t>多聞闕疑</w:t>
-      </w:r>
-      <w:r>
-        <w:rPr>
-          <w:rFonts w:hint="eastAsia"/>
-        </w:rPr>
-        <w:t>：</w:t>
-      </w:r>
-      <w:r>
-        <w:rPr>
-          <w:rFonts w:hint="eastAsia"/>
-        </w:rPr>
-        <w:t>雖然博學多聞，遇到不懂的地方，仍須存疑。後泛指謙虛謹慎的</w:t>
-      </w:r>
-    </w:p>
-    <w:p>
-      <w:pPr>
-        <w:spacing w:line="480" w:lineRule="exact"/>
-        <w:ind w:left="490" w:right="0" w:firstLine="470"/>
-      </w:pPr>
-      <w:r>
-        <w:rPr>
-          <w:rFonts w:hint="eastAsia"/>
-        </w:rPr>
-        <w:t xml:space="preserve">   </w:t>
-      </w:r>
-      <w:r>
-        <w:rPr>
-          <w:rFonts w:hint="eastAsia"/>
-        </w:rPr>
-        <w:t>學習態度。</w:t>
-      </w:r>
-    </w:p>
-    <w:p>
-      <w:pPr>
-        <w:pStyle w:val="aa"/>
-        <w:spacing w:line="480" w:lineRule="exact"/>
-        <w:ind w:leftChars="0" w:left="960" w:right="0" w:firstLine="0"/>
-      </w:pPr>
-      <w:r>
-        <w:rPr>
-          <w:rFonts w:hint="eastAsia"/>
-        </w:rPr>
-        <w:t>(2)過失、缺點。通「缺」。如：「闕失」、「</w:t>
-      </w:r>
-      <w:proofErr w:type="gramStart"/>
-      <w:r>
-        <w:rPr>
-          <w:rFonts w:hint="eastAsia"/>
-        </w:rPr>
-        <w:t>抱殘守闕</w:t>
-      </w:r>
-      <w:proofErr w:type="gramEnd"/>
-      <w:r>
-        <w:rPr>
-          <w:rFonts w:hint="eastAsia"/>
-        </w:rPr>
-        <w:t>」、「拾遺補闕」。</w:t>
-      </w:r>
-    </w:p>
-    <w:p>
-      <w:pPr>
-        <w:pStyle w:val="aa"/>
-        <w:spacing w:line="480" w:lineRule="exact"/>
-        <w:ind w:leftChars="0" w:left="960" w:right="0" w:firstLine="0"/>
-      </w:pPr>
-      <w:r>
-        <w:rPr>
-          <w:rFonts w:hint="eastAsia"/>
-        </w:rPr>
-        <w:t>(3)姓。</w:t>
+      <w:r>
+        <w:rPr>
+          <w:rFonts w:hint="eastAsia"/>
+        </w:rPr>
+        <w:t>。</w:t>
       </w:r>
     </w:p>
     <w:p>
@@ -3801,29 +2589,64 @@
           <w:ilvl w:val="0"/>
           <w:numId w:val="1"/>
         </w:numPr>
-        <w:spacing w:line="480" w:lineRule="exact"/>
-        <w:ind w:leftChars="0" w:right="0"/>
-      </w:pPr>
-      <w:hyperlink r:id="rId12" w:history="1">
-        <w:r>
-          <w:rPr>
-            <w:rStyle w:val="a8"/>
-            <w:rFonts w:hint="eastAsia"/>
-          </w:rPr>
-          <w:t>格格不入</w:t>
-        </w:r>
-      </w:hyperlink>
-      <w:r>
-        <w:rPr>
-          <w:rFonts w:hint="eastAsia"/>
-        </w:rPr>
-        <w:t>：</w:t>
-      </w:r>
-      <w:r>
-        <w:rPr>
-          <w:rFonts w:hint="eastAsia"/>
-        </w:rPr>
-        <w:t>抵觸阻隔而不相合。</w:t>
+        <w:spacing w:after="0" w:line="420" w:lineRule="exact"/>
+        <w:ind w:leftChars="0" w:left="284" w:right="0" w:hanging="284"/>
+        <w:jc w:val="both"/>
+      </w:pPr>
+      <w:r>
+        <w:rPr>
+          <w:rFonts w:hint="eastAsia"/>
+        </w:rPr>
+        <w:t>磅礡</w:t>
+      </w:r>
+      <w:r>
+        <w:rPr>
+          <w:rFonts w:hint="eastAsia"/>
+        </w:rPr>
+        <w:t>(</w:t>
+      </w:r>
+      <w:proofErr w:type="gramStart"/>
+      <w:r>
+        <w:rPr>
+          <w:rFonts w:hint="eastAsia"/>
+          <w:color w:val="FF0000"/>
+          <w:sz w:val="16"/>
+          <w:szCs w:val="16"/>
+        </w:rPr>
+        <w:t>ㄆㄤ</w:t>
+      </w:r>
+      <w:proofErr w:type="gramEnd"/>
+      <w:r>
+        <w:rPr>
+          <w:rFonts w:hint="eastAsia"/>
+          <w:color w:val="FF0000"/>
+          <w:sz w:val="16"/>
+          <w:szCs w:val="16"/>
+        </w:rPr>
+        <w:t xml:space="preserve"> </w:t>
+      </w:r>
+      <w:proofErr w:type="gramStart"/>
+      <w:r>
+        <w:rPr>
+          <w:rFonts w:hint="eastAsia"/>
+          <w:color w:val="FF0000"/>
+          <w:sz w:val="16"/>
+          <w:szCs w:val="16"/>
+        </w:rPr>
+        <w:t>ㄅㄛˊ</w:t>
+      </w:r>
+      <w:proofErr w:type="gramEnd"/>
+      <w:r>
+        <w:rPr>
+          <w:rFonts w:hint="eastAsia"/>
+        </w:rPr>
+        <w:t>)：</w:t>
+      </w:r>
+      <w:r>
+        <w:rPr>
+          <w:rFonts w:hint="eastAsia"/>
+        </w:rPr>
+        <w:t>氣勢盛大、雄偉而不可阻擋的樣子。用來形容這首詞在開篇與寫景時，所展現出吞吐天地、浩瀚無垠的宏大氣魄。</w:t>
       </w:r>
     </w:p>
     <w:p>
@@ -3833,14 +2656,15 @@
           <w:ilvl w:val="0"/>
           <w:numId w:val="1"/>
         </w:numPr>
-        <w:spacing w:line="480" w:lineRule="exact"/>
-        <w:ind w:leftChars="0" w:right="0"/>
-      </w:pPr>
-      <w:r>
-        <w:rPr>
-          <w:rFonts w:hint="eastAsia"/>
-        </w:rPr>
-        <w:t>回鋒</w:t>
+        <w:spacing w:after="0" w:line="420" w:lineRule="exact"/>
+        <w:ind w:leftChars="0" w:left="284" w:right="0" w:hanging="284"/>
+        <w:jc w:val="both"/>
+      </w:pPr>
+      <w:r>
+        <w:rPr>
+          <w:rFonts w:hint="eastAsia"/>
+        </w:rPr>
+        <w:t>憑弔</w:t>
       </w:r>
       <w:r>
         <w:rPr>
@@ -3852,7 +2676,59 @@
         <w:rPr>
           <w:rFonts w:hint="eastAsia"/>
         </w:rPr>
-        <w:t>寫書法時，行筆至筆畫的盡頭，宜作反向回收，此種運筆法稱為「回鋒」。</w:t>
+        <w:t>對著古跡或歷史陳跡懷念古人、追思往事並抒發感傷。詞人登臨</w:t>
+      </w:r>
+      <w:r>
+        <w:rPr>
+          <w:rFonts w:hint="eastAsia"/>
+          <w:u w:val="single"/>
+        </w:rPr>
+        <w:t>黃州</w:t>
+      </w:r>
+      <w:r>
+        <w:rPr>
+          <w:rFonts w:hint="eastAsia"/>
+        </w:rPr>
+        <w:t xml:space="preserve"> </w:t>
+      </w:r>
+      <w:r>
+        <w:rPr>
+          <w:rFonts w:hint="eastAsia"/>
+          <w:u w:val="single"/>
+        </w:rPr>
+        <w:t>赤壁</w:t>
+      </w:r>
+      <w:r>
+        <w:rPr>
+          <w:rFonts w:hint="eastAsia"/>
+        </w:rPr>
+        <w:t>，透過對</w:t>
+      </w:r>
+      <w:r>
+        <w:rPr>
+          <w:rFonts w:hint="eastAsia"/>
+          <w:u w:val="single"/>
+        </w:rPr>
+        <w:t>三國</w:t>
+      </w:r>
+      <w:r>
+        <w:rPr>
+          <w:rFonts w:hint="eastAsia"/>
+        </w:rPr>
+        <w:t>英雄</w:t>
+      </w:r>
+      <w:r>
+        <w:rPr>
+          <w:rFonts w:hint="eastAsia"/>
+          <w:u w:val="single"/>
+        </w:rPr>
+        <w:t>周瑜</w:t>
+      </w:r>
+      <w:r>
+        <w:rPr>
+          <w:rFonts w:hint="eastAsia"/>
+        </w:rPr>
+        <w:t>的追憶，引發對自身處境與歷史滄桑的無限感慨。</w:t>
       </w:r>
     </w:p>
     <w:p>
@@ -3862,51 +2738,54 @@
           <w:ilvl w:val="0"/>
           <w:numId w:val="1"/>
         </w:numPr>
-        <w:spacing w:line="480" w:lineRule="exact"/>
-        <w:ind w:leftChars="0" w:right="0"/>
-      </w:pPr>
+        <w:spacing w:after="0" w:line="420" w:lineRule="exact"/>
+        <w:ind w:leftChars="0" w:left="284" w:right="0" w:hanging="284"/>
+        <w:jc w:val="both"/>
+      </w:pPr>
+      <w:r>
+        <w:rPr>
+          <w:rFonts w:hint="eastAsia"/>
+        </w:rPr>
+        <w:t>儒將風流</w:t>
+      </w:r>
+      <w:r>
+        <w:rPr>
+          <w:rFonts w:hint="eastAsia"/>
+        </w:rPr>
+        <w:t>：</w:t>
+      </w:r>
+      <w:r>
+        <w:rPr>
+          <w:rFonts w:hint="eastAsia"/>
+        </w:rPr>
+        <w:t>指兼具儒者文人儒雅風範與將領智勇謀略的風采氣度。讚頌</w:t>
+      </w:r>
+      <w:r>
+        <w:rPr>
+          <w:rFonts w:hint="eastAsia"/>
+          <w:u w:val="single"/>
+        </w:rPr>
+        <w:t>周瑜</w:t>
+      </w:r>
+      <w:r>
+        <w:rPr>
+          <w:rFonts w:hint="eastAsia"/>
+        </w:rPr>
+        <w:t>不需披堅執銳、身經百戰的狼狽，而是穿著儒生衣冠、手搖羽扇，在</w:t>
+      </w:r>
       <w:proofErr w:type="gramStart"/>
       <w:r>
         <w:rPr>
           <w:rFonts w:hint="eastAsia"/>
         </w:rPr>
-        <w:t>佇</w:t>
+        <w:t>談笑間便退</w:t>
       </w:r>
       <w:proofErr w:type="gramEnd"/>
       <w:r>
         <w:rPr>
           <w:rFonts w:hint="eastAsia"/>
         </w:rPr>
-        <w:t>(</w:t>
-      </w:r>
-      <w:proofErr w:type="gramStart"/>
-      <w:r>
-        <w:rPr>
-          <w:rFonts w:hint="eastAsia"/>
-          <w:color w:val="FF0000"/>
-          <w:sz w:val="16"/>
-          <w:szCs w:val="16"/>
-        </w:rPr>
-        <w:t>ㄓㄨˋ</w:t>
-      </w:r>
-      <w:proofErr w:type="gramEnd"/>
-      <w:r>
-        <w:rPr>
-          <w:rFonts w:hint="eastAsia"/>
-        </w:rPr>
-        <w:t>)</w:t>
-      </w:r>
-      <w:r>
-        <w:rPr>
-          <w:rFonts w:hint="eastAsia"/>
-        </w:rPr>
-        <w:t>立</w:t>
-      </w:r>
-      <w:r>
-        <w:rPr>
-          <w:rFonts w:hint="eastAsia"/>
-        </w:rPr>
-        <w:t>：長時間站著。【例】一群人佇立在站牌下，等候公車。</w:t>
+        <w:t>敵致勝的瀟灑與自信。</w:t>
       </w:r>
     </w:p>
     <w:p>
@@ -3916,33 +2795,76 @@
           <w:ilvl w:val="0"/>
           <w:numId w:val="1"/>
         </w:numPr>
-        <w:spacing w:line="480" w:lineRule="exact"/>
-        <w:ind w:leftChars="0" w:right="0"/>
-      </w:pPr>
-      <w:r>
-        <w:rPr>
-          <w:rFonts w:hint="eastAsia"/>
-        </w:rPr>
-        <w:t>玉樹臨風</w:t>
-      </w:r>
-      <w:r>
-        <w:rPr>
-          <w:rFonts w:hint="eastAsia"/>
-        </w:rPr>
-        <w:t>：形容男子年少才貌出眾。</w:t>
-      </w:r>
-    </w:p>
-    <w:p>
-      <w:pPr>
-        <w:pStyle w:val="aa"/>
-        <w:spacing w:line="480" w:lineRule="exact"/>
-        <w:ind w:leftChars="0" w:right="0" w:firstLine="0"/>
-      </w:pPr>
-      <w:r>
-        <w:rPr>
-          <w:rFonts w:hint="eastAsia"/>
-        </w:rPr>
-        <w:t>【例】多年不見，當年的小蘿蔔頭已長成玉樹臨風的美少年。</w:t>
+        <w:spacing w:after="0" w:line="420" w:lineRule="exact"/>
+        <w:ind w:leftChars="0" w:left="284" w:right="0" w:hanging="284"/>
+        <w:jc w:val="both"/>
+      </w:pPr>
+      <w:r>
+        <w:rPr>
+          <w:rFonts w:hint="eastAsia"/>
+        </w:rPr>
+        <w:t>淋漓</w:t>
+      </w:r>
+      <w:r>
+        <w:rPr>
+          <w:rFonts w:hint="eastAsia"/>
+        </w:rPr>
+        <w:t>(</w:t>
+      </w:r>
+      <w:proofErr w:type="gramStart"/>
+      <w:r>
+        <w:rPr>
+          <w:rFonts w:hint="eastAsia"/>
+          <w:color w:val="FF0000"/>
+          <w:sz w:val="16"/>
+          <w:szCs w:val="16"/>
+        </w:rPr>
+        <w:t>ㄌㄧㄣˊ</w:t>
+      </w:r>
+      <w:proofErr w:type="gramEnd"/>
+      <w:r>
+        <w:rPr>
+          <w:rFonts w:hint="eastAsia"/>
+          <w:color w:val="FF0000"/>
+          <w:sz w:val="16"/>
+          <w:szCs w:val="16"/>
+        </w:rPr>
+        <w:t xml:space="preserve"> </w:t>
+      </w:r>
+      <w:proofErr w:type="gramStart"/>
+      <w:r>
+        <w:rPr>
+          <w:rFonts w:hint="eastAsia"/>
+          <w:color w:val="FF0000"/>
+          <w:sz w:val="16"/>
+          <w:szCs w:val="16"/>
+        </w:rPr>
+        <w:t>ㄌㄧˊ</w:t>
+      </w:r>
+      <w:proofErr w:type="gramEnd"/>
+      <w:r>
+        <w:rPr>
+          <w:rFonts w:hint="eastAsia"/>
+        </w:rPr>
+        <w:t>)</w:t>
+      </w:r>
+      <w:r>
+        <w:rPr>
+          <w:rFonts w:hint="eastAsia"/>
+        </w:rPr>
+        <w:t>盡致</w:t>
+      </w:r>
+      <w:r>
+        <w:rPr>
+          <w:rFonts w:hint="eastAsia"/>
+        </w:rPr>
+        <w:t>：</w:t>
+      </w:r>
+      <w:r>
+        <w:rPr>
+          <w:rFonts w:hint="eastAsia"/>
+        </w:rPr>
+        <w:t>形容文章、言論、表演或情感的表達非常充分、透徹。</w:t>
       </w:r>
     </w:p>
     <w:p>
@@ -3952,34 +2874,49 @@
           <w:ilvl w:val="0"/>
           <w:numId w:val="1"/>
         </w:numPr>
-        <w:spacing w:line="480" w:lineRule="exact"/>
-        <w:ind w:leftChars="0" w:right="0"/>
-      </w:pPr>
-      <w:r>
-        <w:rPr>
-          <w:rFonts w:hint="eastAsia"/>
-        </w:rPr>
-        <w:t>瀟灑</w:t>
-      </w:r>
-      <w:r>
-        <w:rPr>
-          <w:rFonts w:hint="eastAsia"/>
-        </w:rPr>
-        <w:t>：形容人自然大方、灑脫不</w:t>
+        <w:spacing w:after="0" w:line="420" w:lineRule="exact"/>
+        <w:ind w:leftChars="0" w:left="284" w:right="0" w:hanging="284"/>
+        <w:jc w:val="both"/>
+      </w:pPr>
+      <w:r>
+        <w:rPr>
+          <w:rFonts w:hint="eastAsia"/>
+        </w:rPr>
+        <w:t>早</w:t>
       </w:r>
       <w:proofErr w:type="gramStart"/>
       <w:r>
         <w:rPr>
           <w:rFonts w:hint="eastAsia"/>
         </w:rPr>
-        <w:t>羈</w:t>
+        <w:t>生華</w:t>
+      </w:r>
+      <w:r>
+        <w:t>(</w:t>
+      </w:r>
+      <w:r>
+        <w:rPr>
+          <w:color w:val="FF0000"/>
+          <w:sz w:val="16"/>
+          <w:szCs w:val="16"/>
+        </w:rPr>
+        <w:t>ㄏㄨㄚˊ</w:t>
+      </w:r>
+      <w:r>
+        <w:t>)髮</w:t>
       </w:r>
       <w:proofErr w:type="gramEnd"/>
       <w:r>
         <w:rPr>
           <w:rFonts w:hint="eastAsia"/>
         </w:rPr>
-        <w:t>的樣子。【例】他那瀟灑的舉止，令人印象深刻。</w:t>
+        <w:t>：</w:t>
+      </w:r>
+      <w:r>
+        <w:rPr>
+          <w:rFonts w:hint="eastAsia"/>
+        </w:rPr>
+        <w:t>年紀輕輕頭髮就已經變白（華，花白、斑白）。抒發詞人遭受貶谪、仕途失意，導致心力交瘁、英雄遲暮的悲涼與自我調侃。</w:t>
       </w:r>
     </w:p>
     <w:p>
@@ -3989,233 +2926,70 @@
           <w:ilvl w:val="0"/>
           <w:numId w:val="1"/>
         </w:numPr>
-        <w:spacing w:line="480" w:lineRule="exact"/>
-        <w:ind w:leftChars="0" w:right="0"/>
-      </w:pPr>
-      <w:r>
-        <w:rPr>
-          <w:rFonts w:hint="eastAsia"/>
-        </w:rPr>
-        <w:t>區區</w:t>
-      </w:r>
-      <w:r>
-        <w:rPr>
-          <w:rFonts w:hint="eastAsia"/>
-        </w:rPr>
-        <w:t>：微小。</w:t>
-      </w:r>
-      <w:r>
-        <w:rPr>
-          <w:rFonts w:hint="eastAsia"/>
-        </w:rPr>
-        <w:t>【例】區區小事，何足掛齒！</w:t>
-      </w:r>
-    </w:p>
-    <w:p>
-      <w:pPr>
-        <w:pStyle w:val="aa"/>
-        <w:numPr>
-          <w:ilvl w:val="0"/>
-          <w:numId w:val="1"/>
-        </w:numPr>
-        <w:spacing w:line="480" w:lineRule="exact"/>
-        <w:ind w:leftChars="0" w:right="0"/>
-      </w:pPr>
-      <w:r>
-        <w:rPr>
-          <w:rFonts w:hint="eastAsia"/>
-        </w:rPr>
-        <w:t>著</w:t>
-      </w:r>
-      <w:r>
-        <w:rPr>
-          <w:rFonts w:hint="eastAsia"/>
-        </w:rPr>
-        <w:t>(</w:t>
+        <w:spacing w:after="0" w:line="420" w:lineRule="exact"/>
+        <w:ind w:leftChars="0" w:left="284" w:right="0" w:hanging="284"/>
+        <w:jc w:val="both"/>
+        <w:rPr>
+          <w:rFonts w:hint="eastAsia"/>
+          <w:spacing w:val="-6"/>
+        </w:rPr>
+      </w:pPr>
+      <w:r>
+        <w:rPr>
+          <w:rFonts w:hint="eastAsia"/>
+          <w:spacing w:val="-6"/>
+        </w:rPr>
+        <w:t>氣勢恢宏</w:t>
+      </w:r>
+      <w:r>
+        <w:rPr>
+          <w:rFonts w:hint="eastAsia"/>
+          <w:spacing w:val="-6"/>
+        </w:rPr>
+        <w:t>：</w:t>
+      </w:r>
+      <w:r>
+        <w:rPr>
+          <w:rFonts w:hint="eastAsia"/>
+          <w:spacing w:val="-6"/>
+        </w:rPr>
+        <w:t>氣魄宏大、規模廣闊，給人一種壯麗震撼的感受。形容</w:t>
       </w:r>
       <w:proofErr w:type="gramStart"/>
       <w:r>
         <w:rPr>
           <w:rFonts w:hint="eastAsia"/>
-          <w:color w:val="FF0000"/>
-          <w:sz w:val="16"/>
-          <w:szCs w:val="16"/>
-        </w:rPr>
-        <w:t>ㄓㄨㄛˊ</w:t>
+          <w:spacing w:val="-6"/>
+        </w:rPr>
+        <w:t>全詞從</w:t>
       </w:r>
       <w:proofErr w:type="gramEnd"/>
       <w:r>
         <w:rPr>
           <w:rFonts w:hint="eastAsia"/>
-        </w:rPr>
-        <w:t>)</w:t>
-      </w:r>
-      <w:r>
-        <w:rPr>
-          <w:rFonts w:hint="eastAsia"/>
-        </w:rPr>
-        <w:t>實</w:t>
-      </w:r>
-      <w:r>
-        <w:rPr>
-          <w:rFonts w:hint="eastAsia"/>
-        </w:rPr>
-        <w:t>：實在。【例】他的冒險舉動，著實教人捏了一把冷汗。</w:t>
-      </w:r>
-    </w:p>
-    <w:p>
-      <w:pPr>
-        <w:pStyle w:val="aa"/>
-        <w:numPr>
-          <w:ilvl w:val="0"/>
-          <w:numId w:val="1"/>
-        </w:numPr>
-        <w:spacing w:line="480" w:lineRule="exact"/>
-        <w:ind w:leftChars="0" w:right="0"/>
-      </w:pPr>
+          <w:spacing w:val="-6"/>
+        </w:rPr>
+        <w:t>宏大的自然時空跨越到驚心動魄的歷史風雲，格局廣闊深遠，展現出豪放</w:t>
+      </w:r>
       <w:proofErr w:type="gramStart"/>
       <w:r>
         <w:rPr>
           <w:rFonts w:hint="eastAsia"/>
-        </w:rPr>
-        <w:t>一介</w:t>
+          <w:spacing w:val="-6"/>
+        </w:rPr>
+        <w:t>派詞作</w:t>
       </w:r>
       <w:proofErr w:type="gramEnd"/>
       <w:r>
         <w:rPr>
           <w:rFonts w:hint="eastAsia"/>
-        </w:rPr>
-        <w:t>：一人，一個。</w:t>
-      </w:r>
-    </w:p>
-    <w:p>
-      <w:pPr>
-        <w:pStyle w:val="aa"/>
-        <w:numPr>
-          <w:ilvl w:val="0"/>
-          <w:numId w:val="1"/>
-        </w:numPr>
-        <w:spacing w:line="480" w:lineRule="exact"/>
-        <w:ind w:leftChars="0" w:right="0"/>
-      </w:pPr>
-      <w:proofErr w:type="gramStart"/>
-      <w:r>
-        <w:rPr>
-          <w:rFonts w:hint="eastAsia"/>
-        </w:rPr>
-        <w:t>寒儒</w:t>
-      </w:r>
-      <w:proofErr w:type="gramEnd"/>
-      <w:r>
-        <w:rPr>
-          <w:rFonts w:hint="eastAsia"/>
-        </w:rPr>
-        <w:t>：卑賤的讀書人。</w:t>
-      </w:r>
-    </w:p>
-    <w:p>
-      <w:pPr>
-        <w:pStyle w:val="aa"/>
-        <w:numPr>
-          <w:ilvl w:val="0"/>
-          <w:numId w:val="1"/>
-        </w:numPr>
-        <w:spacing w:line="480" w:lineRule="exact"/>
-        <w:ind w:leftChars="0" w:right="0"/>
-      </w:pPr>
-      <w:r>
-        <w:rPr>
-          <w:rFonts w:hint="eastAsia"/>
-        </w:rPr>
-        <w:t>氣宇軒昂</w:t>
-      </w:r>
-      <w:r>
-        <w:rPr>
-          <w:rFonts w:hint="eastAsia"/>
-        </w:rPr>
-        <w:t>：形容人神采飛揚，氣度不凡。</w:t>
-      </w:r>
-    </w:p>
-    <w:p>
-      <w:pPr>
-        <w:pStyle w:val="aa"/>
-        <w:spacing w:line="480" w:lineRule="exact"/>
-        <w:ind w:leftChars="0" w:right="0" w:firstLine="0"/>
-      </w:pPr>
-      <w:r>
-        <w:rPr>
-          <w:rFonts w:hint="eastAsia"/>
-        </w:rPr>
-        <w:t>【例】看他一副氣宇軒昂的樣子，想必不是個等閒之輩。</w:t>
-      </w:r>
-    </w:p>
-    <w:p>
-      <w:pPr>
-        <w:pStyle w:val="aa"/>
-        <w:numPr>
-          <w:ilvl w:val="0"/>
-          <w:numId w:val="1"/>
-        </w:numPr>
-        <w:spacing w:line="480" w:lineRule="exact"/>
-        <w:ind w:leftChars="0" w:right="0"/>
-      </w:pPr>
-      <w:r>
-        <w:rPr>
-          <w:rFonts w:hint="eastAsia"/>
-        </w:rPr>
-        <w:t>擺</w:t>
-      </w:r>
-      <w:proofErr w:type="gramStart"/>
-      <w:r>
-        <w:rPr>
-          <w:rFonts w:hint="eastAsia"/>
-        </w:rPr>
-        <w:t>盪</w:t>
-      </w:r>
-      <w:proofErr w:type="gramEnd"/>
-      <w:r>
-        <w:rPr>
-          <w:rFonts w:hint="eastAsia"/>
-        </w:rPr>
-        <w:t>：</w:t>
-      </w:r>
-      <w:r>
-        <w:rPr>
-          <w:rFonts w:hint="eastAsia"/>
-        </w:rPr>
-        <w:t>搖擺晃動。【例】嬰兒被放在搖籃裡擺</w:t>
-      </w:r>
-      <w:proofErr w:type="gramStart"/>
-      <w:r>
-        <w:rPr>
-          <w:rFonts w:hint="eastAsia"/>
-        </w:rPr>
-        <w:t>盪</w:t>
-      </w:r>
-      <w:proofErr w:type="gramEnd"/>
-      <w:r>
-        <w:rPr>
-          <w:rFonts w:hint="eastAsia"/>
-        </w:rPr>
-        <w:t>了幾下便睡著了。指起</w:t>
-      </w:r>
-      <w:proofErr w:type="gramStart"/>
-      <w:r>
-        <w:rPr>
-          <w:rFonts w:hint="eastAsia"/>
-        </w:rPr>
-        <w:t>起伏</w:t>
-      </w:r>
-      <w:proofErr w:type="gramEnd"/>
-      <w:r>
-        <w:rPr>
-          <w:rFonts w:hint="eastAsia"/>
-        </w:rPr>
-        <w:t>伏。</w:t>
+          <w:spacing w:val="-6"/>
+        </w:rPr>
+        <w:t>獨有的藝術感染力。</w:t>
       </w:r>
     </w:p>
     <w:sectPr>
-      <w:footerReference w:type="default" r:id="rId13"/>
+      <w:footerReference w:type="default" r:id="rId8"/>
       <w:pgSz w:w="11906" w:h="16838"/>
       <w:pgMar w:top="567" w:right="567" w:bottom="567" w:left="567" w:header="0" w:footer="0" w:gutter="0"/>
       <w:cols w:space="720"/>
@@ -4226,7 +3000,7 @@
 </file>
 
 <file path=word/endnotes.xml><?xml version="1.0" encoding="utf-8"?>
-<w:endnotes xmlns:wpc="http://schemas.microsoft.com/office/word/2010/wordprocessingCanvas" xmlns:cx="http://schemas.microsoft.com/office/drawing/2014/chartex" xmlns:cx1="http://schemas.microsoft.com/office/drawing/2015/9/8/chartex" xmlns:cx2="http://schemas.microsoft.com/office/drawing/2015/10/21/chartex" xmlns:cx3="http://schemas.microsoft.com/office/drawing/2016/5/9/chartex" xmlns:cx4="http://schemas.microsoft.com/office/drawing/2016/5/10/chartex" xmlns:cx5="http://schemas.microsoft.com/office/drawing/2016/5/11/chartex" xmlns:cx6="http://schemas.microsoft.com/office/drawing/2016/5/12/chartex" xmlns:cx7="http://schemas.microsoft.com/office/drawing/2016/5/13/chartex" xmlns:cx8="http://schemas.microsoft.com/office/drawing/2016/5/14/chartex" xmlns:mc="http://schemas.openxmlformats.org/markup-compatibility/2006" xmlns:aink="http://schemas.microsoft.com/office/drawing/2016/ink" xmlns:am3d="http://schemas.microsoft.com/office/drawing/2017/model3d" xmlns:o="urn:schemas-microsoft-com:office:office" xmlns:oel="http://schemas.microsoft.com/office/2019/extlst" xmlns:r="http://schemas.openxmlformats.org/officeDocument/2006/relationships" xmlns:m="http://schemas.openxmlformats.org/officeDocument/2006/math" xmlns:v="urn:schemas-microsoft-com:vml" xmlns:wp14="http://schemas.microsoft.com/office/word/2010/wordprocessingDrawing" xmlns:wp="http://schemas.openxmlformats.org/drawingml/2006/wordprocessingDrawing" xmlns:w10="urn:schemas-microsoft-com:office:word" xmlns:w="http://schemas.openxmlformats.org/wordprocessingml/2006/main" xmlns:w14="http://schemas.microsoft.com/office/word/2010/wordml" xmlns:w15="http://schemas.microsoft.com/office/word/2012/wordml" xmlns:w16cex="http://schemas.microsoft.com/office/word/2018/wordml/cex" xmlns:w16cid="http://schemas.microsoft.com/office/word/2016/wordml/cid" xmlns:w16="http://schemas.microsoft.com/office/word/2018/wordml" xmlns:w16du="http://schemas.microsoft.com/office/word/2023/wordml/word16du" xmlns:w16sdtdh="http://schemas.microsoft.com/office/word/2020/wordml/sdtdatahash" xmlns:w16se="http://schemas.microsoft.com/office/word/2015/wordml/symex" xmlns:wpg="http://schemas.microsoft.com/office/word/2010/wordprocessingGroup" xmlns:wpi="http://schemas.microsoft.com/office/word/2010/wordprocessingInk" xmlns:wne="http://schemas.microsoft.com/office/word/2006/wordml" xmlns:wps="http://schemas.microsoft.com/office/word/2010/wordprocessingShape" mc:Ignorable="w14 w15 w16se w16cid w16 w16cex w16sdtdh wp14">
+<w:endnotes xmlns:wpc="http://schemas.microsoft.com/office/word/2010/wordprocessingCanvas" xmlns:cx="http://schemas.microsoft.com/office/drawing/2014/chartex" xmlns:cx1="http://schemas.microsoft.com/office/drawing/2015/9/8/chartex" xmlns:cx2="http://schemas.microsoft.com/office/drawing/2015/10/21/chartex" xmlns:cx3="http://schemas.microsoft.com/office/drawing/2016/5/9/chartex" xmlns:cx4="http://schemas.microsoft.com/office/drawing/2016/5/10/chartex" xmlns:cx5="http://schemas.microsoft.com/office/drawing/2016/5/11/chartex" xmlns:cx6="http://schemas.microsoft.com/office/drawing/2016/5/12/chartex" xmlns:cx7="http://schemas.microsoft.com/office/drawing/2016/5/13/chartex" xmlns:cx8="http://schemas.microsoft.com/office/drawing/2016/5/14/chartex" xmlns:mc="http://schemas.openxmlformats.org/markup-compatibility/2006" xmlns:aink="http://schemas.microsoft.com/office/drawing/2016/ink" xmlns:am3d="http://schemas.microsoft.com/office/drawing/2017/model3d" xmlns:o="urn:schemas-microsoft-com:office:office" xmlns:r="http://schemas.openxmlformats.org/officeDocument/2006/relationships" xmlns:m="http://schemas.openxmlformats.org/officeDocument/2006/math" xmlns:v="urn:schemas-microsoft-com:vml" xmlns:wp14="http://schemas.microsoft.com/office/word/2010/wordprocessingDrawing" xmlns:wp="http://schemas.openxmlformats.org/drawingml/2006/wordprocessingDrawing" xmlns:w10="urn:schemas-microsoft-com:office:word" xmlns:w="http://schemas.openxmlformats.org/wordprocessingml/2006/main" xmlns:w14="http://schemas.microsoft.com/office/word/2010/wordml" xmlns:w15="http://schemas.microsoft.com/office/word/2012/wordml" xmlns:w16cex="http://schemas.microsoft.com/office/word/2018/wordml/cex" xmlns:w16cid="http://schemas.microsoft.com/office/word/2016/wordml/cid" xmlns:w16="http://schemas.microsoft.com/office/word/2018/wordml" xmlns:w16sdtdh="http://schemas.microsoft.com/office/word/2020/wordml/sdtdatahash" xmlns:w16se="http://schemas.microsoft.com/office/word/2015/wordml/symex" xmlns:wpg="http://schemas.microsoft.com/office/word/2010/wordprocessingGroup" xmlns:wpi="http://schemas.microsoft.com/office/word/2010/wordprocessingInk" xmlns:wne="http://schemas.microsoft.com/office/word/2006/wordml" xmlns:wps="http://schemas.microsoft.com/office/word/2010/wordprocessingShape" mc:Ignorable="w14 w15 w16se w16cid w16 w16cex w16sdtdh wp14">
   <w:endnote w:type="separator" w:id="-1">
     <w:p>
       <w:pPr>
@@ -4251,7 +3025,7 @@
 </file>
 
 <file path=word/footer1.xml><?xml version="1.0" encoding="utf-8"?>
-<w:ftr xmlns:wpc="http://schemas.microsoft.com/office/word/2010/wordprocessingCanvas" xmlns:cx="http://schemas.microsoft.com/office/drawing/2014/chartex" xmlns:cx1="http://schemas.microsoft.com/office/drawing/2015/9/8/chartex" xmlns:cx2="http://schemas.microsoft.com/office/drawing/2015/10/21/chartex" xmlns:cx3="http://schemas.microsoft.com/office/drawing/2016/5/9/chartex" xmlns:cx4="http://schemas.microsoft.com/office/drawing/2016/5/10/chartex" xmlns:cx5="http://schemas.microsoft.com/office/drawing/2016/5/11/chartex" xmlns:cx6="http://schemas.microsoft.com/office/drawing/2016/5/12/chartex" xmlns:cx7="http://schemas.microsoft.com/office/drawing/2016/5/13/chartex" xmlns:cx8="http://schemas.microsoft.com/office/drawing/2016/5/14/chartex" xmlns:mc="http://schemas.openxmlformats.org/markup-compatibility/2006" xmlns:aink="http://schemas.microsoft.com/office/drawing/2016/ink" xmlns:am3d="http://schemas.microsoft.com/office/drawing/2017/model3d" xmlns:o="urn:schemas-microsoft-com:office:office" xmlns:oel="http://schemas.microsoft.com/office/2019/extlst" xmlns:r="http://schemas.openxmlformats.org/officeDocument/2006/relationships" xmlns:m="http://schemas.openxmlformats.org/officeDocument/2006/math" xmlns:v="urn:schemas-microsoft-com:vml" xmlns:wp14="http://schemas.microsoft.com/office/word/2010/wordprocessingDrawing" xmlns:wp="http://schemas.openxmlformats.org/drawingml/2006/wordprocessingDrawing" xmlns:w10="urn:schemas-microsoft-com:office:word" xmlns:w="http://schemas.openxmlformats.org/wordprocessingml/2006/main" xmlns:w14="http://schemas.microsoft.com/office/word/2010/wordml" xmlns:w15="http://schemas.microsoft.com/office/word/2012/wordml" xmlns:w16cex="http://schemas.microsoft.com/office/word/2018/wordml/cex" xmlns:w16cid="http://schemas.microsoft.com/office/word/2016/wordml/cid" xmlns:w16="http://schemas.microsoft.com/office/word/2018/wordml" xmlns:w16du="http://schemas.microsoft.com/office/word/2023/wordml/word16du" xmlns:w16sdtdh="http://schemas.microsoft.com/office/word/2020/wordml/sdtdatahash" xmlns:w16se="http://schemas.microsoft.com/office/word/2015/wordml/symex" xmlns:wpg="http://schemas.microsoft.com/office/word/2010/wordprocessingGroup" xmlns:wpi="http://schemas.microsoft.com/office/word/2010/wordprocessingInk" xmlns:wne="http://schemas.microsoft.com/office/word/2006/wordml" xmlns:wps="http://schemas.microsoft.com/office/word/2010/wordprocessingShape" mc:Ignorable="w14 w15 w16se w16cid w16 w16cex w16sdtdh wp14">
+<w:ftr xmlns:wpc="http://schemas.microsoft.com/office/word/2010/wordprocessingCanvas" xmlns:cx="http://schemas.microsoft.com/office/drawing/2014/chartex" xmlns:cx1="http://schemas.microsoft.com/office/drawing/2015/9/8/chartex" xmlns:cx2="http://schemas.microsoft.com/office/drawing/2015/10/21/chartex" xmlns:cx3="http://schemas.microsoft.com/office/drawing/2016/5/9/chartex" xmlns:cx4="http://schemas.microsoft.com/office/drawing/2016/5/10/chartex" xmlns:cx5="http://schemas.microsoft.com/office/drawing/2016/5/11/chartex" xmlns:cx6="http://schemas.microsoft.com/office/drawing/2016/5/12/chartex" xmlns:cx7="http://schemas.microsoft.com/office/drawing/2016/5/13/chartex" xmlns:cx8="http://schemas.microsoft.com/office/drawing/2016/5/14/chartex" xmlns:mc="http://schemas.openxmlformats.org/markup-compatibility/2006" xmlns:aink="http://schemas.microsoft.com/office/drawing/2016/ink" xmlns:am3d="http://schemas.microsoft.com/office/drawing/2017/model3d" xmlns:o="urn:schemas-microsoft-com:office:office" xmlns:r="http://schemas.openxmlformats.org/officeDocument/2006/relationships" xmlns:m="http://schemas.openxmlformats.org/officeDocument/2006/math" xmlns:v="urn:schemas-microsoft-com:vml" xmlns:wp14="http://schemas.microsoft.com/office/word/2010/wordprocessingDrawing" xmlns:wp="http://schemas.openxmlformats.org/drawingml/2006/wordprocessingDrawing" xmlns:w10="urn:schemas-microsoft-com:office:word" xmlns:w="http://schemas.openxmlformats.org/wordprocessingml/2006/main" xmlns:w14="http://schemas.microsoft.com/office/word/2010/wordml" xmlns:w15="http://schemas.microsoft.com/office/word/2012/wordml" xmlns:w16cex="http://schemas.microsoft.com/office/word/2018/wordml/cex" xmlns:w16cid="http://schemas.microsoft.com/office/word/2016/wordml/cid" xmlns:w16="http://schemas.microsoft.com/office/word/2018/wordml" xmlns:w16sdtdh="http://schemas.microsoft.com/office/word/2020/wordml/sdtdatahash" xmlns:w16se="http://schemas.microsoft.com/office/word/2015/wordml/symex" xmlns:wpg="http://schemas.microsoft.com/office/word/2010/wordprocessingGroup" xmlns:wpi="http://schemas.microsoft.com/office/word/2010/wordprocessingInk" xmlns:wne="http://schemas.microsoft.com/office/word/2006/wordml" xmlns:wps="http://schemas.microsoft.com/office/word/2010/wordprocessingShape" mc:Ignorable="w14 w15 w16se w16cid w16 w16cex w16sdtdh wp14">
   <w:sdt>
     <w:sdtPr>
       <w:id w:val="1495451635"/>
@@ -4260,10 +3034,12 @@
         <w:docPartUnique/>
       </w:docPartObj>
     </w:sdtPr>
+    <w:sdtEndPr/>
     <w:sdtContent>
       <w:p>
         <w:pPr>
           <w:pStyle w:val="a6"/>
+          <w:ind w:right="-1"/>
           <w:jc w:val="right"/>
         </w:pPr>
         <w:r>
@@ -4314,7 +3090,7 @@
 </file>
 
 <file path=word/footnotes.xml><?xml version="1.0" encoding="utf-8"?>
-<w:footnotes xmlns:wpc="http://schemas.microsoft.com/office/word/2010/wordprocessingCanvas" xmlns:cx="http://schemas.microsoft.com/office/drawing/2014/chartex" xmlns:cx1="http://schemas.microsoft.com/office/drawing/2015/9/8/chartex" xmlns:cx2="http://schemas.microsoft.com/office/drawing/2015/10/21/chartex" xmlns:cx3="http://schemas.microsoft.com/office/drawing/2016/5/9/chartex" xmlns:cx4="http://schemas.microsoft.com/office/drawing/2016/5/10/chartex" xmlns:cx5="http://schemas.microsoft.com/office/drawing/2016/5/11/chartex" xmlns:cx6="http://schemas.microsoft.com/office/drawing/2016/5/12/chartex" xmlns:cx7="http://schemas.microsoft.com/office/drawing/2016/5/13/chartex" xmlns:cx8="http://schemas.microsoft.com/office/drawing/2016/5/14/chartex" xmlns:mc="http://schemas.openxmlformats.org/markup-compatibility/2006" xmlns:aink="http://schemas.microsoft.com/office/drawing/2016/ink" xmlns:am3d="http://schemas.microsoft.com/office/drawing/2017/model3d" xmlns:o="urn:schemas-microsoft-com:office:office" xmlns:oel="http://schemas.microsoft.com/office/2019/extlst" xmlns:r="http://schemas.openxmlformats.org/officeDocument/2006/relationships" xmlns:m="http://schemas.openxmlformats.org/officeDocument/2006/math" xmlns:v="urn:schemas-microsoft-com:vml" xmlns:wp14="http://schemas.microsoft.com/office/word/2010/wordprocessingDrawing" xmlns:wp="http://schemas.openxmlformats.org/drawingml/2006/wordprocessingDrawing" xmlns:w10="urn:schemas-microsoft-com:office:word" xmlns:w="http://schemas.openxmlformats.org/wordprocessingml/2006/main" xmlns:w14="http://schemas.microsoft.com/office/word/2010/wordml" xmlns:w15="http://schemas.microsoft.com/office/word/2012/wordml" xmlns:w16cex="http://schemas.microsoft.com/office/word/2018/wordml/cex" xmlns:w16cid="http://schemas.microsoft.com/office/word/2016/wordml/cid" xmlns:w16="http://schemas.microsoft.com/office/word/2018/wordml" xmlns:w16du="http://schemas.microsoft.com/office/word/2023/wordml/word16du" xmlns:w16sdtdh="http://schemas.microsoft.com/office/word/2020/wordml/sdtdatahash" xmlns:w16se="http://schemas.microsoft.com/office/word/2015/wordml/symex" xmlns:wpg="http://schemas.microsoft.com/office/word/2010/wordprocessingGroup" xmlns:wpi="http://schemas.microsoft.com/office/word/2010/wordprocessingInk" xmlns:wne="http://schemas.microsoft.com/office/word/2006/wordml" xmlns:wps="http://schemas.microsoft.com/office/word/2010/wordprocessingShape" mc:Ignorable="w14 w15 w16se w16cid w16 w16cex w16sdtdh wp14">
+<w:footnotes xmlns:wpc="http://schemas.microsoft.com/office/word/2010/wordprocessingCanvas" xmlns:cx="http://schemas.microsoft.com/office/drawing/2014/chartex" xmlns:cx1="http://schemas.microsoft.com/office/drawing/2015/9/8/chartex" xmlns:cx2="http://schemas.microsoft.com/office/drawing/2015/10/21/chartex" xmlns:cx3="http://schemas.microsoft.com/office/drawing/2016/5/9/chartex" xmlns:cx4="http://schemas.microsoft.com/office/drawing/2016/5/10/chartex" xmlns:cx5="http://schemas.microsoft.com/office/drawing/2016/5/11/chartex" xmlns:cx6="http://schemas.microsoft.com/office/drawing/2016/5/12/chartex" xmlns:cx7="http://schemas.microsoft.com/office/drawing/2016/5/13/chartex" xmlns:cx8="http://schemas.microsoft.com/office/drawing/2016/5/14/chartex" xmlns:mc="http://schemas.openxmlformats.org/markup-compatibility/2006" xmlns:aink="http://schemas.microsoft.com/office/drawing/2016/ink" xmlns:am3d="http://schemas.microsoft.com/office/drawing/2017/model3d" xmlns:o="urn:schemas-microsoft-com:office:office" xmlns:r="http://schemas.openxmlformats.org/officeDocument/2006/relationships" xmlns:m="http://schemas.openxmlformats.org/officeDocument/2006/math" xmlns:v="urn:schemas-microsoft-com:vml" xmlns:wp14="http://schemas.microsoft.com/office/word/2010/wordprocessingDrawing" xmlns:wp="http://schemas.openxmlformats.org/drawingml/2006/wordprocessingDrawing" xmlns:w10="urn:schemas-microsoft-com:office:word" xmlns:w="http://schemas.openxmlformats.org/wordprocessingml/2006/main" xmlns:w14="http://schemas.microsoft.com/office/word/2010/wordml" xmlns:w15="http://schemas.microsoft.com/office/word/2012/wordml" xmlns:w16cex="http://schemas.microsoft.com/office/word/2018/wordml/cex" xmlns:w16cid="http://schemas.microsoft.com/office/word/2016/wordml/cid" xmlns:w16="http://schemas.microsoft.com/office/word/2018/wordml" xmlns:w16sdtdh="http://schemas.microsoft.com/office/word/2020/wordml/sdtdatahash" xmlns:w16se="http://schemas.microsoft.com/office/word/2015/wordml/symex" xmlns:wpg="http://schemas.microsoft.com/office/word/2010/wordprocessingGroup" xmlns:wpi="http://schemas.microsoft.com/office/word/2010/wordprocessingInk" xmlns:wne="http://schemas.microsoft.com/office/word/2006/wordml" xmlns:wps="http://schemas.microsoft.com/office/word/2010/wordprocessingShape" mc:Ignorable="w14 w15 w16se w16cid w16 w16cex w16sdtdh wp14">
   <w:footnote w:type="separator" w:id="-1">
     <w:p>
       <w:pPr>
@@ -4339,7 +3115,7 @@
 </file>
 
 <file path=word/numbering.xml><?xml version="1.0" encoding="utf-8"?>
-<w:numbering xmlns:wpc="http://schemas.microsoft.com/office/word/2010/wordprocessingCanvas" xmlns:cx="http://schemas.microsoft.com/office/drawing/2014/chartex" xmlns:cx1="http://schemas.microsoft.com/office/drawing/2015/9/8/chartex" xmlns:cx2="http://schemas.microsoft.com/office/drawing/2015/10/21/chartex" xmlns:cx3="http://schemas.microsoft.com/office/drawing/2016/5/9/chartex" xmlns:cx4="http://schemas.microsoft.com/office/drawing/2016/5/10/chartex" xmlns:cx5="http://schemas.microsoft.com/office/drawing/2016/5/11/chartex" xmlns:cx6="http://schemas.microsoft.com/office/drawing/2016/5/12/chartex" xmlns:cx7="http://schemas.microsoft.com/office/drawing/2016/5/13/chartex" xmlns:cx8="http://schemas.microsoft.com/office/drawing/2016/5/14/chartex" xmlns:mc="http://schemas.openxmlformats.org/markup-compatibility/2006" xmlns:aink="http://schemas.microsoft.com/office/drawing/2016/ink" xmlns:am3d="http://schemas.microsoft.com/office/drawing/2017/model3d" xmlns:o="urn:schemas-microsoft-com:office:office" xmlns:oel="http://schemas.microsoft.com/office/2019/extlst" xmlns:r="http://schemas.openxmlformats.org/officeDocument/2006/relationships" xmlns:m="http://schemas.openxmlformats.org/officeDocument/2006/math" xmlns:v="urn:schemas-microsoft-com:vml" xmlns:wp14="http://schemas.microsoft.com/office/word/2010/wordprocessingDrawing" xmlns:wp="http://schemas.openxmlformats.org/drawingml/2006/wordprocessingDrawing" xmlns:w10="urn:schemas-microsoft-com:office:word" xmlns:w="http://schemas.openxmlformats.org/wordprocessingml/2006/main" xmlns:w14="http://schemas.microsoft.com/office/word/2010/wordml" xmlns:w15="http://schemas.microsoft.com/office/word/2012/wordml" xmlns:w16cex="http://schemas.microsoft.com/office/word/2018/wordml/cex" xmlns:w16cid="http://schemas.microsoft.com/office/word/2016/wordml/cid" xmlns:w16="http://schemas.microsoft.com/office/word/2018/wordml" xmlns:w16du="http://schemas.microsoft.com/office/word/2023/wordml/word16du" xmlns:w16sdtdh="http://schemas.microsoft.com/office/word/2020/wordml/sdtdatahash" xmlns:w16se="http://schemas.microsoft.com/office/word/2015/wordml/symex" xmlns:wpg="http://schemas.microsoft.com/office/word/2010/wordprocessingGroup" xmlns:wpi="http://schemas.microsoft.com/office/word/2010/wordprocessingInk" xmlns:wne="http://schemas.microsoft.com/office/word/2006/wordml" xmlns:wps="http://schemas.microsoft.com/office/word/2010/wordprocessingShape" mc:Ignorable="w14 w15 w16se w16cid w16 w16cex w16sdtdh wp14">
+<w:numbering xmlns:wpc="http://schemas.microsoft.com/office/word/2010/wordprocessingCanvas" xmlns:cx="http://schemas.microsoft.com/office/drawing/2014/chartex" xmlns:cx1="http://schemas.microsoft.com/office/drawing/2015/9/8/chartex" xmlns:cx2="http://schemas.microsoft.com/office/drawing/2015/10/21/chartex" xmlns:cx3="http://schemas.microsoft.com/office/drawing/2016/5/9/chartex" xmlns:cx4="http://schemas.microsoft.com/office/drawing/2016/5/10/chartex" xmlns:cx5="http://schemas.microsoft.com/office/drawing/2016/5/11/chartex" xmlns:cx6="http://schemas.microsoft.com/office/drawing/2016/5/12/chartex" xmlns:cx7="http://schemas.microsoft.com/office/drawing/2016/5/13/chartex" xmlns:cx8="http://schemas.microsoft.com/office/drawing/2016/5/14/chartex" xmlns:mc="http://schemas.openxmlformats.org/markup-compatibility/2006" xmlns:aink="http://schemas.microsoft.com/office/drawing/2016/ink" xmlns:am3d="http://schemas.microsoft.com/office/drawing/2017/model3d" xmlns:o="urn:schemas-microsoft-com:office:office" xmlns:r="http://schemas.openxmlformats.org/officeDocument/2006/relationships" xmlns:m="http://schemas.openxmlformats.org/officeDocument/2006/math" xmlns:v="urn:schemas-microsoft-com:vml" xmlns:wp14="http://schemas.microsoft.com/office/word/2010/wordprocessingDrawing" xmlns:wp="http://schemas.openxmlformats.org/drawingml/2006/wordprocessingDrawing" xmlns:w10="urn:schemas-microsoft-com:office:word" xmlns:w="http://schemas.openxmlformats.org/wordprocessingml/2006/main" xmlns:w14="http://schemas.microsoft.com/office/word/2010/wordml" xmlns:w15="http://schemas.microsoft.com/office/word/2012/wordml" xmlns:w16cex="http://schemas.microsoft.com/office/word/2018/wordml/cex" xmlns:w16cid="http://schemas.microsoft.com/office/word/2016/wordml/cid" xmlns:w16="http://schemas.microsoft.com/office/word/2018/wordml" xmlns:w16sdtdh="http://schemas.microsoft.com/office/word/2020/wordml/sdtdatahash" xmlns:w16se="http://schemas.microsoft.com/office/word/2015/wordml/symex" xmlns:wpg="http://schemas.microsoft.com/office/word/2010/wordprocessingGroup" xmlns:wpi="http://schemas.microsoft.com/office/word/2010/wordprocessingInk" xmlns:wne="http://schemas.microsoft.com/office/word/2006/wordml" xmlns:wps="http://schemas.microsoft.com/office/word/2010/wordprocessingShape" mc:Ignorable="w14 w15 w16se w16cid w16 w16cex w16sdtdh wp14">
   <w:abstractNum w:abstractNumId="0" w15:restartNumberingAfterBreak="0">
     <w:nsid w:val="FFFFFF89"/>
     <w:multiLevelType w:val="singleLevel"/>
@@ -8160,112 +6936,112 @@
       </w:pPr>
     </w:lvl>
   </w:abstractNum>
-  <w:num w:numId="1" w16cid:durableId="1841851666">
+  <w:num w:numId="1">
     <w:abstractNumId w:val="22"/>
   </w:num>
-  <w:num w:numId="2" w16cid:durableId="124205906">
+  <w:num w:numId="2">
     <w:abstractNumId w:val="20"/>
   </w:num>
-  <w:num w:numId="3" w16cid:durableId="841968051">
+  <w:num w:numId="3">
     <w:abstractNumId w:val="23"/>
   </w:num>
-  <w:num w:numId="4" w16cid:durableId="1786462299">
+  <w:num w:numId="4">
     <w:abstractNumId w:val="10"/>
   </w:num>
-  <w:num w:numId="5" w16cid:durableId="519242602">
+  <w:num w:numId="5">
     <w:abstractNumId w:val="12"/>
   </w:num>
-  <w:num w:numId="6" w16cid:durableId="1695233673">
+  <w:num w:numId="6">
     <w:abstractNumId w:val="25"/>
   </w:num>
-  <w:num w:numId="7" w16cid:durableId="913853542">
+  <w:num w:numId="7">
     <w:abstractNumId w:val="17"/>
   </w:num>
-  <w:num w:numId="8" w16cid:durableId="1910771399">
+  <w:num w:numId="8">
     <w:abstractNumId w:val="15"/>
   </w:num>
-  <w:num w:numId="9" w16cid:durableId="942691393">
+  <w:num w:numId="9">
     <w:abstractNumId w:val="32"/>
   </w:num>
-  <w:num w:numId="10" w16cid:durableId="1013186656">
+  <w:num w:numId="10">
     <w:abstractNumId w:val="6"/>
   </w:num>
-  <w:num w:numId="11" w16cid:durableId="721557150">
+  <w:num w:numId="11">
     <w:abstractNumId w:val="26"/>
   </w:num>
-  <w:num w:numId="12" w16cid:durableId="172182769">
+  <w:num w:numId="12">
     <w:abstractNumId w:val="3"/>
   </w:num>
-  <w:num w:numId="13" w16cid:durableId="1147629156">
+  <w:num w:numId="13">
     <w:abstractNumId w:val="19"/>
   </w:num>
-  <w:num w:numId="14" w16cid:durableId="189613212">
+  <w:num w:numId="14">
     <w:abstractNumId w:val="21"/>
   </w:num>
-  <w:num w:numId="15" w16cid:durableId="988098106">
+  <w:num w:numId="15">
     <w:abstractNumId w:val="18"/>
   </w:num>
-  <w:num w:numId="16" w16cid:durableId="1288897638">
+  <w:num w:numId="16">
     <w:abstractNumId w:val="28"/>
   </w:num>
-  <w:num w:numId="17" w16cid:durableId="142546625">
+  <w:num w:numId="17">
     <w:abstractNumId w:val="5"/>
   </w:num>
-  <w:num w:numId="18" w16cid:durableId="1293948036">
+  <w:num w:numId="18">
     <w:abstractNumId w:val="16"/>
   </w:num>
-  <w:num w:numId="19" w16cid:durableId="1173834982">
+  <w:num w:numId="19">
     <w:abstractNumId w:val="24"/>
   </w:num>
-  <w:num w:numId="20" w16cid:durableId="2027831691">
+  <w:num w:numId="20">
     <w:abstractNumId w:val="4"/>
   </w:num>
-  <w:num w:numId="21" w16cid:durableId="314799758">
+  <w:num w:numId="21">
     <w:abstractNumId w:val="2"/>
   </w:num>
-  <w:num w:numId="22" w16cid:durableId="1354570293">
+  <w:num w:numId="22">
     <w:abstractNumId w:val="13"/>
   </w:num>
-  <w:num w:numId="23" w16cid:durableId="1424453302">
+  <w:num w:numId="23">
     <w:abstractNumId w:val="8"/>
   </w:num>
-  <w:num w:numId="24" w16cid:durableId="1028606080">
+  <w:num w:numId="24">
     <w:abstractNumId w:val="14"/>
   </w:num>
-  <w:num w:numId="25" w16cid:durableId="586159370">
+  <w:num w:numId="25">
     <w:abstractNumId w:val="27"/>
   </w:num>
-  <w:num w:numId="26" w16cid:durableId="950042391">
+  <w:num w:numId="26">
     <w:abstractNumId w:val="33"/>
   </w:num>
-  <w:num w:numId="27" w16cid:durableId="2092502089">
+  <w:num w:numId="27">
     <w:abstractNumId w:val="1"/>
   </w:num>
-  <w:num w:numId="28" w16cid:durableId="1157915356">
+  <w:num w:numId="28">
     <w:abstractNumId w:val="29"/>
   </w:num>
-  <w:num w:numId="29" w16cid:durableId="1086422014">
+  <w:num w:numId="29">
     <w:abstractNumId w:val="7"/>
   </w:num>
-  <w:num w:numId="30" w16cid:durableId="469830308">
+  <w:num w:numId="30">
     <w:abstractNumId w:val="31"/>
   </w:num>
-  <w:num w:numId="31" w16cid:durableId="605041396">
+  <w:num w:numId="31">
     <w:abstractNumId w:val="30"/>
   </w:num>
-  <w:num w:numId="32" w16cid:durableId="1214001998">
+  <w:num w:numId="32">
     <w:abstractNumId w:val="34"/>
   </w:num>
-  <w:num w:numId="33" w16cid:durableId="2066295224">
+  <w:num w:numId="33">
     <w:abstractNumId w:val="0"/>
   </w:num>
-  <w:num w:numId="34" w16cid:durableId="2004551286">
+  <w:num w:numId="34">
     <w:abstractNumId w:val="9"/>
   </w:num>
-  <w:num w:numId="35" w16cid:durableId="1297108179">
+  <w:num w:numId="35">
     <w:abstractNumId w:val="35"/>
   </w:num>
-  <w:num w:numId="36" w16cid:durableId="1958565432">
+  <w:num w:numId="36">
     <w:abstractNumId w:val="11"/>
   </w:num>
   <w:numIdMacAtCleanup w:val="7"/>
